--- a/docs/Kuja_Grant_v5.0_Business_Requirements.docx
+++ b/docs/Kuja_Grant_v5.0_Business_Requirements.docx
@@ -1095,6 +1095,32 @@
       <w:r>
         <w:rPr>
           <w:rFonts w:ascii="Calibri" w:hAnsi="Calibri"/>
+          <w:color w:val="333333"/>
+          <w:sz w:val="20"/>
+        </w:rPr>
+        <w:t xml:space="preserve">    5.1 System Architecture</w:t>
+      </w:r>
+    </w:p>
+    <w:p>
+      <w:pPr>
+        <w:spacing w:after="20" w:before="20"/>
+      </w:pPr>
+      <w:r>
+        <w:rPr>
+          <w:rFonts w:ascii="Calibri" w:hAnsi="Calibri"/>
+          <w:color w:val="333333"/>
+          <w:sz w:val="20"/>
+        </w:rPr>
+        <w:t xml:space="preserve">    5.2 Action-Driven Workspaces</w:t>
+      </w:r>
+    </w:p>
+    <w:p>
+      <w:pPr>
+        <w:spacing w:after="20" w:before="20"/>
+      </w:pPr>
+      <w:r>
+        <w:rPr>
+          <w:rFonts w:ascii="Calibri" w:hAnsi="Calibri"/>
           <w:b/>
           <w:color w:val="1B3A5C"/>
           <w:sz w:val="20"/>
@@ -1125,7 +1151,7 @@
           <w:color w:val="333333"/>
           <w:sz w:val="20"/>
         </w:rPr>
-        <w:t xml:space="preserve">    6.2 Grant Lifecycle Management</w:t>
+        <w:t xml:space="preserve">    6.2 Grant Lifecycle Management (two creation paths)</w:t>
       </w:r>
     </w:p>
     <w:p>
@@ -1164,7 +1190,7 @@
           <w:color w:val="333333"/>
           <w:sz w:val="20"/>
         </w:rPr>
-        <w:t xml:space="preserve">    6.5 Document Management and Analysis</w:t>
+        <w:t xml:space="preserve">    6.5 Document Management and Real-Time Analysis</w:t>
       </w:r>
     </w:p>
     <w:p>
@@ -1229,7 +1255,7 @@
           <w:color w:val="333333"/>
           <w:sz w:val="20"/>
         </w:rPr>
-        <w:t xml:space="preserve">    6.10 Compliance Health and Risk Management</w:t>
+        <w:t xml:space="preserve">    6.10 Compliance and Risk — Simplified for Both Sides</w:t>
       </w:r>
     </w:p>
     <w:p>
@@ -1239,6 +1265,48 @@
       <w:r>
         <w:rPr>
           <w:rFonts w:ascii="Calibri" w:hAnsi="Calibri"/>
+          <w:i/>
+          <w:color w:val="64748B"/>
+          <w:sz w:val="18"/>
+        </w:rPr>
+        <w:t xml:space="preserve">        6.10.1 For NGOs — AI as compliance co-pilot</w:t>
+      </w:r>
+    </w:p>
+    <w:p>
+      <w:pPr>
+        <w:spacing w:after="20" w:before="20"/>
+      </w:pPr>
+      <w:r>
+        <w:rPr>
+          <w:rFonts w:ascii="Calibri" w:hAnsi="Calibri"/>
+          <w:i/>
+          <w:color w:val="64748B"/>
+          <w:sz w:val="18"/>
+        </w:rPr>
+        <w:t xml:space="preserve">        6.10.2 For donors — pre-assessed, scored, monitored</w:t>
+      </w:r>
+    </w:p>
+    <w:p>
+      <w:pPr>
+        <w:spacing w:after="20" w:before="20"/>
+      </w:pPr>
+      <w:r>
+        <w:rPr>
+          <w:rFonts w:ascii="Calibri" w:hAnsi="Calibri"/>
+          <w:i/>
+          <w:color w:val="64748B"/>
+          <w:sz w:val="18"/>
+        </w:rPr>
+        <w:t xml:space="preserve">        6.10.3 Shared mechanics</w:t>
+      </w:r>
+    </w:p>
+    <w:p>
+      <w:pPr>
+        <w:spacing w:after="20" w:before="20"/>
+      </w:pPr>
+      <w:r>
+        <w:rPr>
+          <w:rFonts w:ascii="Calibri" w:hAnsi="Calibri"/>
           <w:color w:val="333333"/>
           <w:sz w:val="20"/>
         </w:rPr>
@@ -1295,6 +1363,19 @@
           <w:sz w:val="20"/>
         </w:rPr>
         <w:t xml:space="preserve">    6.15 Internationalisation and Localisation</w:t>
+      </w:r>
+    </w:p>
+    <w:p>
+      <w:pPr>
+        <w:spacing w:after="20" w:before="20"/>
+      </w:pPr>
+      <w:r>
+        <w:rPr>
+          <w:rFonts w:ascii="Calibri" w:hAnsi="Calibri"/>
+          <w:color w:val="333333"/>
+          <w:sz w:val="20"/>
+        </w:rPr>
+        <w:t xml:space="preserve">    6.16 Field Operations: Mobile and Offline Work</w:t>
       </w:r>
     </w:p>
     <w:p>
@@ -1373,7 +1454,7 @@
           <w:color w:val="333333"/>
           <w:sz w:val="20"/>
         </w:rPr>
-        <w:t xml:space="preserve">    7.5 Accessibility and Inclusivity</w:t>
+        <w:t xml:space="preserve">    7.5 Usability, Accessibility, and Inclusivity</w:t>
       </w:r>
     </w:p>
     <w:p>
@@ -1387,7 +1468,7 @@
           <w:color w:val="1B3A5C"/>
           <w:sz w:val="20"/>
         </w:rPr>
-        <w:t>8. Use Cases</w:t>
+        <w:t>8. Use Cases (UC-001 through UC-017)</w:t>
       </w:r>
     </w:p>
     <w:p>
@@ -2495,7 +2576,73 @@
           <w:rFonts w:ascii="Calibri" w:hAnsi="Calibri"/>
           <w:sz w:val="20"/>
         </w:rPr>
-        <w:t>Kuja is a single web-based platform with role-aware workspaces. NGOs, donors, reviewers, and administrators sign in through the same authentication surface and land on a dashboard tailored to their goals for the day.</w:t>
+        <w:t>Kuja is a single web-based platform with role-aware workspaces. NGOs, donors, reviewers, and administrators sign in through the same authentication surface and land on a dashboard tailored to their goals for the day. The platform is built around an explicit principle: every workspace is action-driven — users see what they need to do next, not just what data exists.</w:t>
+      </w:r>
+    </w:p>
+    <w:p>
+      <w:pPr>
+        <w:pStyle w:val="Heading2"/>
+      </w:pPr>
+      <w:r>
+        <w:rPr>
+          <w:rFonts w:ascii="Calibri" w:hAnsi="Calibri"/>
+          <w:color w:val="1B3A5C"/>
+          <w:sz w:val="26"/>
+        </w:rPr>
+        <w:t>5.1 System Architecture</w:t>
+      </w:r>
+    </w:p>
+    <w:p>
+      <w:pPr>
+        <w:jc w:val="center"/>
+      </w:pPr>
+      <w:r>
+        <w:drawing>
+          <wp:inline xmlns:a="http://schemas.openxmlformats.org/drawingml/2006/main" xmlns:pic="http://schemas.openxmlformats.org/drawingml/2006/picture">
+            <wp:extent cx="5943600" cy="3491422"/>
+            <wp:docPr id="1" name="Picture 1"/>
+            <wp:cNvGraphicFramePr>
+              <a:graphicFrameLocks noChangeAspect="1"/>
+            </wp:cNvGraphicFramePr>
+            <a:graphic>
+              <a:graphicData uri="http://schemas.openxmlformats.org/drawingml/2006/picture">
+                <pic:pic>
+                  <pic:nvPicPr>
+                    <pic:cNvPr id="0" name="01_system_overview.png"/>
+                    <pic:cNvPicPr/>
+                  </pic:nvPicPr>
+                  <pic:blipFill>
+                    <a:blip r:embed="rId9"/>
+                    <a:stretch>
+                      <a:fillRect/>
+                    </a:stretch>
+                  </pic:blipFill>
+                  <pic:spPr>
+                    <a:xfrm>
+                      <a:off x="0" y="0"/>
+                      <a:ext cx="5943600" cy="3491422"/>
+                    </a:xfrm>
+                    <a:prstGeom prst="rect"/>
+                  </pic:spPr>
+                </pic:pic>
+              </a:graphicData>
+            </a:graphic>
+          </wp:inline>
+        </w:drawing>
+      </w:r>
+    </w:p>
+    <w:p>
+      <w:pPr>
+        <w:jc w:val="center"/>
+      </w:pPr>
+      <w:r>
+        <w:rPr>
+          <w:rFonts w:ascii="Calibri" w:hAnsi="Calibri"/>
+          <w:i/>
+          <w:color w:val="64748B"/>
+          <w:sz w:val="17"/>
+        </w:rPr>
+        <w:t>Figure 1 — User roles, the Kuja platform's capability pillars, and the external services the platform integrates with.</w:t>
       </w:r>
     </w:p>
     <w:p>
@@ -2507,7 +2654,7 @@
           <w:rFonts w:ascii="Calibri" w:hAnsi="Calibri"/>
           <w:sz w:val="20"/>
         </w:rPr>
-        <w:t>The platform organises around six capability pillars:</w:t>
+        <w:t>The system shall be delivered as a single web platform with twelve logically separable capability pillars. Each pillar is reachable from any user's workspace where their role permits, and pillars interlock: an NGO's capacity passport informs an AI-co-authored application; that application's score becomes part of the donor's portfolio insights; the resulting grant's compliance health flows from the document analyses underneath the application — all from the same source of record.</w:t>
       </w:r>
     </w:p>
     <w:p>
@@ -2640,6 +2787,263 @@
           <w:sz w:val="20"/>
         </w:rPr>
         <w:t>Admin self-service for system health, AI cost forecasting, demo readiness scanning, flagship AI surface health monitoring, audit retention configuration, and failed-login analytics.</w:t>
+      </w:r>
+    </w:p>
+    <w:p>
+      <w:pPr>
+        <w:pStyle w:val="Heading2"/>
+      </w:pPr>
+      <w:r>
+        <w:rPr>
+          <w:rFonts w:ascii="Calibri" w:hAnsi="Calibri"/>
+          <w:color w:val="1B3A5C"/>
+          <w:sz w:val="26"/>
+        </w:rPr>
+        <w:t>5.2 Action-Driven Workspaces</w:t>
+      </w:r>
+    </w:p>
+    <w:p>
+      <w:pPr>
+        <w:spacing w:after="120"/>
+      </w:pPr>
+      <w:r>
+        <w:rPr>
+          <w:rFonts w:ascii="Calibri" w:hAnsi="Calibri"/>
+          <w:sz w:val="20"/>
+        </w:rPr>
+        <w:t>Every role's primary surface shall be a dashboard organised around what the user must do, not just what records the system holds. The system shall surface to-dos, deadlines, blockers, and opportunities the moment the user signs in — the dashboard answers the question "what should I do today?" before the user has to ask.</w:t>
+      </w:r>
+    </w:p>
+    <w:p>
+      <w:pPr>
+        <w:pStyle w:val="Heading3"/>
+      </w:pPr>
+      <w:r>
+        <w:rPr>
+          <w:rFonts w:ascii="Calibri" w:hAnsi="Calibri"/>
+          <w:color w:val="2C5F8A"/>
+          <w:sz w:val="22"/>
+        </w:rPr>
+        <w:t>NGO workspace — "This Week"</w:t>
+      </w:r>
+    </w:p>
+    <w:p>
+      <w:pPr>
+        <w:spacing w:after="120"/>
+      </w:pPr>
+      <w:r>
+        <w:rPr>
+          <w:rFonts w:ascii="Calibri" w:hAnsi="Calibri"/>
+          <w:sz w:val="20"/>
+        </w:rPr>
+        <w:t>An NGO's home shall present a single "This Week" surface that consolidates every obligation, opportunity, and decision the user owes attention to. The system shall not require the NGO to navigate across separate screens to discover what is due.</w:t>
+      </w:r>
+    </w:p>
+    <w:p>
+      <w:pPr>
+        <w:pStyle w:val="ListBullet"/>
+        <w:spacing w:after="40"/>
+        <w:ind w:left="720"/>
+      </w:pPr>
+      <w:r>
+        <w:rPr>
+          <w:rFonts w:ascii="Calibri" w:hAnsi="Calibri"/>
+          <w:b/>
+          <w:sz w:val="20"/>
+        </w:rPr>
+        <w:t xml:space="preserve">Upcoming reports due. </w:t>
+      </w:r>
+      <w:r>
+        <w:rPr>
+          <w:rFonts w:ascii="Calibri" w:hAnsi="Calibri"/>
+          <w:sz w:val="20"/>
+        </w:rPr>
+        <w:t>Every progress report due within the next four weeks, in date order, with the report draft state and an indication of which ones have AI-prepared draft narratives waiting.</w:t>
+      </w:r>
+    </w:p>
+    <w:p>
+      <w:pPr>
+        <w:pStyle w:val="ListBullet"/>
+        <w:spacing w:after="40"/>
+        <w:ind w:left="720"/>
+      </w:pPr>
+      <w:r>
+        <w:rPr>
+          <w:rFonts w:ascii="Calibri" w:hAnsi="Calibri"/>
+          <w:b/>
+          <w:sz w:val="20"/>
+        </w:rPr>
+        <w:t xml:space="preserve">Applications in progress. </w:t>
+      </w:r>
+      <w:r>
+        <w:rPr>
+          <w:rFonts w:ascii="Calibri" w:hAnsi="Calibri"/>
+          <w:sz w:val="20"/>
+        </w:rPr>
+        <w:t>Draft applications grouped by deadline urgency, each with the next action the system recommends (complete section X, upload document Y, address pre-flight finding Z).</w:t>
+      </w:r>
+    </w:p>
+    <w:p>
+      <w:pPr>
+        <w:pStyle w:val="ListBullet"/>
+        <w:spacing w:after="40"/>
+        <w:ind w:left="720"/>
+      </w:pPr>
+      <w:r>
+        <w:rPr>
+          <w:rFonts w:ascii="Calibri" w:hAnsi="Calibri"/>
+          <w:b/>
+          <w:sz w:val="20"/>
+        </w:rPr>
+        <w:t xml:space="preserve">Grants matched but not started. </w:t>
+      </w:r>
+      <w:r>
+        <w:rPr>
+          <w:rFonts w:ascii="Calibri" w:hAnsi="Calibri"/>
+          <w:sz w:val="20"/>
+        </w:rPr>
+        <w:t>Newly published grants where the NGO's match score exceeds the threshold, surfaced with top strength and top blocker so the NGO can decide quickly whether to invest the effort.</w:t>
+      </w:r>
+    </w:p>
+    <w:p>
+      <w:pPr>
+        <w:pStyle w:val="ListBullet"/>
+        <w:spacing w:after="40"/>
+        <w:ind w:left="720"/>
+      </w:pPr>
+      <w:r>
+        <w:rPr>
+          <w:rFonts w:ascii="Calibri" w:hAnsi="Calibri"/>
+          <w:b/>
+          <w:sz w:val="20"/>
+        </w:rPr>
+        <w:t xml:space="preserve">Compliance to-dos. </w:t>
+      </w:r>
+      <w:r>
+        <w:rPr>
+          <w:rFonts w:ascii="Calibri" w:hAnsi="Calibri"/>
+          <w:sz w:val="20"/>
+        </w:rPr>
+        <w:t>Open clarifications, donor revision requests, risks awaiting response, and capacity passport gaps that, if closed, would improve the NGO's match scoring.</w:t>
+      </w:r>
+    </w:p>
+    <w:p>
+      <w:pPr>
+        <w:pStyle w:val="ListBullet"/>
+        <w:spacing w:after="40"/>
+        <w:ind w:left="720"/>
+      </w:pPr>
+      <w:r>
+        <w:rPr>
+          <w:rFonts w:ascii="Calibri" w:hAnsi="Calibri"/>
+          <w:b/>
+          <w:sz w:val="20"/>
+        </w:rPr>
+        <w:t xml:space="preserve">Recent feedback. </w:t>
+      </w:r>
+      <w:r>
+        <w:rPr>
+          <w:rFonts w:ascii="Calibri" w:hAnsi="Calibri"/>
+          <w:sz w:val="20"/>
+        </w:rPr>
+        <w:t>Donor feedback on accepted or revised reports, with AI-translated summaries of what each donor would like to see differently.</w:t>
+      </w:r>
+    </w:p>
+    <w:p>
+      <w:pPr>
+        <w:pStyle w:val="ListBullet"/>
+        <w:spacing w:after="40"/>
+        <w:ind w:left="720"/>
+      </w:pPr>
+      <w:r>
+        <w:rPr>
+          <w:rFonts w:ascii="Calibri" w:hAnsi="Calibri"/>
+          <w:b/>
+          <w:sz w:val="20"/>
+        </w:rPr>
+        <w:t xml:space="preserve">Capacity passport status. </w:t>
+      </w:r>
+      <w:r>
+        <w:rPr>
+          <w:rFonts w:ascii="Calibri" w:hAnsi="Calibri"/>
+          <w:sz w:val="20"/>
+        </w:rPr>
+        <w:t>Completion percentage across the embedded frameworks so the NGO knows how application-ready the organisation is.</w:t>
+      </w:r>
+    </w:p>
+    <w:p>
+      <w:pPr>
+        <w:pStyle w:val="Heading3"/>
+      </w:pPr>
+      <w:r>
+        <w:rPr>
+          <w:rFonts w:ascii="Calibri" w:hAnsi="Calibri"/>
+          <w:color w:val="2C5F8A"/>
+          <w:sz w:val="22"/>
+        </w:rPr>
+        <w:t>Donor workspace</w:t>
+      </w:r>
+    </w:p>
+    <w:p>
+      <w:pPr>
+        <w:spacing w:after="120"/>
+      </w:pPr>
+      <w:r>
+        <w:rPr>
+          <w:rFonts w:ascii="Calibri" w:hAnsi="Calibri"/>
+          <w:sz w:val="20"/>
+        </w:rPr>
+        <w:t>A donor's home shall present a portfolio-level command centre: applications awaiting decision, grants with overdue reports, compliance health bands across the portfolio, slips-in-N-days warnings, risks awaiting donor response, and recent applicant activity. The system shall also surface a single AI-generated portfolio insights panel with a headline, anomalies, and the next decisions the donor owes.</w:t>
+      </w:r>
+    </w:p>
+    <w:p>
+      <w:pPr>
+        <w:pStyle w:val="Heading3"/>
+      </w:pPr>
+      <w:r>
+        <w:rPr>
+          <w:rFonts w:ascii="Calibri" w:hAnsi="Calibri"/>
+          <w:color w:val="2C5F8A"/>
+          <w:sz w:val="22"/>
+        </w:rPr>
+        <w:t>Reviewer workspace</w:t>
+      </w:r>
+    </w:p>
+    <w:p>
+      <w:pPr>
+        <w:spacing w:after="120"/>
+      </w:pPr>
+      <w:r>
+        <w:rPr>
+          <w:rFonts w:ascii="Calibri" w:hAnsi="Calibri"/>
+          <w:sz w:val="20"/>
+        </w:rPr>
+        <w:t>A reviewer's home shall present an action queue of applications assigned, scored, awaiting their second pass, and (where the donor has enabled it) comparable applications they have not yet rated. Every row shall surface whether an AI summary has been produced and whether the reviewer has cited evidence per criterion.</w:t>
+      </w:r>
+    </w:p>
+    <w:p>
+      <w:pPr>
+        <w:pStyle w:val="Heading3"/>
+      </w:pPr>
+      <w:r>
+        <w:rPr>
+          <w:rFonts w:ascii="Calibri" w:hAnsi="Calibri"/>
+          <w:color w:val="2C5F8A"/>
+          <w:sz w:val="22"/>
+        </w:rPr>
+        <w:t>Administrator workspace</w:t>
+      </w:r>
+    </w:p>
+    <w:p>
+      <w:pPr>
+        <w:spacing w:after="120"/>
+      </w:pPr>
+      <w:r>
+        <w:rPr>
+          <w:rFonts w:ascii="Calibri" w:hAnsi="Calibri"/>
+          <w:sz w:val="20"/>
+        </w:rPr>
+        <w:t>An administrator's home shall present an operations command centre: system health, AI cost projection vs. budget, AI surface health (the daily probe of every flagship AI surface), demo readiness findings, stuck document extractions, organisations pending verification, and failed-login analytics.</w:t>
       </w:r>
     </w:p>
     <w:p>
@@ -2996,7 +3400,7 @@
                 <w:rFonts w:ascii="Calibri" w:hAnsi="Calibri"/>
                 <w:sz w:val="20"/>
               </w:rPr>
-              <w:t>David, a programme director at a donor foundation, wants to publish a new $2 million health-systems grant. He types a two-line brief into the system. The system drafts the full grant — eligibility criteria, evaluation rubric with weighted criteria, required evidence, recommended reporting cadence, and a realistic deadline. David refines a few criteria, runs a burden check (which warns him that one document requirement is unrealistic for small NGOs and suggests an alternative), and publishes.</w:t>
+              <w:t>David, a programme director at a donor foundation, wants to publish a new $2 million health-systems grant. He has two equally fast paths: type a two-line brief and let the system draft the full grant, or upload the existing brief document his team has drafted in Word and let the system extract it into the wizard. Either way he lands in the same editable six-step wizard with everything prefilled. He refines a few criteria, runs the burden check (which warns him that one document requirement is unrealistic for small NGOs and proposes an alternative), and publishes.</w:t>
             </w:r>
           </w:p>
         </w:tc>
@@ -3004,6 +3408,71 @@
     </w:tbl>
     <w:p>
       <w:pPr>
+        <w:spacing w:after="120"/>
+      </w:pPr>
+      <w:r>
+        <w:rPr>
+          <w:rFonts w:ascii="Calibri" w:hAnsi="Calibri"/>
+          <w:sz w:val="20"/>
+        </w:rPr>
+        <w:t>Grant creation shall be a wizard-driven experience with two equally supported entry points so donors are never blocked on "start from scratch" friction. Both entry points land the donor in the same six-step wizard, prefilled by AI; the donor refines and publishes.</w:t>
+      </w:r>
+    </w:p>
+    <w:p>
+      <w:pPr>
+        <w:jc w:val="center"/>
+      </w:pPr>
+      <w:r>
+        <w:drawing>
+          <wp:inline xmlns:a="http://schemas.openxmlformats.org/drawingml/2006/main" xmlns:pic="http://schemas.openxmlformats.org/drawingml/2006/picture">
+            <wp:extent cx="5943600" cy="2564013"/>
+            <wp:docPr id="2" name="Picture 2"/>
+            <wp:cNvGraphicFramePr>
+              <a:graphicFrameLocks noChangeAspect="1"/>
+            </wp:cNvGraphicFramePr>
+            <a:graphic>
+              <a:graphicData uri="http://schemas.openxmlformats.org/drawingml/2006/picture">
+                <pic:pic>
+                  <pic:nvPicPr>
+                    <pic:cNvPr id="0" name="06_two_grant_paths.png"/>
+                    <pic:cNvPicPr/>
+                  </pic:nvPicPr>
+                  <pic:blipFill>
+                    <a:blip r:embed="rId10"/>
+                    <a:stretch>
+                      <a:fillRect/>
+                    </a:stretch>
+                  </pic:blipFill>
+                  <pic:spPr>
+                    <a:xfrm>
+                      <a:off x="0" y="0"/>
+                      <a:ext cx="5943600" cy="2564013"/>
+                    </a:xfrm>
+                    <a:prstGeom prst="rect"/>
+                  </pic:spPr>
+                </pic:pic>
+              </a:graphicData>
+            </a:graphic>
+          </wp:inline>
+        </w:drawing>
+      </w:r>
+    </w:p>
+    <w:p>
+      <w:pPr>
+        <w:jc w:val="center"/>
+      </w:pPr>
+      <w:r>
+        <w:rPr>
+          <w:rFonts w:ascii="Calibri" w:hAnsi="Calibri"/>
+          <w:i/>
+          <w:color w:val="64748B"/>
+          <w:sz w:val="17"/>
+        </w:rPr>
+        <w:t>Figure 2 — Two paths to start a grant. Both deposit the donor into the same editable wizard with AI prefill.</w:t>
+      </w:r>
+    </w:p>
+    <w:p>
+      <w:pPr>
         <w:spacing w:after="60"/>
         <w:ind w:left="576" w:hanging="576"/>
       </w:pPr>
@@ -3083,7 +3552,7 @@
           <w:rFonts w:ascii="Calibri" w:hAnsi="Calibri"/>
           <w:sz w:val="20"/>
         </w:rPr>
-        <w:t>track each grant through a documented lifecycle of draft, open, review, closed, and awarded, with state transitions audited.</w:t>
+        <w:t>offer two entry points into the wizard: (a) provide a short donor prompt and let the system draft a complete grant scaffold, or (b) upload an existing grant brief in PDF, DOCX, or plain text and let the system extract its content into the wizard.</w:t>
       </w:r>
     </w:p>
     <w:p>
@@ -3111,7 +3580,7 @@
           <w:rFonts w:ascii="Calibri" w:hAnsi="Calibri"/>
           <w:sz w:val="20"/>
         </w:rPr>
-        <w:t>allow donors to update grants prior to publication and to amend reporting requirements post-award where contractually permitted.</w:t>
+        <w:t>allow the donor to modify, add to, or remove anything the AI prefilled at any step of the wizard before publishing, treating AI output as a starting point rather than a final answer.</w:t>
       </w:r>
     </w:p>
     <w:p>
@@ -3139,7 +3608,7 @@
           <w:rFonts w:ascii="Calibri" w:hAnsi="Calibri"/>
           <w:sz w:val="20"/>
         </w:rPr>
-        <w:t>support live drafting visibility, so donors can see how many NGOs are actively preparing applications without identifying the NGOs themselves.</w:t>
+        <w:t>track each grant through a documented lifecycle of draft, open, review, closed, and awarded, with state transitions audited.</w:t>
       </w:r>
     </w:p>
     <w:p>
@@ -3154,6 +3623,62 @@
           <w:sz w:val="20"/>
         </w:rPr>
         <w:t xml:space="preserve">6.  </w:t>
+      </w:r>
+      <w:r>
+        <w:rPr>
+          <w:rFonts w:ascii="Calibri" w:hAnsi="Calibri"/>
+          <w:sz w:val="20"/>
+        </w:rPr>
+        <w:t xml:space="preserve">The system shall </w:t>
+      </w:r>
+      <w:r>
+        <w:rPr>
+          <w:rFonts w:ascii="Calibri" w:hAnsi="Calibri"/>
+          <w:sz w:val="20"/>
+        </w:rPr>
+        <w:t>allow donors to update grants prior to publication and to amend reporting requirements post-award where contractually permitted.</w:t>
+      </w:r>
+    </w:p>
+    <w:p>
+      <w:pPr>
+        <w:spacing w:after="60"/>
+        <w:ind w:left="576" w:hanging="576"/>
+      </w:pPr>
+      <w:r>
+        <w:rPr>
+          <w:rFonts w:ascii="Calibri" w:hAnsi="Calibri"/>
+          <w:b/>
+          <w:sz w:val="20"/>
+        </w:rPr>
+        <w:t xml:space="preserve">7.  </w:t>
+      </w:r>
+      <w:r>
+        <w:rPr>
+          <w:rFonts w:ascii="Calibri" w:hAnsi="Calibri"/>
+          <w:sz w:val="20"/>
+        </w:rPr>
+        <w:t xml:space="preserve">The system shall </w:t>
+      </w:r>
+      <w:r>
+        <w:rPr>
+          <w:rFonts w:ascii="Calibri" w:hAnsi="Calibri"/>
+          <w:sz w:val="20"/>
+        </w:rPr>
+        <w:t>support live drafting visibility, so donors can see how many NGOs are actively preparing applications without identifying the NGOs themselves.</w:t>
+      </w:r>
+    </w:p>
+    <w:p>
+      <w:pPr>
+        <w:spacing w:after="60"/>
+        <w:ind w:left="576" w:hanging="576"/>
+      </w:pPr>
+      <w:r>
+        <w:rPr>
+          <w:rFonts w:ascii="Calibri" w:hAnsi="Calibri"/>
+          <w:b/>
+          <w:sz w:val="20"/>
+        </w:rPr>
+        <w:t xml:space="preserve">8.  </w:t>
       </w:r>
       <w:r>
         <w:rPr>
@@ -3195,14 +3720,14 @@
           <w:b/>
           <w:sz w:val="20"/>
         </w:rPr>
-        <w:t xml:space="preserve">Grant brief generation. </w:t>
-      </w:r>
-      <w:r>
-        <w:rPr>
-          <w:rFonts w:ascii="Calibri" w:hAnsi="Calibri"/>
-          <w:sz w:val="20"/>
-        </w:rPr>
-        <w:t>The system shall draft a complete grant scaffold — title, description, criteria with weights, eligibility, document requirements, reporting cadence — from a short donor prompt, producing an editable starting point in seconds.</w:t>
+        <w:t xml:space="preserve">Path A — Grant brief generation from prompt. </w:t>
+      </w:r>
+      <w:r>
+        <w:rPr>
+          <w:rFonts w:ascii="Calibri" w:hAnsi="Calibri"/>
+          <w:sz w:val="20"/>
+        </w:rPr>
+        <w:t>The system shall draft a complete grant scaffold — title, description, criteria with weights, eligibility, document requirements, reporting cadence, recommended deadline — from a short donor prompt, producing an editable starting point in seconds. Every field shall be modifiable in the wizard.</w:t>
       </w:r>
     </w:p>
     <w:p>
@@ -3217,14 +3742,14 @@
           <w:b/>
           <w:sz w:val="20"/>
         </w:rPr>
-        <w:t xml:space="preserve">Applicant burden critique. </w:t>
-      </w:r>
-      <w:r>
-        <w:rPr>
-          <w:rFonts w:ascii="Calibri" w:hAnsi="Calibri"/>
-          <w:sz w:val="20"/>
-        </w:rPr>
-        <w:t>Before publishing, the system shall analyse the grant for applicant burden, identifying vague criteria any answer could satisfy, criteria asking for evidence small NGOs cannot realistically produce, and document requirements likely to depress submission quality. It shall propose specific, less burdensome alternatives.</w:t>
+        <w:t xml:space="preserve">Path B — Grant import from uploaded document. </w:t>
+      </w:r>
+      <w:r>
+        <w:rPr>
+          <w:rFonts w:ascii="Calibri" w:hAnsi="Calibri"/>
+          <w:sz w:val="20"/>
+        </w:rPr>
+        <w:t>The system shall extract the structured content of an existing grant brief uploaded as PDF, DOCX, or plain text, mapping the extracted content into the wizard's six steps. The donor reviews each step, refines, adds, or removes content, and publishes. Where the source document is scanned or image-only, the system shall fall back to vision-based extraction rather than rejecting the upload.</w:t>
       </w:r>
     </w:p>
     <w:p>
@@ -3239,6 +3764,28 @@
           <w:b/>
           <w:sz w:val="20"/>
         </w:rPr>
+        <w:t xml:space="preserve">Applicant burden critique. </w:t>
+      </w:r>
+      <w:r>
+        <w:rPr>
+          <w:rFonts w:ascii="Calibri" w:hAnsi="Calibri"/>
+          <w:sz w:val="20"/>
+        </w:rPr>
+        <w:t>Before publishing, the system shall analyse the grant for applicant burden, identifying vague criteria any answer could satisfy, criteria asking for evidence small NGOs cannot realistically produce, and document requirements likely to depress submission quality. It shall propose specific, less burdensome alternatives.</w:t>
+      </w:r>
+    </w:p>
+    <w:p>
+      <w:pPr>
+        <w:pStyle w:val="ListBullet"/>
+        <w:spacing w:after="40"/>
+        <w:ind w:left="720"/>
+      </w:pPr>
+      <w:r>
+        <w:rPr>
+          <w:rFonts w:ascii="Calibri" w:hAnsi="Calibri"/>
+          <w:b/>
+          <w:sz w:val="20"/>
+        </w:rPr>
         <w:t xml:space="preserve">Median-NGO preview. </w:t>
       </w:r>
       <w:r>
@@ -3247,6 +3794,93 @@
           <w:sz w:val="20"/>
         </w:rPr>
         <w:t>The system shall predict what the median qualifying NGO will submit against each criterion and rate how well the criterion will discriminate strong from weak applicants, allowing donors to tighten the rubric before opening submissions.</w:t>
+      </w:r>
+    </w:p>
+    <w:p>
+      <w:pPr>
+        <w:pStyle w:val="ListBullet"/>
+        <w:spacing w:after="40"/>
+        <w:ind w:left="720"/>
+      </w:pPr>
+      <w:r>
+        <w:rPr>
+          <w:rFonts w:ascii="Calibri" w:hAnsi="Calibri"/>
+          <w:b/>
+          <w:sz w:val="20"/>
+        </w:rPr>
+        <w:t xml:space="preserve">Reporting requirements auto-population. </w:t>
+      </w:r>
+      <w:r>
+        <w:rPr>
+          <w:rFonts w:ascii="Calibri" w:hAnsi="Calibri"/>
+          <w:sz w:val="20"/>
+        </w:rPr>
+        <w:t>Where the donor uploads a draft grant agreement (rather than a shorter brief), the system shall extract the reporting cadence, indicator definitions, narrative section template, and budget reporting format from the document and use them to populate the grant's reporting configuration.</w:t>
+      </w:r>
+    </w:p>
+    <w:p>
+      <w:pPr>
+        <w:spacing w:after="120"/>
+      </w:pPr>
+      <w:r>
+        <w:rPr>
+          <w:rFonts w:ascii="Calibri" w:hAnsi="Calibri"/>
+          <w:sz w:val="20"/>
+        </w:rPr>
+        <w:t>After the grant is published, the system shall surface it through the match engine to NGOs whose capacity passport, sector, geography, and track record align — the same end-to-end lifecycle illustrated below.</w:t>
+      </w:r>
+    </w:p>
+    <w:p>
+      <w:pPr>
+        <w:jc w:val="center"/>
+      </w:pPr>
+      <w:r>
+        <w:drawing>
+          <wp:inline xmlns:a="http://schemas.openxmlformats.org/drawingml/2006/main" xmlns:pic="http://schemas.openxmlformats.org/drawingml/2006/picture">
+            <wp:extent cx="5943600" cy="2779499"/>
+            <wp:docPr id="3" name="Picture 3"/>
+            <wp:cNvGraphicFramePr>
+              <a:graphicFrameLocks noChangeAspect="1"/>
+            </wp:cNvGraphicFramePr>
+            <a:graphic>
+              <a:graphicData uri="http://schemas.openxmlformats.org/drawingml/2006/picture">
+                <pic:pic>
+                  <pic:nvPicPr>
+                    <pic:cNvPr id="0" name="02_grant_lifecycle.png"/>
+                    <pic:cNvPicPr/>
+                  </pic:nvPicPr>
+                  <pic:blipFill>
+                    <a:blip r:embed="rId11"/>
+                    <a:stretch>
+                      <a:fillRect/>
+                    </a:stretch>
+                  </pic:blipFill>
+                  <pic:spPr>
+                    <a:xfrm>
+                      <a:off x="0" y="0"/>
+                      <a:ext cx="5943600" cy="2779499"/>
+                    </a:xfrm>
+                    <a:prstGeom prst="rect"/>
+                  </pic:spPr>
+                </pic:pic>
+              </a:graphicData>
+            </a:graphic>
+          </wp:inline>
+        </w:drawing>
+      </w:r>
+    </w:p>
+    <w:p>
+      <w:pPr>
+        <w:jc w:val="center"/>
+      </w:pPr>
+      <w:r>
+        <w:rPr>
+          <w:rFonts w:ascii="Calibri" w:hAnsi="Calibri"/>
+          <w:i/>
+          <w:color w:val="64748B"/>
+          <w:sz w:val="17"/>
+        </w:rPr>
+        <w:t>Figure 3 — The complete grant lifecycle from publication through compliance monitoring, with AI assistance (clay) and compliance checkpoints (sky) at every stage.</w:t>
       </w:r>
     </w:p>
     <w:p>
@@ -4055,6 +4689,60 @@
         <w:t>When a donor defines a custom framework, the system shall propose a complete question bank, weights, evidence requirements, and scoring rubric derived from the grant's focus area, which the donor then refines.</w:t>
       </w:r>
     </w:p>
+    <w:p/>
+    <w:p>
+      <w:pPr>
+        <w:jc w:val="center"/>
+      </w:pPr>
+      <w:r>
+        <w:drawing>
+          <wp:inline xmlns:a="http://schemas.openxmlformats.org/drawingml/2006/main" xmlns:pic="http://schemas.openxmlformats.org/drawingml/2006/picture">
+            <wp:extent cx="5943600" cy="2810678"/>
+            <wp:docPr id="4" name="Picture 4"/>
+            <wp:cNvGraphicFramePr>
+              <a:graphicFrameLocks noChangeAspect="1"/>
+            </wp:cNvGraphicFramePr>
+            <a:graphic>
+              <a:graphicData uri="http://schemas.openxmlformats.org/drawingml/2006/picture">
+                <pic:pic>
+                  <pic:nvPicPr>
+                    <pic:cNvPr id="0" name="04_capacity_passporting.png"/>
+                    <pic:cNvPicPr/>
+                  </pic:nvPicPr>
+                  <pic:blipFill>
+                    <a:blip r:embed="rId12"/>
+                    <a:stretch>
+                      <a:fillRect/>
+                    </a:stretch>
+                  </pic:blipFill>
+                  <pic:spPr>
+                    <a:xfrm>
+                      <a:off x="0" y="0"/>
+                      <a:ext cx="5943600" cy="2810678"/>
+                    </a:xfrm>
+                    <a:prstGeom prst="rect"/>
+                  </pic:spPr>
+                </pic:pic>
+              </a:graphicData>
+            </a:graphic>
+          </wp:inline>
+        </w:drawing>
+      </w:r>
+    </w:p>
+    <w:p>
+      <w:pPr>
+        <w:jc w:val="center"/>
+      </w:pPr>
+      <w:r>
+        <w:rPr>
+          <w:rFonts w:ascii="Calibri" w:hAnsi="Calibri"/>
+          <w:i/>
+          <w:color w:val="64748B"/>
+          <w:sz w:val="17"/>
+        </w:rPr>
+        <w:t>Figure 5 — Capacity assessment passporting. The NGO completes the work once; the system carries it forward across every donor's framework with traceable provenance.</w:t>
+      </w:r>
+    </w:p>
     <w:p>
       <w:pPr>
         <w:pStyle w:val="Heading2"/>
@@ -4065,7 +4753,7 @@
           <w:color w:val="1B3A5C"/>
           <w:sz w:val="26"/>
         </w:rPr>
-        <w:t>6.5 Document Management and Analysis</w:t>
+        <w:t>6.5 Document Management and Real-Time Analysis</w:t>
       </w:r>
     </w:p>
     <w:tbl>
@@ -4102,7 +4790,7 @@
                 <w:rFonts w:ascii="Calibri" w:hAnsi="Calibri"/>
                 <w:sz w:val="20"/>
               </w:rPr>
-              <w:t>Peter uploads his organisation's audited financial statements as part of a grant application. The system extracts the text, analyses it against the donor's stated requirements (most recent two years, auditor signature, breakdown of grants received), scores the document at 92 percent on completeness, and notes that the auditor signature appears on page 4 and the prior-year comparable is included. The reviewer later sees these findings as structured evidence on the application detail view.</w:t>
+              <w:t>Peter is applying to a maternal-health grant and uploads his organisation's audited financial statements. Before the upload even completes, the system tells him what it's looking for: two years of audited data with auditor signature and a breakdown of grants received. As soon as extraction finishes, the dashboard shows a score of 78 percent — the auditor signature is on page 4 and the prior-year comparable is included, but the donor asked for three years and Peter only has two. The system suggests either uploading the missing year or, if unavailable, attaching a clarification note explaining why. Peter chooses the clarification path, types two sentences, and his score rises to 92 percent — all without leaving the page.</w:t>
             </w:r>
           </w:p>
         </w:tc>
@@ -4110,6 +4798,422 @@
     </w:tbl>
     <w:p>
       <w:pPr>
+        <w:pStyle w:val="Heading3"/>
+      </w:pPr>
+      <w:r>
+        <w:rPr>
+          <w:rFonts w:ascii="Calibri" w:hAnsi="Calibri"/>
+          <w:color w:val="2C5F8A"/>
+          <w:sz w:val="22"/>
+        </w:rPr>
+        <w:t>Supported file types</w:t>
+      </w:r>
+    </w:p>
+    <w:p>
+      <w:pPr>
+        <w:spacing w:after="120"/>
+      </w:pPr>
+      <w:r>
+        <w:rPr>
+          <w:rFonts w:ascii="Calibri" w:hAnsi="Calibri"/>
+          <w:sz w:val="20"/>
+        </w:rPr>
+        <w:t>The system shall accept the document formats real NGOs actually produce in the field — including the messy ones. Every supported format shall receive equivalent AI analysis; no format is second-class.</w:t>
+      </w:r>
+    </w:p>
+    <w:tbl>
+      <w:tblPr>
+        <w:tblStyle w:val="TableGrid"/>
+        <w:tblW w:type="auto" w:w="0"/>
+        <w:jc w:val="center"/>
+        <w:tblLook w:firstColumn="1" w:firstRow="1" w:lastColumn="0" w:lastRow="0" w:noHBand="0" w:noVBand="1" w:val="04A0"/>
+      </w:tblPr>
+      <w:tblGrid>
+        <w:gridCol w:w="3173"/>
+        <w:gridCol w:w="3173"/>
+        <w:gridCol w:w="3173"/>
+      </w:tblGrid>
+      <w:tr>
+        <w:tc>
+          <w:tcPr>
+            <w:tcW w:type="dxa" w:w="2016"/>
+            <w:shd w:fill="1B3A5C"/>
+          </w:tcPr>
+          <w:p>
+            <w:pPr>
+              <w:jc w:val="left"/>
+            </w:pPr>
+            <w:r/>
+            <w:r>
+              <w:rPr>
+                <w:rFonts w:ascii="Calibri" w:hAnsi="Calibri"/>
+                <w:b/>
+                <w:color w:val="FFFFFF"/>
+                <w:sz w:val="18"/>
+              </w:rPr>
+              <w:t>Format</w:t>
+            </w:r>
+          </w:p>
+        </w:tc>
+        <w:tc>
+          <w:tcPr>
+            <w:tcW w:type="dxa" w:w="3600"/>
+            <w:shd w:fill="1B3A5C"/>
+          </w:tcPr>
+          <w:p>
+            <w:pPr>
+              <w:jc w:val="left"/>
+            </w:pPr>
+            <w:r/>
+            <w:r>
+              <w:rPr>
+                <w:rFonts w:ascii="Calibri" w:hAnsi="Calibri"/>
+                <w:b/>
+                <w:color w:val="FFFFFF"/>
+                <w:sz w:val="18"/>
+              </w:rPr>
+              <w:t>Use</w:t>
+            </w:r>
+          </w:p>
+        </w:tc>
+        <w:tc>
+          <w:tcPr>
+            <w:tcW w:type="dxa" w:w="3600"/>
+            <w:shd w:fill="1B3A5C"/>
+          </w:tcPr>
+          <w:p>
+            <w:pPr>
+              <w:jc w:val="left"/>
+            </w:pPr>
+            <w:r/>
+            <w:r>
+              <w:rPr>
+                <w:rFonts w:ascii="Calibri" w:hAnsi="Calibri"/>
+                <w:b/>
+                <w:color w:val="FFFFFF"/>
+                <w:sz w:val="18"/>
+              </w:rPr>
+              <w:t>Extraction</w:t>
+            </w:r>
+          </w:p>
+        </w:tc>
+      </w:tr>
+      <w:tr>
+        <w:tc>
+          <w:tcPr>
+            <w:tcW w:type="dxa" w:w="2016"/>
+            <w:shd w:fill="F2F6FA"/>
+          </w:tcPr>
+          <w:p>
+            <w:r/>
+            <w:r>
+              <w:rPr>
+                <w:rFonts w:ascii="Calibri" w:hAnsi="Calibri"/>
+                <w:sz w:val="18"/>
+              </w:rPr>
+              <w:t>PDF (text)</w:t>
+            </w:r>
+          </w:p>
+        </w:tc>
+        <w:tc>
+          <w:tcPr>
+            <w:tcW w:type="dxa" w:w="3600"/>
+            <w:shd w:fill="F2F6FA"/>
+          </w:tcPr>
+          <w:p>
+            <w:r/>
+            <w:r>
+              <w:rPr>
+                <w:rFonts w:ascii="Calibri" w:hAnsi="Calibri"/>
+                <w:sz w:val="18"/>
+              </w:rPr>
+              <w:t>Audited financials, formal reports, signed agreements</w:t>
+            </w:r>
+          </w:p>
+        </w:tc>
+        <w:tc>
+          <w:tcPr>
+            <w:tcW w:type="dxa" w:w="3600"/>
+            <w:shd w:fill="F2F6FA"/>
+          </w:tcPr>
+          <w:p>
+            <w:r/>
+            <w:r>
+              <w:rPr>
+                <w:rFonts w:ascii="Calibri" w:hAnsi="Calibri"/>
+                <w:sz w:val="18"/>
+              </w:rPr>
+              <w:t>Direct text extraction with structure preservation</w:t>
+            </w:r>
+          </w:p>
+        </w:tc>
+      </w:tr>
+      <w:tr>
+        <w:tc>
+          <w:tcPr>
+            <w:tcW w:type="dxa" w:w="2016"/>
+            <w:shd w:fill="FFFFFF"/>
+          </w:tcPr>
+          <w:p>
+            <w:r/>
+            <w:r>
+              <w:rPr>
+                <w:rFonts w:ascii="Calibri" w:hAnsi="Calibri"/>
+                <w:sz w:val="18"/>
+              </w:rPr>
+              <w:t>PDF (scanned / image)</w:t>
+            </w:r>
+          </w:p>
+        </w:tc>
+        <w:tc>
+          <w:tcPr>
+            <w:tcW w:type="dxa" w:w="3600"/>
+            <w:shd w:fill="FFFFFF"/>
+          </w:tcPr>
+          <w:p>
+            <w:r/>
+            <w:r>
+              <w:rPr>
+                <w:rFonts w:ascii="Calibri" w:hAnsi="Calibri"/>
+                <w:sz w:val="18"/>
+              </w:rPr>
+              <w:t>Photographed registration certificates, hand-scanned audits, MoUs photographed in the field</w:t>
+            </w:r>
+          </w:p>
+        </w:tc>
+        <w:tc>
+          <w:tcPr>
+            <w:tcW w:type="dxa" w:w="3600"/>
+            <w:shd w:fill="FFFFFF"/>
+          </w:tcPr>
+          <w:p>
+            <w:r/>
+            <w:r>
+              <w:rPr>
+                <w:rFonts w:ascii="Calibri" w:hAnsi="Calibri"/>
+                <w:sz w:val="18"/>
+              </w:rPr>
+              <w:t>Vision-based extraction fallback — no silent failure</w:t>
+            </w:r>
+          </w:p>
+        </w:tc>
+      </w:tr>
+      <w:tr>
+        <w:tc>
+          <w:tcPr>
+            <w:tcW w:type="dxa" w:w="2016"/>
+            <w:shd w:fill="F2F6FA"/>
+          </w:tcPr>
+          <w:p>
+            <w:r/>
+            <w:r>
+              <w:rPr>
+                <w:rFonts w:ascii="Calibri" w:hAnsi="Calibri"/>
+                <w:sz w:val="18"/>
+              </w:rPr>
+              <w:t>DOCX</w:t>
+            </w:r>
+          </w:p>
+        </w:tc>
+        <w:tc>
+          <w:tcPr>
+            <w:tcW w:type="dxa" w:w="3600"/>
+            <w:shd w:fill="F2F6FA"/>
+          </w:tcPr>
+          <w:p>
+            <w:r/>
+            <w:r>
+              <w:rPr>
+                <w:rFonts w:ascii="Calibri" w:hAnsi="Calibri"/>
+                <w:sz w:val="18"/>
+              </w:rPr>
+              <w:t>Narrative reports, M&amp;E plans, organisation profiles</w:t>
+            </w:r>
+          </w:p>
+        </w:tc>
+        <w:tc>
+          <w:tcPr>
+            <w:tcW w:type="dxa" w:w="3600"/>
+            <w:shd w:fill="F2F6FA"/>
+          </w:tcPr>
+          <w:p>
+            <w:r/>
+            <w:r>
+              <w:rPr>
+                <w:rFonts w:ascii="Calibri" w:hAnsi="Calibri"/>
+                <w:sz w:val="18"/>
+              </w:rPr>
+              <w:t>Native Word parser with table and list preservation</w:t>
+            </w:r>
+          </w:p>
+        </w:tc>
+      </w:tr>
+      <w:tr>
+        <w:tc>
+          <w:tcPr>
+            <w:tcW w:type="dxa" w:w="2016"/>
+            <w:shd w:fill="FFFFFF"/>
+          </w:tcPr>
+          <w:p>
+            <w:r/>
+            <w:r>
+              <w:rPr>
+                <w:rFonts w:ascii="Calibri" w:hAnsi="Calibri"/>
+                <w:sz w:val="18"/>
+              </w:rPr>
+              <w:t>XLSX</w:t>
+            </w:r>
+          </w:p>
+        </w:tc>
+        <w:tc>
+          <w:tcPr>
+            <w:tcW w:type="dxa" w:w="3600"/>
+            <w:shd w:fill="FFFFFF"/>
+          </w:tcPr>
+          <w:p>
+            <w:r/>
+            <w:r>
+              <w:rPr>
+                <w:rFonts w:ascii="Calibri" w:hAnsi="Calibri"/>
+                <w:sz w:val="18"/>
+              </w:rPr>
+              <w:t>Budget actuals, indicator data, beneficiary lists</w:t>
+            </w:r>
+          </w:p>
+        </w:tc>
+        <w:tc>
+          <w:tcPr>
+            <w:tcW w:type="dxa" w:w="3600"/>
+            <w:shd w:fill="FFFFFF"/>
+          </w:tcPr>
+          <w:p>
+            <w:r/>
+            <w:r>
+              <w:rPr>
+                <w:rFonts w:ascii="Calibri" w:hAnsi="Calibri"/>
+                <w:sz w:val="18"/>
+              </w:rPr>
+              <w:t>Sheet-by-sheet parsing; numeric values preserved</w:t>
+            </w:r>
+          </w:p>
+        </w:tc>
+      </w:tr>
+      <w:tr>
+        <w:tc>
+          <w:tcPr>
+            <w:tcW w:type="dxa" w:w="2016"/>
+            <w:shd w:fill="F2F6FA"/>
+          </w:tcPr>
+          <w:p>
+            <w:r/>
+            <w:r>
+              <w:rPr>
+                <w:rFonts w:ascii="Calibri" w:hAnsi="Calibri"/>
+                <w:sz w:val="18"/>
+              </w:rPr>
+              <w:t>Plain text (TXT)</w:t>
+            </w:r>
+          </w:p>
+        </w:tc>
+        <w:tc>
+          <w:tcPr>
+            <w:tcW w:type="dxa" w:w="3600"/>
+            <w:shd w:fill="F2F6FA"/>
+          </w:tcPr>
+          <w:p>
+            <w:r/>
+            <w:r>
+              <w:rPr>
+                <w:rFonts w:ascii="Calibri" w:hAnsi="Calibri"/>
+                <w:sz w:val="18"/>
+              </w:rPr>
+              <w:t>Quick notes, exported logs, simple narratives</w:t>
+            </w:r>
+          </w:p>
+        </w:tc>
+        <w:tc>
+          <w:tcPr>
+            <w:tcW w:type="dxa" w:w="3600"/>
+            <w:shd w:fill="F2F6FA"/>
+          </w:tcPr>
+          <w:p>
+            <w:r/>
+            <w:r>
+              <w:rPr>
+                <w:rFonts w:ascii="Calibri" w:hAnsi="Calibri"/>
+                <w:sz w:val="18"/>
+              </w:rPr>
+              <w:t>Direct read with encoding detection</w:t>
+            </w:r>
+          </w:p>
+        </w:tc>
+      </w:tr>
+      <w:tr>
+        <w:tc>
+          <w:tcPr>
+            <w:tcW w:type="dxa" w:w="2016"/>
+            <w:shd w:fill="FFFFFF"/>
+          </w:tcPr>
+          <w:p>
+            <w:r/>
+            <w:r>
+              <w:rPr>
+                <w:rFonts w:ascii="Calibri" w:hAnsi="Calibri"/>
+                <w:sz w:val="18"/>
+              </w:rPr>
+              <w:t>Images (JPG, PNG)</w:t>
+            </w:r>
+          </w:p>
+        </w:tc>
+        <w:tc>
+          <w:tcPr>
+            <w:tcW w:type="dxa" w:w="3600"/>
+            <w:shd w:fill="FFFFFF"/>
+          </w:tcPr>
+          <w:p>
+            <w:r/>
+            <w:r>
+              <w:rPr>
+                <w:rFonts w:ascii="Calibri" w:hAnsi="Calibri"/>
+                <w:sz w:val="18"/>
+              </w:rPr>
+              <w:t>Photographs of beneficiaries, before/after evidence, signed forms</w:t>
+            </w:r>
+          </w:p>
+        </w:tc>
+        <w:tc>
+          <w:tcPr>
+            <w:tcW w:type="dxa" w:w="3600"/>
+            <w:shd w:fill="FFFFFF"/>
+          </w:tcPr>
+          <w:p>
+            <w:r/>
+            <w:r>
+              <w:rPr>
+                <w:rFonts w:ascii="Calibri" w:hAnsi="Calibri"/>
+                <w:sz w:val="18"/>
+              </w:rPr>
+              <w:t>Vision-based content description and OCR where text is present</w:t>
+            </w:r>
+          </w:p>
+        </w:tc>
+      </w:tr>
+    </w:tbl>
+    <w:p>
+      <w:pPr>
+        <w:pStyle w:val="Heading3"/>
+      </w:pPr>
+      <w:r>
+        <w:rPr>
+          <w:rFonts w:ascii="Calibri" w:hAnsi="Calibri"/>
+          <w:color w:val="2C5F8A"/>
+          <w:sz w:val="22"/>
+        </w:rPr>
+        <w:t>Functional requirements</w:t>
+      </w:r>
+    </w:p>
+    <w:p>
+      <w:pPr>
         <w:spacing w:after="60"/>
         <w:ind w:left="576" w:hanging="576"/>
       </w:pPr>
@@ -4133,7 +5237,7 @@
           <w:rFonts w:ascii="Calibri" w:hAnsi="Calibri"/>
           <w:sz w:val="20"/>
         </w:rPr>
-        <w:t>accept document uploads in common formats (PDF, DOCX, XLSX, plain text, images) up to a configured per-file size limit, with clear error responses on oversized or unsupported files.</w:t>
+        <w:t>accept document uploads in PDF (text and scanned), DOCX, XLSX, plain text, JPG, and PNG formats, up to a configured per-file size limit, with clear error responses on oversized or unsupported files.</w:t>
       </w:r>
     </w:p>
     <w:p>
@@ -4161,7 +5265,7 @@
           <w:rFonts w:ascii="Calibri" w:hAnsi="Calibri"/>
           <w:sz w:val="20"/>
         </w:rPr>
-        <w:t>extract text from uploaded documents using format-appropriate parsers, with a graceful fallback for scanned or image-only PDFs that uses vision-based extraction so that scanned audits and certificates do not silently fail.</w:t>
+        <w:t>treat scanned PDFs and image-only documents as first-class inputs by falling back to vision-based extraction rather than rejecting low-quality field-collected evidence.</w:t>
       </w:r>
     </w:p>
     <w:p>
@@ -4189,7 +5293,7 @@
           <w:rFonts w:ascii="Calibri" w:hAnsi="Calibri"/>
           <w:sz w:val="20"/>
         </w:rPr>
-        <w:t>analyse each document against the grant's stated requirements for that document type, returning a structured score, findings (with positive, neutral, and concern severity), and specific recommendations.</w:t>
+        <w:t>extract text and structure from each uploaded document using a format-appropriate parser, preserving tables, lists, signatures, and numeric values where present.</w:t>
       </w:r>
     </w:p>
     <w:p>
@@ -4217,7 +5321,7 @@
           <w:rFonts w:ascii="Calibri" w:hAnsi="Calibri"/>
           <w:sz w:val="20"/>
         </w:rPr>
-        <w:t>version uploaded documents per application or report, so re-uploading the same document type produces a new version with prior versions retained for audit.</w:t>
+        <w:t>auto-detect the document type (audited financials, MoU, M&amp;E plan, organisation profile, registration certificate, budget actuals, beneficiary list) from the document's content rather than relying solely on the user's classification.</w:t>
       </w:r>
     </w:p>
     <w:p>
@@ -4245,7 +5349,7 @@
           <w:rFonts w:ascii="Calibri" w:hAnsi="Calibri"/>
           <w:sz w:val="20"/>
         </w:rPr>
-        <w:t>perform document analysis asynchronously where extraction is non-trivial, returning the document immediately and surfacing the analysis result as it completes.</w:t>
+        <w:t>analyse each document against the donor's specific requirements for that document type, producing a real-time score, classified findings, and specific actionable recommendations.</w:t>
       </w:r>
     </w:p>
     <w:p>
@@ -4273,7 +5377,7 @@
           <w:rFonts w:ascii="Calibri" w:hAnsi="Calibri"/>
           <w:sz w:val="20"/>
         </w:rPr>
-        <w:t>track the extraction lifecycle of each document (pending, running, completed, failed) with timing and error code so administrators can diagnose stuck extractions.</w:t>
+        <w:t>version uploaded documents per application or report so that re-uploading the same document type produces a new version with prior versions retained for audit.</w:t>
       </w:r>
     </w:p>
     <w:p>
@@ -4301,7 +5405,63 @@
           <w:rFonts w:ascii="Calibri" w:hAnsi="Calibri"/>
           <w:sz w:val="20"/>
         </w:rPr>
-        <w:t>allow NGO uploaders to attach clarification notes to AI document findings, so that contested or context-specific findings can be explained to reviewers without removing the AI signal.</w:t>
+        <w:t>perform analysis asynchronously where extraction is non-trivial, returning the document immediately and surfacing the analysis result to the user as soon as it completes.</w:t>
+      </w:r>
+    </w:p>
+    <w:p>
+      <w:pPr>
+        <w:spacing w:after="60"/>
+        <w:ind w:left="576" w:hanging="576"/>
+      </w:pPr>
+      <w:r>
+        <w:rPr>
+          <w:rFonts w:ascii="Calibri" w:hAnsi="Calibri"/>
+          <w:b/>
+          <w:sz w:val="20"/>
+        </w:rPr>
+        <w:t xml:space="preserve">8.  </w:t>
+      </w:r>
+      <w:r>
+        <w:rPr>
+          <w:rFonts w:ascii="Calibri" w:hAnsi="Calibri"/>
+          <w:sz w:val="20"/>
+        </w:rPr>
+        <w:t xml:space="preserve">The system shall </w:t>
+      </w:r>
+      <w:r>
+        <w:rPr>
+          <w:rFonts w:ascii="Calibri" w:hAnsi="Calibri"/>
+          <w:sz w:val="20"/>
+        </w:rPr>
+        <w:t>track the extraction lifecycle of each document (pending, running, completed, failed) with timing and error code so administrators can diagnose stuck extractions.</w:t>
+      </w:r>
+    </w:p>
+    <w:p>
+      <w:pPr>
+        <w:spacing w:after="60"/>
+        <w:ind w:left="576" w:hanging="576"/>
+      </w:pPr>
+      <w:r>
+        <w:rPr>
+          <w:rFonts w:ascii="Calibri" w:hAnsi="Calibri"/>
+          <w:b/>
+          <w:sz w:val="20"/>
+        </w:rPr>
+        <w:t xml:space="preserve">9.  </w:t>
+      </w:r>
+      <w:r>
+        <w:rPr>
+          <w:rFonts w:ascii="Calibri" w:hAnsi="Calibri"/>
+          <w:sz w:val="20"/>
+        </w:rPr>
+        <w:t xml:space="preserve">The system shall </w:t>
+      </w:r>
+      <w:r>
+        <w:rPr>
+          <w:rFonts w:ascii="Calibri" w:hAnsi="Calibri"/>
+          <w:sz w:val="20"/>
+        </w:rPr>
+        <w:t>allow NGO uploaders to attach clarification notes to AI document findings so that contested or context-specific findings can be explained to reviewers without removing the AI signal.</w:t>
       </w:r>
     </w:p>
     <w:p>
@@ -4314,7 +5474,7 @@
           <w:color w:val="2C5F8A"/>
           <w:sz w:val="22"/>
         </w:rPr>
-        <w:t>AI integration</w:t>
+        <w:t>AI integration — real-time support during upload</w:t>
       </w:r>
     </w:p>
     <w:p>
@@ -4329,14 +5489,14 @@
           <w:b/>
           <w:sz w:val="20"/>
         </w:rPr>
-        <w:t xml:space="preserve">Donor-aware document scoring. </w:t>
-      </w:r>
-      <w:r>
-        <w:rPr>
-          <w:rFonts w:ascii="Calibri" w:hAnsi="Calibri"/>
-          <w:sz w:val="20"/>
-        </w:rPr>
-        <w:t>The system shall analyse each uploaded document against the donor's stated requirements for that document type, rather than against a generic completeness rubric. A financial statement is evaluated for the periods, signatures, and breakdowns the donor asked for; an MoU for the parties, dates, and scope the donor named.</w:t>
+        <w:t xml:space="preserve">Pre-upload guidance. </w:t>
+      </w:r>
+      <w:r>
+        <w:rPr>
+          <w:rFonts w:ascii="Calibri" w:hAnsi="Calibri"/>
+          <w:sz w:val="20"/>
+        </w:rPr>
+        <w:t>Before the user uploads a document, the system shall display what the donor is asking for: the periods, signatures, sections, and structure that document type needs to satisfy the requirement. The NGO sees the success criteria before they spend time uploading.</w:t>
       </w:r>
     </w:p>
     <w:p>
@@ -4351,14 +5511,14 @@
           <w:b/>
           <w:sz w:val="20"/>
         </w:rPr>
-        <w:t xml:space="preserve">Native PDF fallback. </w:t>
-      </w:r>
-      <w:r>
-        <w:rPr>
-          <w:rFonts w:ascii="Calibri" w:hAnsi="Calibri"/>
-          <w:sz w:val="20"/>
-        </w:rPr>
-        <w:t>When text extraction fails on a scanned or image-only PDF, the system shall fall back to vision-based document understanding rather than returning empty analysis, ensuring that the AI result is meaningful even on low-quality inputs typical of field-collected evidence.</w:t>
+        <w:t xml:space="preserve">Inline scoring as soon as extraction completes. </w:t>
+      </w:r>
+      <w:r>
+        <w:rPr>
+          <w:rFonts w:ascii="Calibri" w:hAnsi="Calibri"/>
+          <w:sz w:val="20"/>
+        </w:rPr>
+        <w:t>As soon as the document is parsed, the system shall display a score against the donor's specific requirements with classified findings (positive, neutral, concern) and a specific recommendation for each concern. The score shall update in place as the NGO uploads supplementary documents or adds clarification notes.</w:t>
       </w:r>
     </w:p>
     <w:p>
@@ -4373,6 +5533,50 @@
           <w:b/>
           <w:sz w:val="20"/>
         </w:rPr>
+        <w:t xml:space="preserve">Donor-aware analysis. </w:t>
+      </w:r>
+      <w:r>
+        <w:rPr>
+          <w:rFonts w:ascii="Calibri" w:hAnsi="Calibri"/>
+          <w:sz w:val="20"/>
+        </w:rPr>
+        <w:t>The system shall analyse each document against the donor's stated requirements for that document type, not a generic completeness rubric. A financial statement is evaluated for the periods, signatures, and breakdowns this donor asked for; an MoU for the parties, dates, and scope this donor named.</w:t>
+      </w:r>
+    </w:p>
+    <w:p>
+      <w:pPr>
+        <w:pStyle w:val="ListBullet"/>
+        <w:spacing w:after="40"/>
+        <w:ind w:left="720"/>
+      </w:pPr>
+      <w:r>
+        <w:rPr>
+          <w:rFonts w:ascii="Calibri" w:hAnsi="Calibri"/>
+          <w:b/>
+          <w:sz w:val="20"/>
+        </w:rPr>
+        <w:t xml:space="preserve">One-click clarifications. </w:t>
+      </w:r>
+      <w:r>
+        <w:rPr>
+          <w:rFonts w:ascii="Calibri" w:hAnsi="Calibri"/>
+          <w:sz w:val="20"/>
+        </w:rPr>
+        <w:t>Where a finding is contested or context-specific ("only one year of audit available because the organisation was founded in 2024"), the NGO shall be able to attach a clarification note in-place. The system shall incorporate the clarification into the displayed score without removing the underlying signal, so reviewers see both the finding and the explanation.</w:t>
+      </w:r>
+    </w:p>
+    <w:p>
+      <w:pPr>
+        <w:pStyle w:val="ListBullet"/>
+        <w:spacing w:after="40"/>
+        <w:ind w:left="720"/>
+      </w:pPr>
+      <w:r>
+        <w:rPr>
+          <w:rFonts w:ascii="Calibri" w:hAnsi="Calibri"/>
+          <w:b/>
+          <w:sz w:val="20"/>
+        </w:rPr>
         <w:t xml:space="preserve">Reporting requirements extraction. </w:t>
       </w:r>
       <w:r>
@@ -4380,7 +5584,7 @@
           <w:rFonts w:ascii="Calibri" w:hAnsi="Calibri"/>
           <w:sz w:val="20"/>
         </w:rPr>
-        <w:t>When a donor uploads a grant agreement, the system shall extract the reporting requirements (cadence, indicators, narrative sections, budget reporting format) from the document and use them to populate the grant's reporting configuration.</w:t>
+        <w:t>Where a donor uploads a draft grant agreement, the system shall extract the reporting cadence, indicators, narrative sections, and budget reporting format from the document and use them to populate the grant's reporting configuration in the wizard.</w:t>
       </w:r>
     </w:p>
     <w:p>
@@ -5606,6 +6810,60 @@
         </w:tc>
       </w:tr>
     </w:tbl>
+    <w:p/>
+    <w:p>
+      <w:pPr>
+        <w:jc w:val="center"/>
+      </w:pPr>
+      <w:r>
+        <w:drawing>
+          <wp:inline xmlns:a="http://schemas.openxmlformats.org/drawingml/2006/main" xmlns:pic="http://schemas.openxmlformats.org/drawingml/2006/picture">
+            <wp:extent cx="5943600" cy="3491422"/>
+            <wp:docPr id="5" name="Picture 5"/>
+            <wp:cNvGraphicFramePr>
+              <a:graphicFrameLocks noChangeAspect="1"/>
+            </wp:cNvGraphicFramePr>
+            <a:graphic>
+              <a:graphicData uri="http://schemas.openxmlformats.org/drawingml/2006/picture">
+                <pic:pic>
+                  <pic:nvPicPr>
+                    <pic:cNvPr id="0" name="05_ai_integration_map.png"/>
+                    <pic:cNvPicPr/>
+                  </pic:nvPicPr>
+                  <pic:blipFill>
+                    <a:blip r:embed="rId13"/>
+                    <a:stretch>
+                      <a:fillRect/>
+                    </a:stretch>
+                  </pic:blipFill>
+                  <pic:spPr>
+                    <a:xfrm>
+                      <a:off x="0" y="0"/>
+                      <a:ext cx="5943600" cy="3491422"/>
+                    </a:xfrm>
+                    <a:prstGeom prst="rect"/>
+                  </pic:spPr>
+                </pic:pic>
+              </a:graphicData>
+            </a:graphic>
+          </wp:inline>
+        </w:drawing>
+      </w:r>
+    </w:p>
+    <w:p>
+      <w:pPr>
+        <w:jc w:val="center"/>
+      </w:pPr>
+      <w:r>
+        <w:rPr>
+          <w:rFonts w:ascii="Calibri" w:hAnsi="Calibri"/>
+          <w:i/>
+          <w:color w:val="64748B"/>
+          <w:sz w:val="17"/>
+        </w:rPr>
+        <w:t>Figure 4 — AI integration map across the three primary user workspaces. Every surface is grounded, traceable, action-oriented, and falls back gracefully when AI is unavailable.</w:t>
+      </w:r>
+    </w:p>
     <w:p>
       <w:pPr>
         <w:pStyle w:val="Heading2"/>
@@ -6392,7 +7650,97 @@
           <w:color w:val="1B3A5C"/>
           <w:sz w:val="26"/>
         </w:rPr>
-        <w:t>6.10 Compliance Health and Risk Management</w:t>
+        <w:t>6.10 Compliance and Risk — Simplified for Both Sides</w:t>
+      </w:r>
+    </w:p>
+    <w:p>
+      <w:pPr>
+        <w:spacing w:after="120"/>
+      </w:pPr>
+      <w:r>
+        <w:rPr>
+          <w:rFonts w:ascii="Calibri" w:hAnsi="Calibri"/>
+          <w:sz w:val="20"/>
+        </w:rPr>
+        <w:t>Compliance is the most expensive friction in the grant relationship today. For NGOs, it means tracking obligations across donors, interpreting reporting requirements written for someone else, drafting reports under deadline, and proving evidence under audit. For donors, it means trusting that funds are well-spent, that risks are surfaced early, and that the portfolio's compliance health is legible at a glance rather than hidden in PDFs.</w:t>
+      </w:r>
+    </w:p>
+    <w:p>
+      <w:pPr>
+        <w:spacing w:after="120"/>
+      </w:pPr>
+      <w:r>
+        <w:rPr>
+          <w:rFonts w:ascii="Calibri" w:hAnsi="Calibri"/>
+          <w:sz w:val="20"/>
+        </w:rPr>
+        <w:t>The system shall simplify compliance and risk for both sides of the relationship — not by adding more rules but by carrying the work for the NGO and presenting the result, pre-assessed and scored, to the donor. This is the platform's central commitment.</w:t>
+      </w:r>
+    </w:p>
+    <w:p>
+      <w:pPr>
+        <w:jc w:val="center"/>
+      </w:pPr>
+      <w:r>
+        <w:drawing>
+          <wp:inline xmlns:a="http://schemas.openxmlformats.org/drawingml/2006/main" xmlns:pic="http://schemas.openxmlformats.org/drawingml/2006/picture">
+            <wp:extent cx="5943600" cy="3491422"/>
+            <wp:docPr id="6" name="Picture 6"/>
+            <wp:cNvGraphicFramePr>
+              <a:graphicFrameLocks noChangeAspect="1"/>
+            </wp:cNvGraphicFramePr>
+            <a:graphic>
+              <a:graphicData uri="http://schemas.openxmlformats.org/drawingml/2006/picture">
+                <pic:pic>
+                  <pic:nvPicPr>
+                    <pic:cNvPr id="0" name="03_ngo_compliance_journey.png"/>
+                    <pic:cNvPicPr/>
+                  </pic:nvPicPr>
+                  <pic:blipFill>
+                    <a:blip r:embed="rId14"/>
+                    <a:stretch>
+                      <a:fillRect/>
+                    </a:stretch>
+                  </pic:blipFill>
+                  <pic:spPr>
+                    <a:xfrm>
+                      <a:off x="0" y="0"/>
+                      <a:ext cx="5943600" cy="3491422"/>
+                    </a:xfrm>
+                    <a:prstGeom prst="rect"/>
+                  </pic:spPr>
+                </pic:pic>
+              </a:graphicData>
+            </a:graphic>
+          </wp:inline>
+        </w:drawing>
+      </w:r>
+    </w:p>
+    <w:p>
+      <w:pPr>
+        <w:jc w:val="center"/>
+      </w:pPr>
+      <w:r>
+        <w:rPr>
+          <w:rFonts w:ascii="Calibri" w:hAnsi="Calibri"/>
+          <w:i/>
+          <w:color w:val="64748B"/>
+          <w:sz w:val="17"/>
+        </w:rPr>
+        <w:t>Figure 6 — How the system supports the NGO at every stage of the compliance journey, from application pre-flight to ongoing delivery, reporting, and health monitoring.</w:t>
+      </w:r>
+    </w:p>
+    <w:p>
+      <w:pPr>
+        <w:pStyle w:val="Heading3"/>
+      </w:pPr>
+      <w:r>
+        <w:rPr>
+          <w:rFonts w:ascii="Calibri" w:hAnsi="Calibri"/>
+          <w:color w:val="2C5F8A"/>
+          <w:sz w:val="22"/>
+        </w:rPr>
+        <w:t>6.10.1 For NGOs — AI as a compliance co-pilot</w:t>
       </w:r>
     </w:p>
     <w:tbl>
@@ -6429,7 +7777,7 @@
                 <w:rFonts w:ascii="Calibri" w:hAnsi="Calibri"/>
                 <w:sz w:val="20"/>
               </w:rPr>
-              <w:t>Sarah, a donor managing twelve active grants, opens her compliance dashboard. Eleven grants show as on-track. One has a slips badge: 'Slips in 14 days', meaning the system's trajectory model predicts this grant will drop below the at-risk threshold within two weeks if nothing changes. Sarah opens the grant, sees that report completion is trending down and one report is approaching overdue. She raises a risk, assigns it to her programme officer with a due date, and sends a structured comment to the NGO. The NGO is notified by web push and responds in-band.</w:t>
+              <w:t>Fatima's first quarterly report is due in three weeks. The system has already extracted the donor's reporting requirements from the grant agreement (cadence, indicators, narrative sections, budget format), added each one to her compliance calendar, and surfaced the upcoming due date on her dashboard. Two weeks out, the system drafts a first-pass narrative from her prior reports and the indicator data she has logged, flags one missing evidence file, and sends her a gentle web push reminder. Fatima opens the report, refines two paragraphs, uploads the missing audit, runs the donor pre-flight (which scores her at 87 percent and surfaces one vague claim with a sharper rewrite), accepts the rewrite, and submits. The whole report took 90 minutes; the previous donor's equivalent report would have taken twelve.</w:t>
             </w:r>
           </w:p>
         </w:tc>
@@ -6437,6 +7785,18 @@
     </w:tbl>
     <w:p>
       <w:pPr>
+        <w:spacing w:after="120"/>
+      </w:pPr>
+      <w:r>
+        <w:rPr>
+          <w:rFonts w:ascii="Calibri" w:hAnsi="Calibri"/>
+          <w:sz w:val="20"/>
+        </w:rPr>
+        <w:t>The system shall act as the NGO's compliance co-pilot across the entire grant — from the moment the requirements are agreed to the moment the final report is accepted. The system shall:</w:t>
+      </w:r>
+    </w:p>
+    <w:p>
+      <w:pPr>
         <w:spacing w:after="60"/>
         <w:ind w:left="576" w:hanging="576"/>
       </w:pPr>
@@ -6460,7 +7820,7 @@
           <w:rFonts w:ascii="Calibri" w:hAnsi="Calibri"/>
           <w:sz w:val="20"/>
         </w:rPr>
-        <w:t>compute a four-pillar compliance health score for every active grant combining completion (30 percent weight), timeliness (30 percent), workflow status (20 percent), and importance (20 percent).</w:t>
+        <w:t>extract structured compliance obligations from the grant agreement and any supporting documents the donor uploaded — reporting cadence, indicator definitions, narrative sections, budget format, document-of-record requirements — and present them to the NGO as a structured obligation list, not a PDF to re-read.</w:t>
       </w:r>
     </w:p>
     <w:p>
@@ -6488,7 +7848,7 @@
           <w:rFonts w:ascii="Calibri" w:hAnsi="Calibri"/>
           <w:sz w:val="20"/>
         </w:rPr>
-        <w:t>classify each grant as on-track, at-risk, or high-risk based on the composite score.</w:t>
+        <w:t>translate donor-specific language into clear NGO-side action items: "submit a Q1 progress report by 30 June including indicator data on visits completed and CHW retention, with a budget reconciliation showing variance against approved".</w:t>
       </w:r>
     </w:p>
     <w:p>
@@ -6516,7 +7876,7 @@
           <w:rFonts w:ascii="Calibri" w:hAnsi="Calibri"/>
           <w:sz w:val="20"/>
         </w:rPr>
-        <w:t>explain every score: each pillar shall be inspectable, with the contributing factors (which reports, which deadlines, which workflow states) visible.</w:t>
+        <w:t>maintain a compliance calendar per NGO showing every upcoming obligation across every active grant, with date, type, status, and grant attribution.</w:t>
       </w:r>
     </w:p>
     <w:p>
@@ -6544,7 +7904,7 @@
           <w:rFonts w:ascii="Calibri" w:hAnsi="Calibri"/>
           <w:sz w:val="20"/>
         </w:rPr>
-        <w:t>write a daily snapshot of each active grant's compliance health to support trajectory analysis over time.</w:t>
+        <w:t>send proactive reminders ahead of each obligation, escalating as deadlines approach — in-app notifications, email, and (when subscribed) web push to the NGO's mobile devices.</w:t>
       </w:r>
     </w:p>
     <w:p>
@@ -6572,7 +7932,7 @@
           <w:rFonts w:ascii="Calibri" w:hAnsi="Calibri"/>
           <w:sz w:val="20"/>
         </w:rPr>
-        <w:t>compute a linear-regression forecast over the trailing 60 days of snapshots and project when (if ever) the grant is likely to drop below the at-risk threshold.</w:t>
+        <w:t>draft a first-pass narrative for each progress report by drawing on prior reports, the indicator data the NGO has captured, the documents they have uploaded, and their organisational memory.</w:t>
       </w:r>
     </w:p>
     <w:p>
@@ -6600,7 +7960,7 @@
           <w:rFonts w:ascii="Calibri" w:hAnsi="Calibri"/>
           <w:sz w:val="20"/>
         </w:rPr>
-        <w:t>surface a slips badge on grants forecast to slip within 30 days, colour-coded by urgency (within 7 days, within 14 days, within 30 days).</w:t>
+        <w:t>prompt the NGO to upload the right evidence at the right time: "your indicator data shows 88 percent CHW retention this quarter — attach the training attendance records that support this number".</w:t>
       </w:r>
     </w:p>
     <w:p>
@@ -6628,7 +7988,7 @@
           <w:rFonts w:ascii="Calibri" w:hAnsi="Calibri"/>
           <w:sz w:val="20"/>
         </w:rPr>
-        <w:t>support a risk register as a structured entity with subject (organisation, application, or grant), kind, severity, title, description, status, response, owner, due date, source (AI detection or human-raised), and lifecycle.</w:t>
+        <w:t>score every uploaded document against the donor's specific requirements in real time, with classified findings and one-click clarifications where context is needed.</w:t>
       </w:r>
     </w:p>
     <w:p>
@@ -6656,7 +8016,7 @@
           <w:rFonts w:ascii="Calibri" w:hAnsi="Calibri"/>
           <w:sz w:val="20"/>
         </w:rPr>
-        <w:t>track each risk through a documented lifecycle of open, mitigating, mitigated, accepted, and dismissed.</w:t>
+        <w:t>run a donor-perspective pre-flight check before submission, predicting the specific concerns the donor will raise (vague claims without data, unexplained budget variance, missing evidence) and offering specific fixes for each — each fix mapped to the donor concern it resolves.</w:t>
       </w:r>
     </w:p>
     <w:p>
@@ -6684,7 +8044,35 @@
           <w:rFonts w:ascii="Calibri" w:hAnsi="Calibri"/>
           <w:sz w:val="20"/>
         </w:rPr>
-        <w:t>surface risks awaiting donor response on the donor dashboard, prioritised by severity and age.</w:t>
+        <w:t>guide the NGO through donor revision requests by translating the donor's structured feedback into specific section-level actions the NGO can take, with AI-drafted updates the NGO can accept, edit, or override.</w:t>
+      </w:r>
+    </w:p>
+    <w:p>
+      <w:pPr>
+        <w:spacing w:after="60"/>
+        <w:ind w:left="576" w:hanging="576"/>
+      </w:pPr>
+      <w:r>
+        <w:rPr>
+          <w:rFonts w:ascii="Calibri" w:hAnsi="Calibri"/>
+          <w:b/>
+          <w:sz w:val="20"/>
+        </w:rPr>
+        <w:t xml:space="preserve">10.  </w:t>
+      </w:r>
+      <w:r>
+        <w:rPr>
+          <w:rFonts w:ascii="Calibri" w:hAnsi="Calibri"/>
+          <w:sz w:val="20"/>
+        </w:rPr>
+        <w:t xml:space="preserve">The system shall </w:t>
+      </w:r>
+      <w:r>
+        <w:rPr>
+          <w:rFonts w:ascii="Calibri" w:hAnsi="Calibri"/>
+          <w:sz w:val="20"/>
+        </w:rPr>
+        <w:t>score the report as a whole and the NGO's overall compliance health, so the NGO sees what the donor will see before the donor sees it.</w:t>
       </w:r>
     </w:p>
     <w:p>
@@ -6697,7 +8085,352 @@
           <w:color w:val="2C5F8A"/>
           <w:sz w:val="22"/>
         </w:rPr>
-        <w:t>AI integration</w:t>
+        <w:t>6.10.2 For donors — pre-assessed, scored, monitored</w:t>
+      </w:r>
+    </w:p>
+    <w:tbl>
+      <w:tblPr>
+        <w:tblW w:type="auto" w:w="0"/>
+        <w:jc w:val="center"/>
+        <w:tblLook w:firstColumn="1" w:firstRow="1" w:lastColumn="0" w:lastRow="0" w:noHBand="0" w:noVBand="1" w:val="04A0"/>
+      </w:tblPr>
+      <w:tblGrid>
+        <w:gridCol w:w="9518"/>
+      </w:tblGrid>
+      <w:tr>
+        <w:tc>
+          <w:tcPr>
+            <w:tcW w:type="dxa" w:w="9518"/>
+            <w:shd w:fill="EEF2F7"/>
+          </w:tcPr>
+          <w:p>
+            <w:pPr>
+              <w:spacing w:after="80"/>
+            </w:pPr>
+            <w:r/>
+            <w:r>
+              <w:rPr>
+                <w:rFonts w:ascii="Calibri" w:hAnsi="Calibri"/>
+                <w:b/>
+                <w:color w:val="1B3A5C"/>
+                <w:sz w:val="18"/>
+              </w:rPr>
+              <w:t xml:space="preserve">USE CASE  </w:t>
+            </w:r>
+            <w:r>
+              <w:rPr>
+                <w:rFonts w:ascii="Calibri" w:hAnsi="Calibri"/>
+                <w:sz w:val="20"/>
+              </w:rPr>
+              <w:t>Sarah, a donor managing twelve active grants, opens her compliance dashboard. Eleven grants show as on-track. One has a slips badge: "Slips in 14 days", meaning the system's trajectory model predicts this grant will drop below the at-risk threshold within two weeks if nothing changes. Sarah opens the grant, sees that report completion is trending down and one report is approaching overdue. She raises a risk, assigns it to her programme officer with a due date, and sends a structured comment to the NGO. The NGO is notified by web push and responds in-band. The whole exchange takes five minutes and is preserved in the grant's audit chain.</w:t>
+            </w:r>
+          </w:p>
+        </w:tc>
+      </w:tr>
+    </w:tbl>
+    <w:p>
+      <w:pPr>
+        <w:spacing w:after="120"/>
+      </w:pPr>
+      <w:r>
+        <w:rPr>
+          <w:rFonts w:ascii="Calibri" w:hAnsi="Calibri"/>
+          <w:sz w:val="20"/>
+        </w:rPr>
+        <w:t>The system shall present every donor with a portfolio-level compliance command centre. Reports arrive pre-assessed and scored; compliance health is visible at a glance; risks are tracked with owners and due dates; trajectory forecasts surface degradation before grants slip. The donor shall not be surprised.</w:t>
+      </w:r>
+    </w:p>
+    <w:p>
+      <w:pPr>
+        <w:spacing w:after="60"/>
+        <w:ind w:left="576" w:hanging="576"/>
+      </w:pPr>
+      <w:r>
+        <w:rPr>
+          <w:rFonts w:ascii="Calibri" w:hAnsi="Calibri"/>
+          <w:b/>
+          <w:sz w:val="20"/>
+        </w:rPr>
+        <w:t xml:space="preserve">1.  </w:t>
+      </w:r>
+      <w:r>
+        <w:rPr>
+          <w:rFonts w:ascii="Calibri" w:hAnsi="Calibri"/>
+          <w:sz w:val="20"/>
+        </w:rPr>
+        <w:t xml:space="preserve">The system shall </w:t>
+      </w:r>
+      <w:r>
+        <w:rPr>
+          <w:rFonts w:ascii="Calibri" w:hAnsi="Calibri"/>
+          <w:sz w:val="20"/>
+        </w:rPr>
+        <w:t>deliver every progress report to the donor with an AI-pre-assessment already attached: section-level summary, indicator validation, budget reconciliation status, evidence coverage, and a composite quality score.</w:t>
+      </w:r>
+    </w:p>
+    <w:p>
+      <w:pPr>
+        <w:spacing w:after="60"/>
+        <w:ind w:left="576" w:hanging="576"/>
+      </w:pPr>
+      <w:r>
+        <w:rPr>
+          <w:rFonts w:ascii="Calibri" w:hAnsi="Calibri"/>
+          <w:b/>
+          <w:sz w:val="20"/>
+        </w:rPr>
+        <w:t xml:space="preserve">2.  </w:t>
+      </w:r>
+      <w:r>
+        <w:rPr>
+          <w:rFonts w:ascii="Calibri" w:hAnsi="Calibri"/>
+          <w:sz w:val="20"/>
+        </w:rPr>
+        <w:t xml:space="preserve">The system shall </w:t>
+      </w:r>
+      <w:r>
+        <w:rPr>
+          <w:rFonts w:ascii="Calibri" w:hAnsi="Calibri"/>
+          <w:sz w:val="20"/>
+        </w:rPr>
+        <w:t>compute a four-pillar compliance health score for every active grant combining completion (30 percent weight), timeliness (30 percent), workflow status (20 percent), and importance (20 percent).</w:t>
+      </w:r>
+    </w:p>
+    <w:p>
+      <w:pPr>
+        <w:spacing w:after="60"/>
+        <w:ind w:left="576" w:hanging="576"/>
+      </w:pPr>
+      <w:r>
+        <w:rPr>
+          <w:rFonts w:ascii="Calibri" w:hAnsi="Calibri"/>
+          <w:b/>
+          <w:sz w:val="20"/>
+        </w:rPr>
+        <w:t xml:space="preserve">3.  </w:t>
+      </w:r>
+      <w:r>
+        <w:rPr>
+          <w:rFonts w:ascii="Calibri" w:hAnsi="Calibri"/>
+          <w:sz w:val="20"/>
+        </w:rPr>
+        <w:t xml:space="preserve">The system shall </w:t>
+      </w:r>
+      <w:r>
+        <w:rPr>
+          <w:rFonts w:ascii="Calibri" w:hAnsi="Calibri"/>
+          <w:sz w:val="20"/>
+        </w:rPr>
+        <w:t>classify each grant as on-track, at-risk, or high-risk based on the composite score, with each pillar inspectable so the donor can see why the score is what it is.</w:t>
+      </w:r>
+    </w:p>
+    <w:p>
+      <w:pPr>
+        <w:spacing w:after="60"/>
+        <w:ind w:left="576" w:hanging="576"/>
+      </w:pPr>
+      <w:r>
+        <w:rPr>
+          <w:rFonts w:ascii="Calibri" w:hAnsi="Calibri"/>
+          <w:b/>
+          <w:sz w:val="20"/>
+        </w:rPr>
+        <w:t xml:space="preserve">4.  </w:t>
+      </w:r>
+      <w:r>
+        <w:rPr>
+          <w:rFonts w:ascii="Calibri" w:hAnsi="Calibri"/>
+          <w:sz w:val="20"/>
+        </w:rPr>
+        <w:t xml:space="preserve">The system shall </w:t>
+      </w:r>
+      <w:r>
+        <w:rPr>
+          <w:rFonts w:ascii="Calibri" w:hAnsi="Calibri"/>
+          <w:sz w:val="20"/>
+        </w:rPr>
+        <w:t>write a daily compliance health snapshot per active grant so that change over time is observable.</w:t>
+      </w:r>
+    </w:p>
+    <w:p>
+      <w:pPr>
+        <w:spacing w:after="60"/>
+        <w:ind w:left="576" w:hanging="576"/>
+      </w:pPr>
+      <w:r>
+        <w:rPr>
+          <w:rFonts w:ascii="Calibri" w:hAnsi="Calibri"/>
+          <w:b/>
+          <w:sz w:val="20"/>
+        </w:rPr>
+        <w:t xml:space="preserve">5.  </w:t>
+      </w:r>
+      <w:r>
+        <w:rPr>
+          <w:rFonts w:ascii="Calibri" w:hAnsi="Calibri"/>
+          <w:sz w:val="20"/>
+        </w:rPr>
+        <w:t xml:space="preserve">The system shall </w:t>
+      </w:r>
+      <w:r>
+        <w:rPr>
+          <w:rFonts w:ascii="Calibri" w:hAnsi="Calibri"/>
+          <w:sz w:val="20"/>
+        </w:rPr>
+        <w:t>compute a linear-regression forecast over the trailing 60 days of snapshots and project when (if ever) the grant is likely to drop below the at-risk threshold.</w:t>
+      </w:r>
+    </w:p>
+    <w:p>
+      <w:pPr>
+        <w:spacing w:after="60"/>
+        <w:ind w:left="576" w:hanging="576"/>
+      </w:pPr>
+      <w:r>
+        <w:rPr>
+          <w:rFonts w:ascii="Calibri" w:hAnsi="Calibri"/>
+          <w:b/>
+          <w:sz w:val="20"/>
+        </w:rPr>
+        <w:t xml:space="preserve">6.  </w:t>
+      </w:r>
+      <w:r>
+        <w:rPr>
+          <w:rFonts w:ascii="Calibri" w:hAnsi="Calibri"/>
+          <w:sz w:val="20"/>
+        </w:rPr>
+        <w:t xml:space="preserve">The system shall </w:t>
+      </w:r>
+      <w:r>
+        <w:rPr>
+          <w:rFonts w:ascii="Calibri" w:hAnsi="Calibri"/>
+          <w:sz w:val="20"/>
+        </w:rPr>
+        <w:t>surface a slips badge on grants forecast to slip within 30 days, colour-coded by urgency (within 7 days, within 14 days, within 30 days).</w:t>
+      </w:r>
+    </w:p>
+    <w:p>
+      <w:pPr>
+        <w:spacing w:after="60"/>
+        <w:ind w:left="576" w:hanging="576"/>
+      </w:pPr>
+      <w:r>
+        <w:rPr>
+          <w:rFonts w:ascii="Calibri" w:hAnsi="Calibri"/>
+          <w:b/>
+          <w:sz w:val="20"/>
+        </w:rPr>
+        <w:t xml:space="preserve">7.  </w:t>
+      </w:r>
+      <w:r>
+        <w:rPr>
+          <w:rFonts w:ascii="Calibri" w:hAnsi="Calibri"/>
+          <w:sz w:val="20"/>
+        </w:rPr>
+        <w:t xml:space="preserve">The system shall </w:t>
+      </w:r>
+      <w:r>
+        <w:rPr>
+          <w:rFonts w:ascii="Calibri" w:hAnsi="Calibri"/>
+          <w:sz w:val="20"/>
+        </w:rPr>
+        <w:t>maintain a risk register as a structured entity per organisation, application, or grant, with kind, severity, title, description, status, response, owner, due date, source (AI detection or human-raised), and lifecycle.</w:t>
+      </w:r>
+    </w:p>
+    <w:p>
+      <w:pPr>
+        <w:spacing w:after="60"/>
+        <w:ind w:left="576" w:hanging="576"/>
+      </w:pPr>
+      <w:r>
+        <w:rPr>
+          <w:rFonts w:ascii="Calibri" w:hAnsi="Calibri"/>
+          <w:b/>
+          <w:sz w:val="20"/>
+        </w:rPr>
+        <w:t xml:space="preserve">8.  </w:t>
+      </w:r>
+      <w:r>
+        <w:rPr>
+          <w:rFonts w:ascii="Calibri" w:hAnsi="Calibri"/>
+          <w:sz w:val="20"/>
+        </w:rPr>
+        <w:t xml:space="preserve">The system shall </w:t>
+      </w:r>
+      <w:r>
+        <w:rPr>
+          <w:rFonts w:ascii="Calibri" w:hAnsi="Calibri"/>
+          <w:sz w:val="20"/>
+        </w:rPr>
+        <w:t>track each risk through a documented lifecycle of open, mitigating, mitigated, accepted, and dismissed.</w:t>
+      </w:r>
+    </w:p>
+    <w:p>
+      <w:pPr>
+        <w:spacing w:after="60"/>
+        <w:ind w:left="576" w:hanging="576"/>
+      </w:pPr>
+      <w:r>
+        <w:rPr>
+          <w:rFonts w:ascii="Calibri" w:hAnsi="Calibri"/>
+          <w:b/>
+          <w:sz w:val="20"/>
+        </w:rPr>
+        <w:t xml:space="preserve">9.  </w:t>
+      </w:r>
+      <w:r>
+        <w:rPr>
+          <w:rFonts w:ascii="Calibri" w:hAnsi="Calibri"/>
+          <w:sz w:val="20"/>
+        </w:rPr>
+        <w:t xml:space="preserve">The system shall </w:t>
+      </w:r>
+      <w:r>
+        <w:rPr>
+          <w:rFonts w:ascii="Calibri" w:hAnsi="Calibri"/>
+          <w:sz w:val="20"/>
+        </w:rPr>
+        <w:t>surface risks awaiting donor response on the donor dashboard, prioritised by severity and age.</w:t>
+      </w:r>
+    </w:p>
+    <w:p>
+      <w:pPr>
+        <w:spacing w:after="60"/>
+        <w:ind w:left="576" w:hanging="576"/>
+      </w:pPr>
+      <w:r>
+        <w:rPr>
+          <w:rFonts w:ascii="Calibri" w:hAnsi="Calibri"/>
+          <w:b/>
+          <w:sz w:val="20"/>
+        </w:rPr>
+        <w:t xml:space="preserve">10.  </w:t>
+      </w:r>
+      <w:r>
+        <w:rPr>
+          <w:rFonts w:ascii="Calibri" w:hAnsi="Calibri"/>
+          <w:sz w:val="20"/>
+        </w:rPr>
+        <w:t xml:space="preserve">The system shall </w:t>
+      </w:r>
+      <w:r>
+        <w:rPr>
+          <w:rFonts w:ascii="Calibri" w:hAnsi="Calibri"/>
+          <w:sz w:val="20"/>
+        </w:rPr>
+        <w:t>summarise the donor's portfolio with an AI-generated insights panel: headline, anomalies (grants drifting, organisations under-performing), and the next decisions the donor owes.</w:t>
+      </w:r>
+    </w:p>
+    <w:p>
+      <w:pPr>
+        <w:pStyle w:val="Heading3"/>
+      </w:pPr>
+      <w:r>
+        <w:rPr>
+          <w:rFonts w:ascii="Calibri" w:hAnsi="Calibri"/>
+          <w:color w:val="2C5F8A"/>
+          <w:sz w:val="22"/>
+        </w:rPr>
+        <w:t>6.10.3 Shared mechanics</w:t>
       </w:r>
     </w:p>
     <w:p>
@@ -6712,14 +8445,14 @@
           <w:b/>
           <w:sz w:val="20"/>
         </w:rPr>
-        <w:t xml:space="preserve">Narrative health explanation. </w:t>
-      </w:r>
-      <w:r>
-        <w:rPr>
-          <w:rFonts w:ascii="Calibri" w:hAnsi="Calibri"/>
-          <w:sz w:val="20"/>
-        </w:rPr>
-        <w:t>The system shall layer a one- or two-sentence plain-language explanation on top of the rule-based compliance score, summarising why the score is what it is and what the donor should attend to first.</w:t>
+        <w:t xml:space="preserve">Plain-language explanations of every finding. </w:t>
+      </w:r>
+      <w:r>
+        <w:rPr>
+          <w:rFonts w:ascii="Calibri" w:hAnsi="Calibri"/>
+          <w:sz w:val="20"/>
+        </w:rPr>
+        <w:t>Whether the audience is an NGO programme officer or a donor programme manager, the system shall translate technical findings (sanctions matches, document gaps, indicator variances) into plain language with specific follow-up actions.</w:t>
       </w:r>
     </w:p>
     <w:p>
@@ -6734,7 +8467,51 @@
           <w:b/>
           <w:sz w:val="20"/>
         </w:rPr>
-        <w:t xml:space="preserve">Risk detection. </w:t>
+        <w:t xml:space="preserve">Structured collaboration in-band. </w:t>
+      </w:r>
+      <w:r>
+        <w:rPr>
+          <w:rFonts w:ascii="Calibri" w:hAnsi="Calibri"/>
+          <w:sz w:val="20"/>
+        </w:rPr>
+        <w:t>Donor and NGO shall collaborate on every clarification, revision request, and risk response through threaded comments with @-mentions and (where subscribed) web push, rather than through email threads that escape the record.</w:t>
+      </w:r>
+    </w:p>
+    <w:p>
+      <w:pPr>
+        <w:pStyle w:val="ListBullet"/>
+        <w:spacing w:after="40"/>
+        <w:ind w:left="720"/>
+      </w:pPr>
+      <w:r>
+        <w:rPr>
+          <w:rFonts w:ascii="Calibri" w:hAnsi="Calibri"/>
+          <w:b/>
+          <w:sz w:val="20"/>
+        </w:rPr>
+        <w:t xml:space="preserve">Tamper-evident audit chain. </w:t>
+      </w:r>
+      <w:r>
+        <w:rPr>
+          <w:rFonts w:ascii="Calibri" w:hAnsi="Calibri"/>
+          <w:sz w:val="20"/>
+        </w:rPr>
+        <w:t>Every compliance-relevant event — sanctions screening result, verification stamp, document analysis, report submission, decision, risk lifecycle transition — shall be recorded in a hash-chained audit log so that the sequence of events is independently verifiable.</w:t>
+      </w:r>
+    </w:p>
+    <w:p>
+      <w:pPr>
+        <w:pStyle w:val="ListBullet"/>
+        <w:spacing w:after="40"/>
+        <w:ind w:left="720"/>
+      </w:pPr>
+      <w:r>
+        <w:rPr>
+          <w:rFonts w:ascii="Calibri" w:hAnsi="Calibri"/>
+          <w:b/>
+          <w:sz w:val="20"/>
+        </w:rPr>
+        <w:t xml:space="preserve">AI-driven risk detection. </w:t>
       </w:r>
       <w:r>
         <w:rPr>
@@ -6742,6 +8519,28 @@
           <w:sz w:val="20"/>
         </w:rPr>
         <w:t>The system shall use AI to detect risks during compliance screening, document analysis, application review, and report pre-flight, raising risk register entries with proposed severity and rationale rather than only surfacing them to the user who happens to be looking.</w:t>
+      </w:r>
+    </w:p>
+    <w:p>
+      <w:pPr>
+        <w:pStyle w:val="ListBullet"/>
+        <w:spacing w:after="40"/>
+        <w:ind w:left="720"/>
+      </w:pPr>
+      <w:r>
+        <w:rPr>
+          <w:rFonts w:ascii="Calibri" w:hAnsi="Calibri"/>
+          <w:b/>
+          <w:sz w:val="20"/>
+        </w:rPr>
+        <w:t xml:space="preserve">Health narrative. </w:t>
+      </w:r>
+      <w:r>
+        <w:rPr>
+          <w:rFonts w:ascii="Calibri" w:hAnsi="Calibri"/>
+          <w:sz w:val="20"/>
+        </w:rPr>
+        <w:t>The system shall layer a one- or two-sentence plain-language explanation on top of the rule-based compliance score, summarising why the score is what it is and what the donor should attend to first.</w:t>
       </w:r>
     </w:p>
     <w:p>
@@ -7906,6 +9705,323 @@
       </w:r>
     </w:p>
     <w:p>
+      <w:pPr>
+        <w:pStyle w:val="Heading2"/>
+      </w:pPr>
+      <w:r>
+        <w:rPr>
+          <w:rFonts w:ascii="Calibri" w:hAnsi="Calibri"/>
+          <w:color w:val="1B3A5C"/>
+          <w:sz w:val="26"/>
+        </w:rPr>
+        <w:t>6.16 Field Operations: Mobile and Offline Work</w:t>
+      </w:r>
+    </w:p>
+    <w:tbl>
+      <w:tblPr>
+        <w:tblW w:type="auto" w:w="0"/>
+        <w:jc w:val="center"/>
+        <w:tblLook w:firstColumn="1" w:firstRow="1" w:lastColumn="0" w:lastRow="0" w:noHBand="0" w:noVBand="1" w:val="04A0"/>
+      </w:tblPr>
+      <w:tblGrid>
+        <w:gridCol w:w="9518"/>
+      </w:tblGrid>
+      <w:tr>
+        <w:tc>
+          <w:tcPr>
+            <w:tcW w:type="dxa" w:w="9518"/>
+            <w:shd w:fill="EEF2F7"/>
+          </w:tcPr>
+          <w:p>
+            <w:pPr>
+              <w:spacing w:after="80"/>
+            </w:pPr>
+            <w:r/>
+            <w:r>
+              <w:rPr>
+                <w:rFonts w:ascii="Calibri" w:hAnsi="Calibri"/>
+                <w:b/>
+                <w:color w:val="1B3A5C"/>
+                <w:sz w:val="18"/>
+              </w:rPr>
+              <w:t xml:space="preserve">USE CASE  </w:t>
+            </w:r>
+            <w:r>
+              <w:rPr>
+                <w:rFonts w:ascii="Calibri" w:hAnsi="Calibri"/>
+                <w:sz w:val="20"/>
+              </w:rPr>
+              <w:t>A field officer for a women's protection NGO is documenting a beneficiary intake in a rural area with no mobile signal. She opens the platform on her phone (the same login she uses at the office), drafts the report narrative, attaches three photographs of consent forms taken with her camera, and saves. The platform shows the work as queued for sync. Twenty minutes later, back in the town centre, her phone reconnects; the platform syncs the draft and uploads the photographs automatically in the background. When she opens her laptop that evening, the draft is already there, waiting for her to refine and submit.</w:t>
+            </w:r>
+          </w:p>
+        </w:tc>
+      </w:tr>
+    </w:tbl>
+    <w:p>
+      <w:pPr>
+        <w:spacing w:after="120"/>
+      </w:pPr>
+      <w:r>
+        <w:rPr>
+          <w:rFonts w:ascii="Calibri" w:hAnsi="Calibri"/>
+          <w:sz w:val="20"/>
+        </w:rPr>
+        <w:t>The Global South operating environment includes intermittent connectivity, limited bandwidth, and a primary device that is typically a mobile phone. The system shall treat this as a first-class scenario rather than a degraded mode.</w:t>
+      </w:r>
+    </w:p>
+    <w:p>
+      <w:pPr>
+        <w:spacing w:after="60"/>
+        <w:ind w:left="576" w:hanging="576"/>
+      </w:pPr>
+      <w:r>
+        <w:rPr>
+          <w:rFonts w:ascii="Calibri" w:hAnsi="Calibri"/>
+          <w:b/>
+          <w:sz w:val="20"/>
+        </w:rPr>
+        <w:t xml:space="preserve">1.  </w:t>
+      </w:r>
+      <w:r>
+        <w:rPr>
+          <w:rFonts w:ascii="Calibri" w:hAnsi="Calibri"/>
+          <w:sz w:val="20"/>
+        </w:rPr>
+        <w:t xml:space="preserve">The system shall </w:t>
+      </w:r>
+      <w:r>
+        <w:rPr>
+          <w:rFonts w:ascii="Calibri" w:hAnsi="Calibri"/>
+          <w:sz w:val="20"/>
+        </w:rPr>
+        <w:t>be delivered as a progressive web application installable on a mobile device's home screen, with the same authentication, workspaces, and feature scope as the desktop experience.</w:t>
+      </w:r>
+    </w:p>
+    <w:p>
+      <w:pPr>
+        <w:spacing w:after="60"/>
+        <w:ind w:left="576" w:hanging="576"/>
+      </w:pPr>
+      <w:r>
+        <w:rPr>
+          <w:rFonts w:ascii="Calibri" w:hAnsi="Calibri"/>
+          <w:b/>
+          <w:sz w:val="20"/>
+        </w:rPr>
+        <w:t xml:space="preserve">2.  </w:t>
+      </w:r>
+      <w:r>
+        <w:rPr>
+          <w:rFonts w:ascii="Calibri" w:hAnsi="Calibri"/>
+          <w:sz w:val="20"/>
+        </w:rPr>
+        <w:t xml:space="preserve">The system shall </w:t>
+      </w:r>
+      <w:r>
+        <w:rPr>
+          <w:rFonts w:ascii="Calibri" w:hAnsi="Calibri"/>
+          <w:sz w:val="20"/>
+        </w:rPr>
+        <w:t>present responsive layouts tuned for mobile portrait, mobile landscape, tablet, and desktop viewports, so every workspace is fully usable on a phone rather than requiring a separate mobile app.</w:t>
+      </w:r>
+    </w:p>
+    <w:p>
+      <w:pPr>
+        <w:spacing w:after="60"/>
+        <w:ind w:left="576" w:hanging="576"/>
+      </w:pPr>
+      <w:r>
+        <w:rPr>
+          <w:rFonts w:ascii="Calibri" w:hAnsi="Calibri"/>
+          <w:b/>
+          <w:sz w:val="20"/>
+        </w:rPr>
+        <w:t xml:space="preserve">3.  </w:t>
+      </w:r>
+      <w:r>
+        <w:rPr>
+          <w:rFonts w:ascii="Calibri" w:hAnsi="Calibri"/>
+          <w:sz w:val="20"/>
+        </w:rPr>
+        <w:t xml:space="preserve">The system shall </w:t>
+      </w:r>
+      <w:r>
+        <w:rPr>
+          <w:rFonts w:ascii="Calibri" w:hAnsi="Calibri"/>
+          <w:sz w:val="20"/>
+        </w:rPr>
+        <w:t>operate in offline-first mode: users shall be able to draft applications, complete capacity assessments, write progress reports, fill out indicator data, and capture supporting evidence without an active internet connection.</w:t>
+      </w:r>
+    </w:p>
+    <w:p>
+      <w:pPr>
+        <w:spacing w:after="60"/>
+        <w:ind w:left="576" w:hanging="576"/>
+      </w:pPr>
+      <w:r>
+        <w:rPr>
+          <w:rFonts w:ascii="Calibri" w:hAnsi="Calibri"/>
+          <w:b/>
+          <w:sz w:val="20"/>
+        </w:rPr>
+        <w:t xml:space="preserve">4.  </w:t>
+      </w:r>
+      <w:r>
+        <w:rPr>
+          <w:rFonts w:ascii="Calibri" w:hAnsi="Calibri"/>
+          <w:sz w:val="20"/>
+        </w:rPr>
+        <w:t xml:space="preserve">The system shall </w:t>
+      </w:r>
+      <w:r>
+        <w:rPr>
+          <w:rFonts w:ascii="Calibri" w:hAnsi="Calibri"/>
+          <w:sz w:val="20"/>
+        </w:rPr>
+        <w:t>auto-save drafts continuously to local device storage during editing so that interrupted sessions, browser crashes, or sudden connectivity loss never lose work.</w:t>
+      </w:r>
+    </w:p>
+    <w:p>
+      <w:pPr>
+        <w:spacing w:after="60"/>
+        <w:ind w:left="576" w:hanging="576"/>
+      </w:pPr>
+      <w:r>
+        <w:rPr>
+          <w:rFonts w:ascii="Calibri" w:hAnsi="Calibri"/>
+          <w:b/>
+          <w:sz w:val="20"/>
+        </w:rPr>
+        <w:t xml:space="preserve">5.  </w:t>
+      </w:r>
+      <w:r>
+        <w:rPr>
+          <w:rFonts w:ascii="Calibri" w:hAnsi="Calibri"/>
+          <w:sz w:val="20"/>
+        </w:rPr>
+        <w:t xml:space="preserve">The system shall </w:t>
+      </w:r>
+      <w:r>
+        <w:rPr>
+          <w:rFonts w:ascii="Calibri" w:hAnsi="Calibri"/>
+          <w:sz w:val="20"/>
+        </w:rPr>
+        <w:t>queue file uploads (photographs, documents) for background sync when the device is offline, transmitting them automatically once connectivity is restored without the user re-uploading.</w:t>
+      </w:r>
+    </w:p>
+    <w:p>
+      <w:pPr>
+        <w:spacing w:after="60"/>
+        <w:ind w:left="576" w:hanging="576"/>
+      </w:pPr>
+      <w:r>
+        <w:rPr>
+          <w:rFonts w:ascii="Calibri" w:hAnsi="Calibri"/>
+          <w:b/>
+          <w:sz w:val="20"/>
+        </w:rPr>
+        <w:t xml:space="preserve">6.  </w:t>
+      </w:r>
+      <w:r>
+        <w:rPr>
+          <w:rFonts w:ascii="Calibri" w:hAnsi="Calibri"/>
+          <w:sz w:val="20"/>
+        </w:rPr>
+        <w:t xml:space="preserve">The system shall </w:t>
+      </w:r>
+      <w:r>
+        <w:rPr>
+          <w:rFonts w:ascii="Calibri" w:hAnsi="Calibri"/>
+          <w:sz w:val="20"/>
+        </w:rPr>
+        <w:t>synchronise queued edits and uploads on reconnection with appropriate conflict handling — if two devices edited the same draft offline, the system shall surface the divergence to the user rather than silently overwriting one side.</w:t>
+      </w:r>
+    </w:p>
+    <w:p>
+      <w:pPr>
+        <w:spacing w:after="60"/>
+        <w:ind w:left="576" w:hanging="576"/>
+      </w:pPr>
+      <w:r>
+        <w:rPr>
+          <w:rFonts w:ascii="Calibri" w:hAnsi="Calibri"/>
+          <w:b/>
+          <w:sz w:val="20"/>
+        </w:rPr>
+        <w:t xml:space="preserve">7.  </w:t>
+      </w:r>
+      <w:r>
+        <w:rPr>
+          <w:rFonts w:ascii="Calibri" w:hAnsi="Calibri"/>
+          <w:sz w:val="20"/>
+        </w:rPr>
+        <w:t xml:space="preserve">The system shall </w:t>
+      </w:r>
+      <w:r>
+        <w:rPr>
+          <w:rFonts w:ascii="Calibri" w:hAnsi="Calibri"/>
+          <w:sz w:val="20"/>
+        </w:rPr>
+        <w:t>operate acceptably over low-bandwidth and high-latency connections by minimising payload sizes, deferring heavy AI work to asynchronous background calls, and progressively enhancing rich features so that the core flow works on a slow 3G connection.</w:t>
+      </w:r>
+    </w:p>
+    <w:p>
+      <w:pPr>
+        <w:spacing w:after="60"/>
+        <w:ind w:left="576" w:hanging="576"/>
+      </w:pPr>
+      <w:r>
+        <w:rPr>
+          <w:rFonts w:ascii="Calibri" w:hAnsi="Calibri"/>
+          <w:b/>
+          <w:sz w:val="20"/>
+        </w:rPr>
+        <w:t xml:space="preserve">8.  </w:t>
+      </w:r>
+      <w:r>
+        <w:rPr>
+          <w:rFonts w:ascii="Calibri" w:hAnsi="Calibri"/>
+          <w:sz w:val="20"/>
+        </w:rPr>
+        <w:t xml:space="preserve">The system shall </w:t>
+      </w:r>
+      <w:r>
+        <w:rPr>
+          <w:rFonts w:ascii="Calibri" w:hAnsi="Calibri"/>
+          <w:sz w:val="20"/>
+        </w:rPr>
+        <w:t>treat photographs taken on a mobile camera as first-class evidence uploads, applying the same vision-based extraction and donor-aware analysis available to other document types.</w:t>
+      </w:r>
+    </w:p>
+    <w:p>
+      <w:pPr>
+        <w:spacing w:after="60"/>
+        <w:ind w:left="576" w:hanging="576"/>
+      </w:pPr>
+      <w:r>
+        <w:rPr>
+          <w:rFonts w:ascii="Calibri" w:hAnsi="Calibri"/>
+          <w:b/>
+          <w:sz w:val="20"/>
+        </w:rPr>
+        <w:t xml:space="preserve">9.  </w:t>
+      </w:r>
+      <w:r>
+        <w:rPr>
+          <w:rFonts w:ascii="Calibri" w:hAnsi="Calibri"/>
+          <w:sz w:val="20"/>
+        </w:rPr>
+        <w:t xml:space="preserve">The system shall </w:t>
+      </w:r>
+      <w:r>
+        <w:rPr>
+          <w:rFonts w:ascii="Calibri" w:hAnsi="Calibri"/>
+          <w:sz w:val="20"/>
+        </w:rPr>
+        <w:t>preserve the user's session across device restarts and prolonged disconnection, so a field officer returning to network after a day in a remote area can resume exactly where she left off.</w:t>
+      </w:r>
+    </w:p>
+    <w:p>
       <w:r>
         <w:br w:type="page"/>
       </w:r>
@@ -8685,7 +10801,19 @@
           <w:color w:val="1B3A5C"/>
           <w:sz w:val="26"/>
         </w:rPr>
-        <w:t>7.5 Accessibility and Inclusivity</w:t>
+        <w:t>7.5 Usability, Accessibility, and Inclusivity</w:t>
+      </w:r>
+    </w:p>
+    <w:p>
+      <w:pPr>
+        <w:spacing w:after="120"/>
+      </w:pPr>
+      <w:r>
+        <w:rPr>
+          <w:rFonts w:ascii="Calibri" w:hAnsi="Calibri"/>
+          <w:sz w:val="20"/>
+        </w:rPr>
+        <w:t>Usability is treated as a quality attribute, not a feature. The system shall be optimised for users whose primary device is a phone, whose connectivity is intermittent, whose first language may not be English, and whose time is scarce. Every surface shall answer the question "what should I do next?" before the user has to ask.</w:t>
       </w:r>
     </w:p>
     <w:p>
@@ -8741,7 +10869,7 @@
           <w:rFonts w:ascii="Calibri" w:hAnsi="Calibri"/>
           <w:sz w:val="20"/>
         </w:rPr>
-        <w:t>support touch interaction on mobile devices and shall present responsive layouts down to mobile-portrait viewports for primary workspaces.</w:t>
+        <w:t>present action-driven workspaces: every dashboard surface shall lead with what the user owes attention to (to-dos, deadlines, blockers, opportunities) rather than asking the user to navigate to discover their next action.</w:t>
       </w:r>
     </w:p>
     <w:p>
@@ -8769,7 +10897,7 @@
           <w:rFonts w:ascii="Calibri" w:hAnsi="Calibri"/>
           <w:sz w:val="20"/>
         </w:rPr>
-        <w:t>operate acceptably over low-bandwidth and intermittent connections typical of field environments, with progressive enhancement of heavy AI features rather than hard dependence on them.</w:t>
+        <w:t>minimise time-to-first-action: a user signing in shall be one click away from their highest-priority pending item.</w:t>
       </w:r>
     </w:p>
     <w:p>
@@ -8797,7 +10925,7 @@
           <w:rFonts w:ascii="Calibri" w:hAnsi="Calibri"/>
           <w:sz w:val="20"/>
         </w:rPr>
-        <w:t>treat scanned and image-only documents as first-class inputs, falling back to vision-based extraction rather than rejecting field-collected evidence.</w:t>
+        <w:t>support touch interaction with mobile-portrait layouts on every primary workspace, treating mobile as a first-class delivery surface rather than a degraded fallback.</w:t>
       </w:r>
     </w:p>
     <w:p>
@@ -8825,7 +10953,175 @@
           <w:rFonts w:ascii="Calibri" w:hAnsi="Calibri"/>
           <w:sz w:val="20"/>
         </w:rPr>
+        <w:t>operate offline-first: critical user actions (draft applications, complete assessments, write reports, capture evidence, save indicator data) shall function without an active connection and shall sync automatically on reconnection.</w:t>
+      </w:r>
+    </w:p>
+    <w:p>
+      <w:pPr>
+        <w:spacing w:after="60"/>
+        <w:ind w:left="576" w:hanging="576"/>
+      </w:pPr>
+      <w:r>
+        <w:rPr>
+          <w:rFonts w:ascii="Calibri" w:hAnsi="Calibri"/>
+          <w:b/>
+          <w:sz w:val="20"/>
+        </w:rPr>
+        <w:t xml:space="preserve">6.  </w:t>
+      </w:r>
+      <w:r>
+        <w:rPr>
+          <w:rFonts w:ascii="Calibri" w:hAnsi="Calibri"/>
+          <w:sz w:val="20"/>
+        </w:rPr>
+        <w:t xml:space="preserve">The system shall </w:t>
+      </w:r>
+      <w:r>
+        <w:rPr>
+          <w:rFonts w:ascii="Calibri" w:hAnsi="Calibri"/>
+          <w:sz w:val="20"/>
+        </w:rPr>
+        <w:t>operate acceptably over low-bandwidth and high-latency connections by deferring heavy AI work to asynchronous background calls and progressively enhancing rich features.</w:t>
+      </w:r>
+    </w:p>
+    <w:p>
+      <w:pPr>
+        <w:spacing w:after="60"/>
+        <w:ind w:left="576" w:hanging="576"/>
+      </w:pPr>
+      <w:r>
+        <w:rPr>
+          <w:rFonts w:ascii="Calibri" w:hAnsi="Calibri"/>
+          <w:b/>
+          <w:sz w:val="20"/>
+        </w:rPr>
+        <w:t xml:space="preserve">7.  </w:t>
+      </w:r>
+      <w:r>
+        <w:rPr>
+          <w:rFonts w:ascii="Calibri" w:hAnsi="Calibri"/>
+          <w:sz w:val="20"/>
+        </w:rPr>
+        <w:t xml:space="preserve">The system shall </w:t>
+      </w:r>
+      <w:r>
+        <w:rPr>
+          <w:rFonts w:ascii="Calibri" w:hAnsi="Calibri"/>
+          <w:sz w:val="20"/>
+        </w:rPr>
+        <w:t>auto-save user input continuously to local storage so that connectivity loss, browser crash, or device restart never causes loss of work.</w:t>
+      </w:r>
+    </w:p>
+    <w:p>
+      <w:pPr>
+        <w:spacing w:after="60"/>
+        <w:ind w:left="576" w:hanging="576"/>
+      </w:pPr>
+      <w:r>
+        <w:rPr>
+          <w:rFonts w:ascii="Calibri" w:hAnsi="Calibri"/>
+          <w:b/>
+          <w:sz w:val="20"/>
+        </w:rPr>
+        <w:t xml:space="preserve">8.  </w:t>
+      </w:r>
+      <w:r>
+        <w:rPr>
+          <w:rFonts w:ascii="Calibri" w:hAnsi="Calibri"/>
+          <w:sz w:val="20"/>
+        </w:rPr>
+        <w:t xml:space="preserve">The system shall </w:t>
+      </w:r>
+      <w:r>
+        <w:rPr>
+          <w:rFonts w:ascii="Calibri" w:hAnsi="Calibri"/>
+          <w:sz w:val="20"/>
+        </w:rPr>
+        <w:t>treat scanned and image-only documents as first-class inputs, falling back to vision-based extraction rather than rejecting field-collected evidence.</w:t>
+      </w:r>
+    </w:p>
+    <w:p>
+      <w:pPr>
+        <w:spacing w:after="60"/>
+        <w:ind w:left="576" w:hanging="576"/>
+      </w:pPr>
+      <w:r>
+        <w:rPr>
+          <w:rFonts w:ascii="Calibri" w:hAnsi="Calibri"/>
+          <w:b/>
+          <w:sz w:val="20"/>
+        </w:rPr>
+        <w:t xml:space="preserve">9.  </w:t>
+      </w:r>
+      <w:r>
+        <w:rPr>
+          <w:rFonts w:ascii="Calibri" w:hAnsi="Calibri"/>
+          <w:sz w:val="20"/>
+        </w:rPr>
+        <w:t xml:space="preserve">The system shall </w:t>
+      </w:r>
+      <w:r>
+        <w:rPr>
+          <w:rFonts w:ascii="Calibri" w:hAnsi="Calibri"/>
+          <w:sz w:val="20"/>
+        </w:rPr>
         <w:t>render in right-to-left layout for Arabic without manual configuration on the part of the user.</w:t>
+      </w:r>
+    </w:p>
+    <w:p>
+      <w:pPr>
+        <w:spacing w:after="60"/>
+        <w:ind w:left="576" w:hanging="576"/>
+      </w:pPr>
+      <w:r>
+        <w:rPr>
+          <w:rFonts w:ascii="Calibri" w:hAnsi="Calibri"/>
+          <w:b/>
+          <w:sz w:val="20"/>
+        </w:rPr>
+        <w:t xml:space="preserve">10.  </w:t>
+      </w:r>
+      <w:r>
+        <w:rPr>
+          <w:rFonts w:ascii="Calibri" w:hAnsi="Calibri"/>
+          <w:sz w:val="20"/>
+        </w:rPr>
+        <w:t xml:space="preserve">The system shall </w:t>
+      </w:r>
+      <w:r>
+        <w:rPr>
+          <w:rFonts w:ascii="Calibri" w:hAnsi="Calibri"/>
+          <w:sz w:val="20"/>
+        </w:rPr>
+        <w:t>show clear status feedback for every long-running operation (document analysis, AI report drafting, background upload sync) so the user never wonders whether the system is working.</w:t>
+      </w:r>
+    </w:p>
+    <w:p>
+      <w:pPr>
+        <w:spacing w:after="60"/>
+        <w:ind w:left="576" w:hanging="576"/>
+      </w:pPr>
+      <w:r>
+        <w:rPr>
+          <w:rFonts w:ascii="Calibri" w:hAnsi="Calibri"/>
+          <w:b/>
+          <w:sz w:val="20"/>
+        </w:rPr>
+        <w:t xml:space="preserve">11.  </w:t>
+      </w:r>
+      <w:r>
+        <w:rPr>
+          <w:rFonts w:ascii="Calibri" w:hAnsi="Calibri"/>
+          <w:sz w:val="20"/>
+        </w:rPr>
+        <w:t xml:space="preserve">The system shall </w:t>
+      </w:r>
+      <w:r>
+        <w:rPr>
+          <w:rFonts w:ascii="Calibri" w:hAnsi="Calibri"/>
+          <w:sz w:val="20"/>
+        </w:rPr>
+        <w:t>make every AI output editable: AI is a starting point, never the final word.</w:t>
       </w:r>
     </w:p>
     <w:p>
@@ -11951,6 +14247,1464 @@
           <w:sz w:val="20"/>
         </w:rPr>
         <w:t>Once resolved, the next daily probe transitions the row back to ok and the administrator notification is cleared.</w:t>
+      </w:r>
+    </w:p>
+    <w:p/>
+    <w:p>
+      <w:pPr>
+        <w:pStyle w:val="Heading2"/>
+      </w:pPr>
+      <w:r>
+        <w:rPr>
+          <w:rFonts w:ascii="Calibri" w:hAnsi="Calibri"/>
+          <w:color w:val="1B3A5C"/>
+          <w:sz w:val="26"/>
+        </w:rPr>
+        <w:t>UC-013: Donor creates a grant by uploading an existing brief document</w:t>
+      </w:r>
+    </w:p>
+    <w:tbl>
+      <w:tblPr>
+        <w:tblStyle w:val="TableGrid"/>
+        <w:tblW w:type="auto" w:w="0"/>
+        <w:jc w:val="center"/>
+        <w:tblLook w:firstColumn="1" w:firstRow="1" w:lastColumn="0" w:lastRow="0" w:noHBand="0" w:noVBand="1" w:val="04A0"/>
+      </w:tblPr>
+      <w:tblGrid>
+        <w:gridCol w:w="3173"/>
+        <w:gridCol w:w="3173"/>
+        <w:gridCol w:w="3173"/>
+      </w:tblGrid>
+      <w:tr>
+        <w:tc>
+          <w:tcPr>
+            <w:tcW w:type="dxa" w:w="1440"/>
+            <w:shd w:fill="1B3A5C"/>
+          </w:tcPr>
+          <w:p>
+            <w:pPr>
+              <w:jc w:val="left"/>
+            </w:pPr>
+            <w:r/>
+            <w:r>
+              <w:rPr>
+                <w:rFonts w:ascii="Calibri" w:hAnsi="Calibri"/>
+                <w:b/>
+                <w:color w:val="FFFFFF"/>
+                <w:sz w:val="18"/>
+              </w:rPr>
+              <w:t>Actor</w:t>
+            </w:r>
+          </w:p>
+        </w:tc>
+        <w:tc>
+          <w:tcPr>
+            <w:tcW w:type="dxa" w:w="3888"/>
+            <w:shd w:fill="1B3A5C"/>
+          </w:tcPr>
+          <w:p>
+            <w:pPr>
+              <w:jc w:val="left"/>
+            </w:pPr>
+            <w:r/>
+            <w:r>
+              <w:rPr>
+                <w:rFonts w:ascii="Calibri" w:hAnsi="Calibri"/>
+                <w:b/>
+                <w:color w:val="FFFFFF"/>
+                <w:sz w:val="18"/>
+              </w:rPr>
+              <w:t>Pre-conditions</w:t>
+            </w:r>
+          </w:p>
+        </w:tc>
+        <w:tc>
+          <w:tcPr>
+            <w:tcW w:type="dxa" w:w="3888"/>
+            <w:shd w:fill="1B3A5C"/>
+          </w:tcPr>
+          <w:p>
+            <w:pPr>
+              <w:jc w:val="left"/>
+            </w:pPr>
+            <w:r/>
+            <w:r>
+              <w:rPr>
+                <w:rFonts w:ascii="Calibri" w:hAnsi="Calibri"/>
+                <w:b/>
+                <w:color w:val="FFFFFF"/>
+                <w:sz w:val="18"/>
+              </w:rPr>
+              <w:t>Post-conditions</w:t>
+            </w:r>
+          </w:p>
+        </w:tc>
+      </w:tr>
+      <w:tr>
+        <w:tc>
+          <w:tcPr>
+            <w:tcW w:type="dxa" w:w="1440"/>
+            <w:shd w:fill="F2F6FA"/>
+          </w:tcPr>
+          <w:p>
+            <w:r/>
+            <w:r>
+              <w:rPr>
+                <w:rFonts w:ascii="Calibri" w:hAnsi="Calibri"/>
+                <w:sz w:val="18"/>
+              </w:rPr>
+              <w:t>Donor</w:t>
+            </w:r>
+          </w:p>
+        </w:tc>
+        <w:tc>
+          <w:tcPr>
+            <w:tcW w:type="dxa" w:w="3888"/>
+            <w:shd w:fill="F2F6FA"/>
+          </w:tcPr>
+          <w:p>
+            <w:r/>
+            <w:r>
+              <w:rPr>
+                <w:rFonts w:ascii="Calibri" w:hAnsi="Calibri"/>
+                <w:sz w:val="18"/>
+              </w:rPr>
+              <w:t>Donor has drafted a grant brief in Word and wants to publish it on the platform.</w:t>
+            </w:r>
+          </w:p>
+        </w:tc>
+        <w:tc>
+          <w:tcPr>
+            <w:tcW w:type="dxa" w:w="3888"/>
+            <w:shd w:fill="F2F6FA"/>
+          </w:tcPr>
+          <w:p>
+            <w:r/>
+            <w:r>
+              <w:rPr>
+                <w:rFonts w:ascii="Calibri" w:hAnsi="Calibri"/>
+                <w:sz w:val="18"/>
+              </w:rPr>
+              <w:t>Grant is open with the donor's intended content preserved; the donor saved 90 minutes of manual data entry.</w:t>
+            </w:r>
+          </w:p>
+        </w:tc>
+      </w:tr>
+    </w:tbl>
+    <w:p/>
+    <w:p>
+      <w:r>
+        <w:rPr>
+          <w:rFonts w:ascii="Calibri" w:hAnsi="Calibri"/>
+          <w:b/>
+          <w:sz w:val="20"/>
+        </w:rPr>
+        <w:t>Main flow</w:t>
+      </w:r>
+    </w:p>
+    <w:p>
+      <w:pPr>
+        <w:spacing w:after="40"/>
+        <w:ind w:left="432"/>
+      </w:pPr>
+      <w:r>
+        <w:rPr>
+          <w:rFonts w:ascii="Calibri" w:hAnsi="Calibri"/>
+          <w:b/>
+          <w:sz w:val="20"/>
+        </w:rPr>
+        <w:t xml:space="preserve">1.  </w:t>
+      </w:r>
+      <w:r>
+        <w:rPr>
+          <w:rFonts w:ascii="Calibri" w:hAnsi="Calibri"/>
+          <w:sz w:val="20"/>
+        </w:rPr>
+        <w:t>Donor opens the grant creation wizard and chooses the upload path.</w:t>
+      </w:r>
+    </w:p>
+    <w:p>
+      <w:pPr>
+        <w:spacing w:after="40"/>
+        <w:ind w:left="432"/>
+      </w:pPr>
+      <w:r>
+        <w:rPr>
+          <w:rFonts w:ascii="Calibri" w:hAnsi="Calibri"/>
+          <w:b/>
+          <w:sz w:val="20"/>
+        </w:rPr>
+        <w:t xml:space="preserve">2.  </w:t>
+      </w:r>
+      <w:r>
+        <w:rPr>
+          <w:rFonts w:ascii="Calibri" w:hAnsi="Calibri"/>
+          <w:sz w:val="20"/>
+        </w:rPr>
+        <w:t>Donor uploads the existing grant brief (PDF, DOCX, or plain text).</w:t>
+      </w:r>
+    </w:p>
+    <w:p>
+      <w:pPr>
+        <w:spacing w:after="40"/>
+        <w:ind w:left="432"/>
+      </w:pPr>
+      <w:r>
+        <w:rPr>
+          <w:rFonts w:ascii="Calibri" w:hAnsi="Calibri"/>
+          <w:b/>
+          <w:sz w:val="20"/>
+        </w:rPr>
+        <w:t xml:space="preserve">3.  </w:t>
+      </w:r>
+      <w:r>
+        <w:rPr>
+          <w:rFonts w:ascii="Calibri" w:hAnsi="Calibri"/>
+          <w:sz w:val="20"/>
+        </w:rPr>
+        <w:t>The system extracts the structured content, mapping it across the wizard's six steps: basics, eligibility, criteria with weights, document requirements, reporting configuration, and review.</w:t>
+      </w:r>
+    </w:p>
+    <w:p>
+      <w:pPr>
+        <w:spacing w:after="40"/>
+        <w:ind w:left="432"/>
+      </w:pPr>
+      <w:r>
+        <w:rPr>
+          <w:rFonts w:ascii="Calibri" w:hAnsi="Calibri"/>
+          <w:b/>
+          <w:sz w:val="20"/>
+        </w:rPr>
+        <w:t xml:space="preserve">4.  </w:t>
+      </w:r>
+      <w:r>
+        <w:rPr>
+          <w:rFonts w:ascii="Calibri" w:hAnsi="Calibri"/>
+          <w:sz w:val="20"/>
+        </w:rPr>
+        <w:t>Donor reviews each prefilled step; the system clearly distinguishes AI-extracted content from empty fields and from donor edits.</w:t>
+      </w:r>
+    </w:p>
+    <w:p>
+      <w:pPr>
+        <w:spacing w:after="40"/>
+        <w:ind w:left="432"/>
+      </w:pPr>
+      <w:r>
+        <w:rPr>
+          <w:rFonts w:ascii="Calibri" w:hAnsi="Calibri"/>
+          <w:b/>
+          <w:sz w:val="20"/>
+        </w:rPr>
+        <w:t xml:space="preserve">5.  </w:t>
+      </w:r>
+      <w:r>
+        <w:rPr>
+          <w:rFonts w:ascii="Calibri" w:hAnsi="Calibri"/>
+          <w:sz w:val="20"/>
+        </w:rPr>
+        <w:t>Donor modifies, adds, and removes content where the extraction is incomplete or where the donor wants different language.</w:t>
+      </w:r>
+    </w:p>
+    <w:p>
+      <w:pPr>
+        <w:spacing w:after="40"/>
+        <w:ind w:left="432"/>
+      </w:pPr>
+      <w:r>
+        <w:rPr>
+          <w:rFonts w:ascii="Calibri" w:hAnsi="Calibri"/>
+          <w:b/>
+          <w:sz w:val="20"/>
+        </w:rPr>
+        <w:t xml:space="preserve">6.  </w:t>
+      </w:r>
+      <w:r>
+        <w:rPr>
+          <w:rFonts w:ascii="Calibri" w:hAnsi="Calibri"/>
+          <w:sz w:val="20"/>
+        </w:rPr>
+        <w:t>Donor runs the applicant-burden critique and median-NGO preview before publishing.</w:t>
+      </w:r>
+    </w:p>
+    <w:p>
+      <w:pPr>
+        <w:spacing w:after="40"/>
+        <w:ind w:left="432"/>
+      </w:pPr>
+      <w:r>
+        <w:rPr>
+          <w:rFonts w:ascii="Calibri" w:hAnsi="Calibri"/>
+          <w:b/>
+          <w:sz w:val="20"/>
+        </w:rPr>
+        <w:t xml:space="preserve">7.  </w:t>
+      </w:r>
+      <w:r>
+        <w:rPr>
+          <w:rFonts w:ascii="Calibri" w:hAnsi="Calibri"/>
+          <w:sz w:val="20"/>
+        </w:rPr>
+        <w:t>Donor publishes the grant; the system transitions it from draft to open and notifies matching NGOs.</w:t>
+      </w:r>
+    </w:p>
+    <w:p/>
+    <w:p>
+      <w:pPr>
+        <w:pStyle w:val="Heading2"/>
+      </w:pPr>
+      <w:r>
+        <w:rPr>
+          <w:rFonts w:ascii="Calibri" w:hAnsi="Calibri"/>
+          <w:color w:val="1B3A5C"/>
+          <w:sz w:val="26"/>
+        </w:rPr>
+        <w:t>UC-014: NGO opens their This-Week action dashboard</w:t>
+      </w:r>
+    </w:p>
+    <w:tbl>
+      <w:tblPr>
+        <w:tblStyle w:val="TableGrid"/>
+        <w:tblW w:type="auto" w:w="0"/>
+        <w:jc w:val="center"/>
+        <w:tblLook w:firstColumn="1" w:firstRow="1" w:lastColumn="0" w:lastRow="0" w:noHBand="0" w:noVBand="1" w:val="04A0"/>
+      </w:tblPr>
+      <w:tblGrid>
+        <w:gridCol w:w="3173"/>
+        <w:gridCol w:w="3173"/>
+        <w:gridCol w:w="3173"/>
+      </w:tblGrid>
+      <w:tr>
+        <w:tc>
+          <w:tcPr>
+            <w:tcW w:type="dxa" w:w="1440"/>
+            <w:shd w:fill="1B3A5C"/>
+          </w:tcPr>
+          <w:p>
+            <w:pPr>
+              <w:jc w:val="left"/>
+            </w:pPr>
+            <w:r/>
+            <w:r>
+              <w:rPr>
+                <w:rFonts w:ascii="Calibri" w:hAnsi="Calibri"/>
+                <w:b/>
+                <w:color w:val="FFFFFF"/>
+                <w:sz w:val="18"/>
+              </w:rPr>
+              <w:t>Actor</w:t>
+            </w:r>
+          </w:p>
+        </w:tc>
+        <w:tc>
+          <w:tcPr>
+            <w:tcW w:type="dxa" w:w="3888"/>
+            <w:shd w:fill="1B3A5C"/>
+          </w:tcPr>
+          <w:p>
+            <w:pPr>
+              <w:jc w:val="left"/>
+            </w:pPr>
+            <w:r/>
+            <w:r>
+              <w:rPr>
+                <w:rFonts w:ascii="Calibri" w:hAnsi="Calibri"/>
+                <w:b/>
+                <w:color w:val="FFFFFF"/>
+                <w:sz w:val="18"/>
+              </w:rPr>
+              <w:t>Pre-conditions</w:t>
+            </w:r>
+          </w:p>
+        </w:tc>
+        <w:tc>
+          <w:tcPr>
+            <w:tcW w:type="dxa" w:w="3888"/>
+            <w:shd w:fill="1B3A5C"/>
+          </w:tcPr>
+          <w:p>
+            <w:pPr>
+              <w:jc w:val="left"/>
+            </w:pPr>
+            <w:r/>
+            <w:r>
+              <w:rPr>
+                <w:rFonts w:ascii="Calibri" w:hAnsi="Calibri"/>
+                <w:b/>
+                <w:color w:val="FFFFFF"/>
+                <w:sz w:val="18"/>
+              </w:rPr>
+              <w:t>Post-conditions</w:t>
+            </w:r>
+          </w:p>
+        </w:tc>
+      </w:tr>
+      <w:tr>
+        <w:tc>
+          <w:tcPr>
+            <w:tcW w:type="dxa" w:w="1440"/>
+            <w:shd w:fill="F2F6FA"/>
+          </w:tcPr>
+          <w:p>
+            <w:r/>
+            <w:r>
+              <w:rPr>
+                <w:rFonts w:ascii="Calibri" w:hAnsi="Calibri"/>
+                <w:sz w:val="18"/>
+              </w:rPr>
+              <w:t>NGO</w:t>
+            </w:r>
+          </w:p>
+        </w:tc>
+        <w:tc>
+          <w:tcPr>
+            <w:tcW w:type="dxa" w:w="3888"/>
+            <w:shd w:fill="F2F6FA"/>
+          </w:tcPr>
+          <w:p>
+            <w:r/>
+            <w:r>
+              <w:rPr>
+                <w:rFonts w:ascii="Calibri" w:hAnsi="Calibri"/>
+                <w:sz w:val="18"/>
+              </w:rPr>
+              <w:t>NGO programme officer signs in on Monday morning.</w:t>
+            </w:r>
+          </w:p>
+        </w:tc>
+        <w:tc>
+          <w:tcPr>
+            <w:tcW w:type="dxa" w:w="3888"/>
+            <w:shd w:fill="F2F6FA"/>
+          </w:tcPr>
+          <w:p>
+            <w:r/>
+            <w:r>
+              <w:rPr>
+                <w:rFonts w:ascii="Calibri" w:hAnsi="Calibri"/>
+                <w:sz w:val="18"/>
+              </w:rPr>
+              <w:t>NGO knows what to do before they have to ask.</w:t>
+            </w:r>
+          </w:p>
+        </w:tc>
+      </w:tr>
+    </w:tbl>
+    <w:p/>
+    <w:p>
+      <w:r>
+        <w:rPr>
+          <w:rFonts w:ascii="Calibri" w:hAnsi="Calibri"/>
+          <w:b/>
+          <w:sz w:val="20"/>
+        </w:rPr>
+        <w:t>Main flow</w:t>
+      </w:r>
+    </w:p>
+    <w:p>
+      <w:pPr>
+        <w:spacing w:after="40"/>
+        <w:ind w:left="432"/>
+      </w:pPr>
+      <w:r>
+        <w:rPr>
+          <w:rFonts w:ascii="Calibri" w:hAnsi="Calibri"/>
+          <w:b/>
+          <w:sz w:val="20"/>
+        </w:rPr>
+        <w:t xml:space="preserve">1.  </w:t>
+      </w:r>
+      <w:r>
+        <w:rPr>
+          <w:rFonts w:ascii="Calibri" w:hAnsi="Calibri"/>
+          <w:sz w:val="20"/>
+        </w:rPr>
+        <w:t>The system presents the This-Week surface as the home page.</w:t>
+      </w:r>
+    </w:p>
+    <w:p>
+      <w:pPr>
+        <w:spacing w:after="40"/>
+        <w:ind w:left="432"/>
+      </w:pPr>
+      <w:r>
+        <w:rPr>
+          <w:rFonts w:ascii="Calibri" w:hAnsi="Calibri"/>
+          <w:b/>
+          <w:sz w:val="20"/>
+        </w:rPr>
+        <w:t xml:space="preserve">2.  </w:t>
+      </w:r>
+      <w:r>
+        <w:rPr>
+          <w:rFonts w:ascii="Calibri" w:hAnsi="Calibri"/>
+          <w:sz w:val="20"/>
+        </w:rPr>
+        <w:t>Section: upcoming reports due — three reports due in the next four weeks, each with the draft state and an indication that two have AI-prepared narratives waiting.</w:t>
+      </w:r>
+    </w:p>
+    <w:p>
+      <w:pPr>
+        <w:spacing w:after="40"/>
+        <w:ind w:left="432"/>
+      </w:pPr>
+      <w:r>
+        <w:rPr>
+          <w:rFonts w:ascii="Calibri" w:hAnsi="Calibri"/>
+          <w:b/>
+          <w:sz w:val="20"/>
+        </w:rPr>
+        <w:t xml:space="preserve">3.  </w:t>
+      </w:r>
+      <w:r>
+        <w:rPr>
+          <w:rFonts w:ascii="Calibri" w:hAnsi="Calibri"/>
+          <w:sz w:val="20"/>
+        </w:rPr>
+        <w:t>Section: applications in progress — two draft applications, each with the next recommended action ("complete the M&amp;E section", "upload last year's audit").</w:t>
+      </w:r>
+    </w:p>
+    <w:p>
+      <w:pPr>
+        <w:spacing w:after="40"/>
+        <w:ind w:left="432"/>
+      </w:pPr>
+      <w:r>
+        <w:rPr>
+          <w:rFonts w:ascii="Calibri" w:hAnsi="Calibri"/>
+          <w:b/>
+          <w:sz w:val="20"/>
+        </w:rPr>
+        <w:t xml:space="preserve">4.  </w:t>
+      </w:r>
+      <w:r>
+        <w:rPr>
+          <w:rFonts w:ascii="Calibri" w:hAnsi="Calibri"/>
+          <w:sz w:val="20"/>
+        </w:rPr>
+        <w:t>Section: matched grants — four newly published grants where the NGO's match score exceeds 75 percent, each with top strength and top blocker.</w:t>
+      </w:r>
+    </w:p>
+    <w:p>
+      <w:pPr>
+        <w:spacing w:after="40"/>
+        <w:ind w:left="432"/>
+      </w:pPr>
+      <w:r>
+        <w:rPr>
+          <w:rFonts w:ascii="Calibri" w:hAnsi="Calibri"/>
+          <w:b/>
+          <w:sz w:val="20"/>
+        </w:rPr>
+        <w:t xml:space="preserve">5.  </w:t>
+      </w:r>
+      <w:r>
+        <w:rPr>
+          <w:rFonts w:ascii="Calibri" w:hAnsi="Calibri"/>
+          <w:sz w:val="20"/>
+        </w:rPr>
+        <w:t>Section: compliance to-dos — one open donor clarification request, one risk awaiting NGO response, and a capacity passport gap that would lift four match scores if closed.</w:t>
+      </w:r>
+    </w:p>
+    <w:p>
+      <w:pPr>
+        <w:spacing w:after="40"/>
+        <w:ind w:left="432"/>
+      </w:pPr>
+      <w:r>
+        <w:rPr>
+          <w:rFonts w:ascii="Calibri" w:hAnsi="Calibri"/>
+          <w:b/>
+          <w:sz w:val="20"/>
+        </w:rPr>
+        <w:t xml:space="preserve">6.  </w:t>
+      </w:r>
+      <w:r>
+        <w:rPr>
+          <w:rFonts w:ascii="Calibri" w:hAnsi="Calibri"/>
+          <w:sz w:val="20"/>
+        </w:rPr>
+        <w:t>Programme officer clicks the highest-priority item (the report draft due in 14 days) and is taken directly to the report editor with the AI-prepared narrative loaded.</w:t>
+      </w:r>
+    </w:p>
+    <w:p/>
+    <w:p>
+      <w:pPr>
+        <w:pStyle w:val="Heading2"/>
+      </w:pPr>
+      <w:r>
+        <w:rPr>
+          <w:rFonts w:ascii="Calibri" w:hAnsi="Calibri"/>
+          <w:color w:val="1B3A5C"/>
+          <w:sz w:val="26"/>
+        </w:rPr>
+        <w:t>UC-015: NGO uploads a document and receives real-time AI scoring</w:t>
+      </w:r>
+    </w:p>
+    <w:tbl>
+      <w:tblPr>
+        <w:tblStyle w:val="TableGrid"/>
+        <w:tblW w:type="auto" w:w="0"/>
+        <w:jc w:val="center"/>
+        <w:tblLook w:firstColumn="1" w:firstRow="1" w:lastColumn="0" w:lastRow="0" w:noHBand="0" w:noVBand="1" w:val="04A0"/>
+      </w:tblPr>
+      <w:tblGrid>
+        <w:gridCol w:w="3173"/>
+        <w:gridCol w:w="3173"/>
+        <w:gridCol w:w="3173"/>
+      </w:tblGrid>
+      <w:tr>
+        <w:tc>
+          <w:tcPr>
+            <w:tcW w:type="dxa" w:w="1440"/>
+            <w:shd w:fill="1B3A5C"/>
+          </w:tcPr>
+          <w:p>
+            <w:pPr>
+              <w:jc w:val="left"/>
+            </w:pPr>
+            <w:r/>
+            <w:r>
+              <w:rPr>
+                <w:rFonts w:ascii="Calibri" w:hAnsi="Calibri"/>
+                <w:b/>
+                <w:color w:val="FFFFFF"/>
+                <w:sz w:val="18"/>
+              </w:rPr>
+              <w:t>Actor</w:t>
+            </w:r>
+          </w:p>
+        </w:tc>
+        <w:tc>
+          <w:tcPr>
+            <w:tcW w:type="dxa" w:w="3888"/>
+            <w:shd w:fill="1B3A5C"/>
+          </w:tcPr>
+          <w:p>
+            <w:pPr>
+              <w:jc w:val="left"/>
+            </w:pPr>
+            <w:r/>
+            <w:r>
+              <w:rPr>
+                <w:rFonts w:ascii="Calibri" w:hAnsi="Calibri"/>
+                <w:b/>
+                <w:color w:val="FFFFFF"/>
+                <w:sz w:val="18"/>
+              </w:rPr>
+              <w:t>Pre-conditions</w:t>
+            </w:r>
+          </w:p>
+        </w:tc>
+        <w:tc>
+          <w:tcPr>
+            <w:tcW w:type="dxa" w:w="3888"/>
+            <w:shd w:fill="1B3A5C"/>
+          </w:tcPr>
+          <w:p>
+            <w:pPr>
+              <w:jc w:val="left"/>
+            </w:pPr>
+            <w:r/>
+            <w:r>
+              <w:rPr>
+                <w:rFonts w:ascii="Calibri" w:hAnsi="Calibri"/>
+                <w:b/>
+                <w:color w:val="FFFFFF"/>
+                <w:sz w:val="18"/>
+              </w:rPr>
+              <w:t>Post-conditions</w:t>
+            </w:r>
+          </w:p>
+        </w:tc>
+      </w:tr>
+      <w:tr>
+        <w:tc>
+          <w:tcPr>
+            <w:tcW w:type="dxa" w:w="1440"/>
+            <w:shd w:fill="F2F6FA"/>
+          </w:tcPr>
+          <w:p>
+            <w:r/>
+            <w:r>
+              <w:rPr>
+                <w:rFonts w:ascii="Calibri" w:hAnsi="Calibri"/>
+                <w:sz w:val="18"/>
+              </w:rPr>
+              <w:t>NGO</w:t>
+            </w:r>
+          </w:p>
+        </w:tc>
+        <w:tc>
+          <w:tcPr>
+            <w:tcW w:type="dxa" w:w="3888"/>
+            <w:shd w:fill="F2F6FA"/>
+          </w:tcPr>
+          <w:p>
+            <w:r/>
+            <w:r>
+              <w:rPr>
+                <w:rFonts w:ascii="Calibri" w:hAnsi="Calibri"/>
+                <w:sz w:val="18"/>
+              </w:rPr>
+              <w:t>NGO is filling out an application that requires audited financial statements.</w:t>
+            </w:r>
+          </w:p>
+        </w:tc>
+        <w:tc>
+          <w:tcPr>
+            <w:tcW w:type="dxa" w:w="3888"/>
+            <w:shd w:fill="F2F6FA"/>
+          </w:tcPr>
+          <w:p>
+            <w:r/>
+            <w:r>
+              <w:rPr>
+                <w:rFonts w:ascii="Calibri" w:hAnsi="Calibri"/>
+                <w:sz w:val="18"/>
+              </w:rPr>
+              <w:t>Real-time scoring helps the NGO close gaps while uploading rather than after rejection.</w:t>
+            </w:r>
+          </w:p>
+        </w:tc>
+      </w:tr>
+    </w:tbl>
+    <w:p/>
+    <w:p>
+      <w:r>
+        <w:rPr>
+          <w:rFonts w:ascii="Calibri" w:hAnsi="Calibri"/>
+          <w:b/>
+          <w:sz w:val="20"/>
+        </w:rPr>
+        <w:t>Main flow</w:t>
+      </w:r>
+    </w:p>
+    <w:p>
+      <w:pPr>
+        <w:spacing w:after="40"/>
+        <w:ind w:left="432"/>
+      </w:pPr>
+      <w:r>
+        <w:rPr>
+          <w:rFonts w:ascii="Calibri" w:hAnsi="Calibri"/>
+          <w:b/>
+          <w:sz w:val="20"/>
+        </w:rPr>
+        <w:t xml:space="preserve">1.  </w:t>
+      </w:r>
+      <w:r>
+        <w:rPr>
+          <w:rFonts w:ascii="Calibri" w:hAnsi="Calibri"/>
+          <w:sz w:val="20"/>
+        </w:rPr>
+        <w:t>Before upload, the system shows the donor's specific requirement: two years of audited statements with auditor signature and breakdown of grants received.</w:t>
+      </w:r>
+    </w:p>
+    <w:p>
+      <w:pPr>
+        <w:spacing w:after="40"/>
+        <w:ind w:left="432"/>
+      </w:pPr>
+      <w:r>
+        <w:rPr>
+          <w:rFonts w:ascii="Calibri" w:hAnsi="Calibri"/>
+          <w:b/>
+          <w:sz w:val="20"/>
+        </w:rPr>
+        <w:t xml:space="preserve">2.  </w:t>
+      </w:r>
+      <w:r>
+        <w:rPr>
+          <w:rFonts w:ascii="Calibri" w:hAnsi="Calibri"/>
+          <w:sz w:val="20"/>
+        </w:rPr>
+        <w:t>NGO uploads a PDF; the system begins extraction.</w:t>
+      </w:r>
+    </w:p>
+    <w:p>
+      <w:pPr>
+        <w:spacing w:after="40"/>
+        <w:ind w:left="432"/>
+      </w:pPr>
+      <w:r>
+        <w:rPr>
+          <w:rFonts w:ascii="Calibri" w:hAnsi="Calibri"/>
+          <w:b/>
+          <w:sz w:val="20"/>
+        </w:rPr>
+        <w:t xml:space="preserve">3.  </w:t>
+      </w:r>
+      <w:r>
+        <w:rPr>
+          <w:rFonts w:ascii="Calibri" w:hAnsi="Calibri"/>
+          <w:sz w:val="20"/>
+        </w:rPr>
+        <w:t>Within seconds the system displays a score of 78 percent with three findings: "auditor signature on page 4 ✓", "prior-year comparable included ✓", "three years requested; two provided".</w:t>
+      </w:r>
+    </w:p>
+    <w:p>
+      <w:pPr>
+        <w:spacing w:after="40"/>
+        <w:ind w:left="432"/>
+      </w:pPr>
+      <w:r>
+        <w:rPr>
+          <w:rFonts w:ascii="Calibri" w:hAnsi="Calibri"/>
+          <w:b/>
+          <w:sz w:val="20"/>
+        </w:rPr>
+        <w:t xml:space="preserve">4.  </w:t>
+      </w:r>
+      <w:r>
+        <w:rPr>
+          <w:rFonts w:ascii="Calibri" w:hAnsi="Calibri"/>
+          <w:sz w:val="20"/>
+        </w:rPr>
+        <w:t>The system offers two paths: upload the missing year (button), or attach a clarification note if unavailable (inline text field).</w:t>
+      </w:r>
+    </w:p>
+    <w:p>
+      <w:pPr>
+        <w:spacing w:after="40"/>
+        <w:ind w:left="432"/>
+      </w:pPr>
+      <w:r>
+        <w:rPr>
+          <w:rFonts w:ascii="Calibri" w:hAnsi="Calibri"/>
+          <w:b/>
+          <w:sz w:val="20"/>
+        </w:rPr>
+        <w:t xml:space="preserve">5.  </w:t>
+      </w:r>
+      <w:r>
+        <w:rPr>
+          <w:rFonts w:ascii="Calibri" w:hAnsi="Calibri"/>
+          <w:sz w:val="20"/>
+        </w:rPr>
+        <w:t>NGO chooses the clarification path and types two sentences explaining the organisation was founded in 2023.</w:t>
+      </w:r>
+    </w:p>
+    <w:p>
+      <w:pPr>
+        <w:spacing w:after="40"/>
+        <w:ind w:left="432"/>
+      </w:pPr>
+      <w:r>
+        <w:rPr>
+          <w:rFonts w:ascii="Calibri" w:hAnsi="Calibri"/>
+          <w:b/>
+          <w:sz w:val="20"/>
+        </w:rPr>
+        <w:t xml:space="preserve">6.  </w:t>
+      </w:r>
+      <w:r>
+        <w:rPr>
+          <w:rFonts w:ascii="Calibri" w:hAnsi="Calibri"/>
+          <w:sz w:val="20"/>
+        </w:rPr>
+        <w:t>The system incorporates the clarification, lifting the visible score to 92 percent without removing the underlying "two of three years" finding.</w:t>
+      </w:r>
+    </w:p>
+    <w:p>
+      <w:pPr>
+        <w:spacing w:after="40"/>
+        <w:ind w:left="432"/>
+      </w:pPr>
+      <w:r>
+        <w:rPr>
+          <w:rFonts w:ascii="Calibri" w:hAnsi="Calibri"/>
+          <w:b/>
+          <w:sz w:val="20"/>
+        </w:rPr>
+        <w:t xml:space="preserve">7.  </w:t>
+      </w:r>
+      <w:r>
+        <w:rPr>
+          <w:rFonts w:ascii="Calibri" w:hAnsi="Calibri"/>
+          <w:sz w:val="20"/>
+        </w:rPr>
+        <w:t>Reviewer later sees both the score and the clarification in context.</w:t>
+      </w:r>
+    </w:p>
+    <w:p/>
+    <w:p>
+      <w:pPr>
+        <w:pStyle w:val="Heading2"/>
+      </w:pPr>
+      <w:r>
+        <w:rPr>
+          <w:rFonts w:ascii="Calibri" w:hAnsi="Calibri"/>
+          <w:color w:val="1B3A5C"/>
+          <w:sz w:val="26"/>
+        </w:rPr>
+        <w:t>UC-016: NGO responds to a donor revision request with AI assistance</w:t>
+      </w:r>
+    </w:p>
+    <w:tbl>
+      <w:tblPr>
+        <w:tblStyle w:val="TableGrid"/>
+        <w:tblW w:type="auto" w:w="0"/>
+        <w:jc w:val="center"/>
+        <w:tblLook w:firstColumn="1" w:firstRow="1" w:lastColumn="0" w:lastRow="0" w:noHBand="0" w:noVBand="1" w:val="04A0"/>
+      </w:tblPr>
+      <w:tblGrid>
+        <w:gridCol w:w="3173"/>
+        <w:gridCol w:w="3173"/>
+        <w:gridCol w:w="3173"/>
+      </w:tblGrid>
+      <w:tr>
+        <w:tc>
+          <w:tcPr>
+            <w:tcW w:type="dxa" w:w="1440"/>
+            <w:shd w:fill="1B3A5C"/>
+          </w:tcPr>
+          <w:p>
+            <w:pPr>
+              <w:jc w:val="left"/>
+            </w:pPr>
+            <w:r/>
+            <w:r>
+              <w:rPr>
+                <w:rFonts w:ascii="Calibri" w:hAnsi="Calibri"/>
+                <w:b/>
+                <w:color w:val="FFFFFF"/>
+                <w:sz w:val="18"/>
+              </w:rPr>
+              <w:t>Actor</w:t>
+            </w:r>
+          </w:p>
+        </w:tc>
+        <w:tc>
+          <w:tcPr>
+            <w:tcW w:type="dxa" w:w="3888"/>
+            <w:shd w:fill="1B3A5C"/>
+          </w:tcPr>
+          <w:p>
+            <w:pPr>
+              <w:jc w:val="left"/>
+            </w:pPr>
+            <w:r/>
+            <w:r>
+              <w:rPr>
+                <w:rFonts w:ascii="Calibri" w:hAnsi="Calibri"/>
+                <w:b/>
+                <w:color w:val="FFFFFF"/>
+                <w:sz w:val="18"/>
+              </w:rPr>
+              <w:t>Pre-conditions</w:t>
+            </w:r>
+          </w:p>
+        </w:tc>
+        <w:tc>
+          <w:tcPr>
+            <w:tcW w:type="dxa" w:w="3888"/>
+            <w:shd w:fill="1B3A5C"/>
+          </w:tcPr>
+          <w:p>
+            <w:pPr>
+              <w:jc w:val="left"/>
+            </w:pPr>
+            <w:r/>
+            <w:r>
+              <w:rPr>
+                <w:rFonts w:ascii="Calibri" w:hAnsi="Calibri"/>
+                <w:b/>
+                <w:color w:val="FFFFFF"/>
+                <w:sz w:val="18"/>
+              </w:rPr>
+              <w:t>Post-conditions</w:t>
+            </w:r>
+          </w:p>
+        </w:tc>
+      </w:tr>
+      <w:tr>
+        <w:tc>
+          <w:tcPr>
+            <w:tcW w:type="dxa" w:w="1440"/>
+            <w:shd w:fill="F2F6FA"/>
+          </w:tcPr>
+          <w:p>
+            <w:r/>
+            <w:r>
+              <w:rPr>
+                <w:rFonts w:ascii="Calibri" w:hAnsi="Calibri"/>
+                <w:sz w:val="18"/>
+              </w:rPr>
+              <w:t>NGO</w:t>
+            </w:r>
+          </w:p>
+        </w:tc>
+        <w:tc>
+          <w:tcPr>
+            <w:tcW w:type="dxa" w:w="3888"/>
+            <w:shd w:fill="F2F6FA"/>
+          </w:tcPr>
+          <w:p>
+            <w:r/>
+            <w:r>
+              <w:rPr>
+                <w:rFonts w:ascii="Calibri" w:hAnsi="Calibri"/>
+                <w:sz w:val="18"/>
+              </w:rPr>
+              <w:t>Donor has reviewed a progress report and returned it with revision requests on three sections.</w:t>
+            </w:r>
+          </w:p>
+        </w:tc>
+        <w:tc>
+          <w:tcPr>
+            <w:tcW w:type="dxa" w:w="3888"/>
+            <w:shd w:fill="F2F6FA"/>
+          </w:tcPr>
+          <w:p>
+            <w:r/>
+            <w:r>
+              <w:rPr>
+                <w:rFonts w:ascii="Calibri" w:hAnsi="Calibri"/>
+                <w:sz w:val="18"/>
+              </w:rPr>
+              <w:t>Revision cycle closes in one round rather than three.</w:t>
+            </w:r>
+          </w:p>
+        </w:tc>
+      </w:tr>
+    </w:tbl>
+    <w:p/>
+    <w:p>
+      <w:r>
+        <w:rPr>
+          <w:rFonts w:ascii="Calibri" w:hAnsi="Calibri"/>
+          <w:b/>
+          <w:sz w:val="20"/>
+        </w:rPr>
+        <w:t>Main flow</w:t>
+      </w:r>
+    </w:p>
+    <w:p>
+      <w:pPr>
+        <w:spacing w:after="40"/>
+        <w:ind w:left="432"/>
+      </w:pPr>
+      <w:r>
+        <w:rPr>
+          <w:rFonts w:ascii="Calibri" w:hAnsi="Calibri"/>
+          <w:b/>
+          <w:sz w:val="20"/>
+        </w:rPr>
+        <w:t xml:space="preserve">1.  </w:t>
+      </w:r>
+      <w:r>
+        <w:rPr>
+          <w:rFonts w:ascii="Calibri" w:hAnsi="Calibri"/>
+          <w:sz w:val="20"/>
+        </w:rPr>
+        <w:t>NGO opens the report; the donor's structured feedback is attached to specific sections.</w:t>
+      </w:r>
+    </w:p>
+    <w:p>
+      <w:pPr>
+        <w:spacing w:after="40"/>
+        <w:ind w:left="432"/>
+      </w:pPr>
+      <w:r>
+        <w:rPr>
+          <w:rFonts w:ascii="Calibri" w:hAnsi="Calibri"/>
+          <w:b/>
+          <w:sz w:val="20"/>
+        </w:rPr>
+        <w:t xml:space="preserve">2.  </w:t>
+      </w:r>
+      <w:r>
+        <w:rPr>
+          <w:rFonts w:ascii="Calibri" w:hAnsi="Calibri"/>
+          <w:sz w:val="20"/>
+        </w:rPr>
+        <w:t>The system translates each donor concern into a concrete NGO-side action and drafts the corresponding update by drawing on the report's existing content, prior reports, and uploaded evidence.</w:t>
+      </w:r>
+    </w:p>
+    <w:p>
+      <w:pPr>
+        <w:spacing w:after="40"/>
+        <w:ind w:left="432"/>
+      </w:pPr>
+      <w:r>
+        <w:rPr>
+          <w:rFonts w:ascii="Calibri" w:hAnsi="Calibri"/>
+          <w:b/>
+          <w:sz w:val="20"/>
+        </w:rPr>
+        <w:t xml:space="preserve">3.  </w:t>
+      </w:r>
+      <w:r>
+        <w:rPr>
+          <w:rFonts w:ascii="Calibri" w:hAnsi="Calibri"/>
+          <w:sz w:val="20"/>
+        </w:rPr>
+        <w:t>For each donor concern, the system surfaces the proposed update and explains how it addresses the concern.</w:t>
+      </w:r>
+    </w:p>
+    <w:p>
+      <w:pPr>
+        <w:spacing w:after="40"/>
+        <w:ind w:left="432"/>
+      </w:pPr>
+      <w:r>
+        <w:rPr>
+          <w:rFonts w:ascii="Calibri" w:hAnsi="Calibri"/>
+          <w:b/>
+          <w:sz w:val="20"/>
+        </w:rPr>
+        <w:t xml:space="preserve">4.  </w:t>
+      </w:r>
+      <w:r>
+        <w:rPr>
+          <w:rFonts w:ascii="Calibri" w:hAnsi="Calibri"/>
+          <w:sz w:val="20"/>
+        </w:rPr>
+        <w:t>NGO reviews, accepts, edits, or overrides each proposed update.</w:t>
+      </w:r>
+    </w:p>
+    <w:p>
+      <w:pPr>
+        <w:spacing w:after="40"/>
+        <w:ind w:left="432"/>
+      </w:pPr>
+      <w:r>
+        <w:rPr>
+          <w:rFonts w:ascii="Calibri" w:hAnsi="Calibri"/>
+          <w:b/>
+          <w:sz w:val="20"/>
+        </w:rPr>
+        <w:t xml:space="preserve">5.  </w:t>
+      </w:r>
+      <w:r>
+        <w:rPr>
+          <w:rFonts w:ascii="Calibri" w:hAnsi="Calibri"/>
+          <w:sz w:val="20"/>
+        </w:rPr>
+        <w:t>NGO runs the donor pre-flight again before resubmitting; the system confirms each donor concern is resolved.</w:t>
+      </w:r>
+    </w:p>
+    <w:p>
+      <w:pPr>
+        <w:spacing w:after="40"/>
+        <w:ind w:left="432"/>
+      </w:pPr>
+      <w:r>
+        <w:rPr>
+          <w:rFonts w:ascii="Calibri" w:hAnsi="Calibri"/>
+          <w:b/>
+          <w:sz w:val="20"/>
+        </w:rPr>
+        <w:t xml:space="preserve">6.  </w:t>
+      </w:r>
+      <w:r>
+        <w:rPr>
+          <w:rFonts w:ascii="Calibri" w:hAnsi="Calibri"/>
+          <w:sz w:val="20"/>
+        </w:rPr>
+        <w:t>NGO resubmits; the report transitions back to submitted state.</w:t>
+      </w:r>
+    </w:p>
+    <w:p/>
+    <w:p>
+      <w:pPr>
+        <w:pStyle w:val="Heading2"/>
+      </w:pPr>
+      <w:r>
+        <w:rPr>
+          <w:rFonts w:ascii="Calibri" w:hAnsi="Calibri"/>
+          <w:color w:val="1B3A5C"/>
+          <w:sz w:val="26"/>
+        </w:rPr>
+        <w:t>UC-017: NGO works offline in a low-connectivity area</w:t>
+      </w:r>
+    </w:p>
+    <w:tbl>
+      <w:tblPr>
+        <w:tblStyle w:val="TableGrid"/>
+        <w:tblW w:type="auto" w:w="0"/>
+        <w:jc w:val="center"/>
+        <w:tblLook w:firstColumn="1" w:firstRow="1" w:lastColumn="0" w:lastRow="0" w:noHBand="0" w:noVBand="1" w:val="04A0"/>
+      </w:tblPr>
+      <w:tblGrid>
+        <w:gridCol w:w="3173"/>
+        <w:gridCol w:w="3173"/>
+        <w:gridCol w:w="3173"/>
+      </w:tblGrid>
+      <w:tr>
+        <w:tc>
+          <w:tcPr>
+            <w:tcW w:type="dxa" w:w="1440"/>
+            <w:shd w:fill="1B3A5C"/>
+          </w:tcPr>
+          <w:p>
+            <w:pPr>
+              <w:jc w:val="left"/>
+            </w:pPr>
+            <w:r/>
+            <w:r>
+              <w:rPr>
+                <w:rFonts w:ascii="Calibri" w:hAnsi="Calibri"/>
+                <w:b/>
+                <w:color w:val="FFFFFF"/>
+                <w:sz w:val="18"/>
+              </w:rPr>
+              <w:t>Actor</w:t>
+            </w:r>
+          </w:p>
+        </w:tc>
+        <w:tc>
+          <w:tcPr>
+            <w:tcW w:type="dxa" w:w="3888"/>
+            <w:shd w:fill="1B3A5C"/>
+          </w:tcPr>
+          <w:p>
+            <w:pPr>
+              <w:jc w:val="left"/>
+            </w:pPr>
+            <w:r/>
+            <w:r>
+              <w:rPr>
+                <w:rFonts w:ascii="Calibri" w:hAnsi="Calibri"/>
+                <w:b/>
+                <w:color w:val="FFFFFF"/>
+                <w:sz w:val="18"/>
+              </w:rPr>
+              <w:t>Pre-conditions</w:t>
+            </w:r>
+          </w:p>
+        </w:tc>
+        <w:tc>
+          <w:tcPr>
+            <w:tcW w:type="dxa" w:w="3888"/>
+            <w:shd w:fill="1B3A5C"/>
+          </w:tcPr>
+          <w:p>
+            <w:pPr>
+              <w:jc w:val="left"/>
+            </w:pPr>
+            <w:r/>
+            <w:r>
+              <w:rPr>
+                <w:rFonts w:ascii="Calibri" w:hAnsi="Calibri"/>
+                <w:b/>
+                <w:color w:val="FFFFFF"/>
+                <w:sz w:val="18"/>
+              </w:rPr>
+              <w:t>Post-conditions</w:t>
+            </w:r>
+          </w:p>
+        </w:tc>
+      </w:tr>
+      <w:tr>
+        <w:tc>
+          <w:tcPr>
+            <w:tcW w:type="dxa" w:w="1440"/>
+            <w:shd w:fill="F2F6FA"/>
+          </w:tcPr>
+          <w:p>
+            <w:r/>
+            <w:r>
+              <w:rPr>
+                <w:rFonts w:ascii="Calibri" w:hAnsi="Calibri"/>
+                <w:sz w:val="18"/>
+              </w:rPr>
+              <w:t>NGO field officer</w:t>
+            </w:r>
+          </w:p>
+        </w:tc>
+        <w:tc>
+          <w:tcPr>
+            <w:tcW w:type="dxa" w:w="3888"/>
+            <w:shd w:fill="F2F6FA"/>
+          </w:tcPr>
+          <w:p>
+            <w:r/>
+            <w:r>
+              <w:rPr>
+                <w:rFonts w:ascii="Calibri" w:hAnsi="Calibri"/>
+                <w:sz w:val="18"/>
+              </w:rPr>
+              <w:t>Field officer is documenting a beneficiary intake in an area with no mobile signal.</w:t>
+            </w:r>
+          </w:p>
+        </w:tc>
+        <w:tc>
+          <w:tcPr>
+            <w:tcW w:type="dxa" w:w="3888"/>
+            <w:shd w:fill="F2F6FA"/>
+          </w:tcPr>
+          <w:p>
+            <w:r/>
+            <w:r>
+              <w:rPr>
+                <w:rFonts w:ascii="Calibri" w:hAnsi="Calibri"/>
+                <w:sz w:val="18"/>
+              </w:rPr>
+              <w:t>Field-collected evidence is captured at the point of collection without requiring connectivity, and synced when the network returns.</w:t>
+            </w:r>
+          </w:p>
+        </w:tc>
+      </w:tr>
+    </w:tbl>
+    <w:p/>
+    <w:p>
+      <w:r>
+        <w:rPr>
+          <w:rFonts w:ascii="Calibri" w:hAnsi="Calibri"/>
+          <w:b/>
+          <w:sz w:val="20"/>
+        </w:rPr>
+        <w:t>Main flow</w:t>
+      </w:r>
+    </w:p>
+    <w:p>
+      <w:pPr>
+        <w:spacing w:after="40"/>
+        <w:ind w:left="432"/>
+      </w:pPr>
+      <w:r>
+        <w:rPr>
+          <w:rFonts w:ascii="Calibri" w:hAnsi="Calibri"/>
+          <w:b/>
+          <w:sz w:val="20"/>
+        </w:rPr>
+        <w:t xml:space="preserve">1.  </w:t>
+      </w:r>
+      <w:r>
+        <w:rPr>
+          <w:rFonts w:ascii="Calibri" w:hAnsi="Calibri"/>
+          <w:sz w:val="20"/>
+        </w:rPr>
+        <w:t>Field officer opens the platform as a progressive web app on her phone (already installed during onboarding).</w:t>
+      </w:r>
+    </w:p>
+    <w:p>
+      <w:pPr>
+        <w:spacing w:after="40"/>
+        <w:ind w:left="432"/>
+      </w:pPr>
+      <w:r>
+        <w:rPr>
+          <w:rFonts w:ascii="Calibri" w:hAnsi="Calibri"/>
+          <w:b/>
+          <w:sz w:val="20"/>
+        </w:rPr>
+        <w:t xml:space="preserve">2.  </w:t>
+      </w:r>
+      <w:r>
+        <w:rPr>
+          <w:rFonts w:ascii="Calibri" w:hAnsi="Calibri"/>
+          <w:sz w:val="20"/>
+        </w:rPr>
+        <w:t>She drafts a report narrative; the system auto-saves to local device storage every few seconds.</w:t>
+      </w:r>
+    </w:p>
+    <w:p>
+      <w:pPr>
+        <w:spacing w:after="40"/>
+        <w:ind w:left="432"/>
+      </w:pPr>
+      <w:r>
+        <w:rPr>
+          <w:rFonts w:ascii="Calibri" w:hAnsi="Calibri"/>
+          <w:b/>
+          <w:sz w:val="20"/>
+        </w:rPr>
+        <w:t xml:space="preserve">3.  </w:t>
+      </w:r>
+      <w:r>
+        <w:rPr>
+          <w:rFonts w:ascii="Calibri" w:hAnsi="Calibri"/>
+          <w:sz w:val="20"/>
+        </w:rPr>
+        <w:t>She attaches three photographs taken with her phone camera as evidence; the system queues them for upload.</w:t>
+      </w:r>
+    </w:p>
+    <w:p>
+      <w:pPr>
+        <w:spacing w:after="40"/>
+        <w:ind w:left="432"/>
+      </w:pPr>
+      <w:r>
+        <w:rPr>
+          <w:rFonts w:ascii="Calibri" w:hAnsi="Calibri"/>
+          <w:b/>
+          <w:sz w:val="20"/>
+        </w:rPr>
+        <w:t xml:space="preserve">4.  </w:t>
+      </w:r>
+      <w:r>
+        <w:rPr>
+          <w:rFonts w:ascii="Calibri" w:hAnsi="Calibri"/>
+          <w:sz w:val="20"/>
+        </w:rPr>
+        <w:t>She closes the app; the work is preserved on the device.</w:t>
+      </w:r>
+    </w:p>
+    <w:p>
+      <w:pPr>
+        <w:spacing w:after="40"/>
+        <w:ind w:left="432"/>
+      </w:pPr>
+      <w:r>
+        <w:rPr>
+          <w:rFonts w:ascii="Calibri" w:hAnsi="Calibri"/>
+          <w:b/>
+          <w:sz w:val="20"/>
+        </w:rPr>
+        <w:t xml:space="preserve">5.  </w:t>
+      </w:r>
+      <w:r>
+        <w:rPr>
+          <w:rFonts w:ascii="Calibri" w:hAnsi="Calibri"/>
+          <w:sz w:val="20"/>
+        </w:rPr>
+        <w:t>Twenty minutes later, on her way back to town, the phone reconnects to mobile data.</w:t>
+      </w:r>
+    </w:p>
+    <w:p>
+      <w:pPr>
+        <w:spacing w:after="40"/>
+        <w:ind w:left="432"/>
+      </w:pPr>
+      <w:r>
+        <w:rPr>
+          <w:rFonts w:ascii="Calibri" w:hAnsi="Calibri"/>
+          <w:b/>
+          <w:sz w:val="20"/>
+        </w:rPr>
+        <w:t xml:space="preserve">6.  </w:t>
+      </w:r>
+      <w:r>
+        <w:rPr>
+          <w:rFonts w:ascii="Calibri" w:hAnsi="Calibri"/>
+          <w:sz w:val="20"/>
+        </w:rPr>
+        <w:t>The system synchronises the draft and uploads the photographs in the background, applying vision-based extraction to each image.</w:t>
+      </w:r>
+    </w:p>
+    <w:p>
+      <w:pPr>
+        <w:spacing w:after="40"/>
+        <w:ind w:left="432"/>
+      </w:pPr>
+      <w:r>
+        <w:rPr>
+          <w:rFonts w:ascii="Calibri" w:hAnsi="Calibri"/>
+          <w:b/>
+          <w:sz w:val="20"/>
+        </w:rPr>
+        <w:t xml:space="preserve">7.  </w:t>
+      </w:r>
+      <w:r>
+        <w:rPr>
+          <w:rFonts w:ascii="Calibri" w:hAnsi="Calibri"/>
+          <w:sz w:val="20"/>
+        </w:rPr>
+        <w:t>That evening the officer opens her laptop; the draft and the analysed evidence are already waiting in the report editor.</w:t>
       </w:r>
     </w:p>
     <w:p/>

--- a/docs/Kuja_Grant_v5.0_Business_Requirements.docx
+++ b/docs/Kuja_Grant_v5.0_Business_Requirements.docx
@@ -1121,6 +1121,19 @@
       <w:r>
         <w:rPr>
           <w:rFonts w:ascii="Calibri" w:hAnsi="Calibri"/>
+          <w:color w:val="333333"/>
+          <w:sz w:val="20"/>
+        </w:rPr>
+        <w:t xml:space="preserve">    5.3 The Organisation Trust Profile</w:t>
+      </w:r>
+    </w:p>
+    <w:p>
+      <w:pPr>
+        <w:spacing w:after="20" w:before="20"/>
+      </w:pPr>
+      <w:r>
+        <w:rPr>
+          <w:rFonts w:ascii="Calibri" w:hAnsi="Calibri"/>
           <w:b/>
           <w:color w:val="1B3A5C"/>
           <w:sz w:val="20"/>
@@ -1216,46 +1229,7 @@
           <w:color w:val="333333"/>
           <w:sz w:val="20"/>
         </w:rPr>
-        <w:t xml:space="preserve">    6.7 Compliance and Sanctions Screening</w:t>
-      </w:r>
-    </w:p>
-    <w:p>
-      <w:pPr>
-        <w:spacing w:after="20" w:before="20"/>
-      </w:pPr>
-      <w:r>
-        <w:rPr>
-          <w:rFonts w:ascii="Calibri" w:hAnsi="Calibri"/>
-          <w:color w:val="333333"/>
-          <w:sz w:val="20"/>
-        </w:rPr>
-        <w:t xml:space="preserve">    6.8 Government Registry Verification</w:t>
-      </w:r>
-    </w:p>
-    <w:p>
-      <w:pPr>
-        <w:spacing w:after="20" w:before="20"/>
-      </w:pPr>
-      <w:r>
-        <w:rPr>
-          <w:rFonts w:ascii="Calibri" w:hAnsi="Calibri"/>
-          <w:color w:val="333333"/>
-          <w:sz w:val="20"/>
-        </w:rPr>
-        <w:t xml:space="preserve">    6.9 Reporting and Outcome Tracking</w:t>
-      </w:r>
-    </w:p>
-    <w:p>
-      <w:pPr>
-        <w:spacing w:after="20" w:before="20"/>
-      </w:pPr>
-      <w:r>
-        <w:rPr>
-          <w:rFonts w:ascii="Calibri" w:hAnsi="Calibri"/>
-          <w:color w:val="333333"/>
-          <w:sz w:val="20"/>
-        </w:rPr>
-        <w:t xml:space="preserve">    6.10 Compliance and Risk — Simplified for Both Sides</w:t>
+        <w:t xml:space="preserve">    6.7 Due Diligence and Trust Verification</w:t>
       </w:r>
     </w:p>
     <w:p>
@@ -1269,7 +1243,7 @@
           <w:color w:val="64748B"/>
           <w:sz w:val="18"/>
         </w:rPr>
-        <w:t xml:space="preserve">        6.10.1 For NGOs — AI as compliance co-pilot</w:t>
+        <w:t xml:space="preserve">        6.7.1 Sanctions, AML and CTF Screening</w:t>
       </w:r>
     </w:p>
     <w:p>
@@ -1283,7 +1257,7 @@
           <w:color w:val="64748B"/>
           <w:sz w:val="18"/>
         </w:rPr>
-        <w:t xml:space="preserve">        6.10.2 For donors — pre-assessed, scored, monitored</w:t>
+        <w:t xml:space="preserve">        6.7.2 Registration and Standing Verification</w:t>
       </w:r>
     </w:p>
     <w:p>
@@ -1297,7 +1271,7 @@
           <w:color w:val="64748B"/>
           <w:sz w:val="18"/>
         </w:rPr>
-        <w:t xml:space="preserve">        6.10.3 Shared mechanics</w:t>
+        <w:t xml:space="preserve">        6.7.3 Beneficial Ownership Transparency</w:t>
       </w:r>
     </w:p>
     <w:p>
@@ -1307,10 +1281,52 @@
       <w:r>
         <w:rPr>
           <w:rFonts w:ascii="Calibri" w:hAnsi="Calibri"/>
+          <w:i/>
+          <w:color w:val="64748B"/>
+          <w:sz w:val="18"/>
+        </w:rPr>
+        <w:t xml:space="preserve">        6.7.4 Adverse Media Monitoring</w:t>
+      </w:r>
+    </w:p>
+    <w:p>
+      <w:pPr>
+        <w:spacing w:after="20" w:before="20"/>
+      </w:pPr>
+      <w:r>
+        <w:rPr>
+          <w:rFonts w:ascii="Calibri" w:hAnsi="Calibri"/>
+          <w:i/>
+          <w:color w:val="64748B"/>
+          <w:sz w:val="18"/>
+        </w:rPr>
+        <w:t xml:space="preserve">        6.7.5 AI integration across due diligence</w:t>
+      </w:r>
+    </w:p>
+    <w:p>
+      <w:pPr>
+        <w:spacing w:after="20" w:before="20"/>
+      </w:pPr>
+      <w:r>
+        <w:rPr>
+          <w:rFonts w:ascii="Calibri" w:hAnsi="Calibri"/>
+          <w:i/>
+          <w:color w:val="64748B"/>
+          <w:sz w:val="18"/>
+        </w:rPr>
+        <w:t xml:space="preserve">        6.7.6 Shared mechanics</w:t>
+      </w:r>
+    </w:p>
+    <w:p>
+      <w:pPr>
+        <w:spacing w:after="20" w:before="20"/>
+      </w:pPr>
+      <w:r>
+        <w:rPr>
+          <w:rFonts w:ascii="Calibri" w:hAnsi="Calibri"/>
           <w:color w:val="333333"/>
           <w:sz w:val="20"/>
         </w:rPr>
-        <w:t xml:space="preserve">    6.11 Collaboration and Notifications</w:t>
+        <w:t xml:space="preserve">    6.8 Reporting and Outcome Tracking</w:t>
       </w:r>
     </w:p>
     <w:p>
@@ -1323,7 +1339,7 @@
           <w:color w:val="333333"/>
           <w:sz w:val="20"/>
         </w:rPr>
-        <w:t xml:space="preserve">    6.12 Organisational Memory and Provenance</w:t>
+        <w:t xml:space="preserve">    6.9 Compliance and Risk — Simplified for Both Sides</w:t>
       </w:r>
     </w:p>
     <w:p>
@@ -1333,10 +1349,52 @@
       <w:r>
         <w:rPr>
           <w:rFonts w:ascii="Calibri" w:hAnsi="Calibri"/>
+          <w:i/>
+          <w:color w:val="64748B"/>
+          <w:sz w:val="18"/>
+        </w:rPr>
+        <w:t xml:space="preserve">        6.9.1 For NGOs — AI as compliance co-pilot</w:t>
+      </w:r>
+    </w:p>
+    <w:p>
+      <w:pPr>
+        <w:spacing w:after="20" w:before="20"/>
+      </w:pPr>
+      <w:r>
+        <w:rPr>
+          <w:rFonts w:ascii="Calibri" w:hAnsi="Calibri"/>
+          <w:i/>
+          <w:color w:val="64748B"/>
+          <w:sz w:val="18"/>
+        </w:rPr>
+        <w:t xml:space="preserve">        6.9.2 For donors — pre-assessed, scored, monitored</w:t>
+      </w:r>
+    </w:p>
+    <w:p>
+      <w:pPr>
+        <w:spacing w:after="20" w:before="20"/>
+      </w:pPr>
+      <w:r>
+        <w:rPr>
+          <w:rFonts w:ascii="Calibri" w:hAnsi="Calibri"/>
+          <w:i/>
+          <w:color w:val="64748B"/>
+          <w:sz w:val="18"/>
+        </w:rPr>
+        <w:t xml:space="preserve">        6.9.3 Shared mechanics</w:t>
+      </w:r>
+    </w:p>
+    <w:p>
+      <w:pPr>
+        <w:spacing w:after="20" w:before="20"/>
+      </w:pPr>
+      <w:r>
+        <w:rPr>
+          <w:rFonts w:ascii="Calibri" w:hAnsi="Calibri"/>
           <w:color w:val="333333"/>
           <w:sz w:val="20"/>
         </w:rPr>
-        <w:t xml:space="preserve">    6.13 Saved Searches and Personalisation</w:t>
+        <w:t xml:space="preserve">    6.10 Collaboration and Notifications</w:t>
       </w:r>
     </w:p>
     <w:p>
@@ -1349,7 +1407,7 @@
           <w:color w:val="333333"/>
           <w:sz w:val="20"/>
         </w:rPr>
-        <w:t xml:space="preserve">    6.14 Administration and System Health</w:t>
+        <w:t xml:space="preserve">    6.11 Organisational Memory and Provenance</w:t>
       </w:r>
     </w:p>
     <w:p>
@@ -1362,7 +1420,7 @@
           <w:color w:val="333333"/>
           <w:sz w:val="20"/>
         </w:rPr>
-        <w:t xml:space="preserve">    6.15 Internationalisation and Localisation</w:t>
+        <w:t xml:space="preserve">    6.12 Saved Searches and Personalisation</w:t>
       </w:r>
     </w:p>
     <w:p>
@@ -1375,7 +1433,33 @@
           <w:color w:val="333333"/>
           <w:sz w:val="20"/>
         </w:rPr>
-        <w:t xml:space="preserve">    6.16 Field Operations: Mobile and Offline Work</w:t>
+        <w:t xml:space="preserve">    6.13 Administration and System Health</w:t>
+      </w:r>
+    </w:p>
+    <w:p>
+      <w:pPr>
+        <w:spacing w:after="20" w:before="20"/>
+      </w:pPr>
+      <w:r>
+        <w:rPr>
+          <w:rFonts w:ascii="Calibri" w:hAnsi="Calibri"/>
+          <w:color w:val="333333"/>
+          <w:sz w:val="20"/>
+        </w:rPr>
+        <w:t xml:space="preserve">    6.14 Internationalisation and Localisation</w:t>
+      </w:r>
+    </w:p>
+    <w:p>
+      <w:pPr>
+        <w:spacing w:after="20" w:before="20"/>
+      </w:pPr>
+      <w:r>
+        <w:rPr>
+          <w:rFonts w:ascii="Calibri" w:hAnsi="Calibri"/>
+          <w:color w:val="333333"/>
+          <w:sz w:val="20"/>
+        </w:rPr>
+        <w:t xml:space="preserve">    6.15 Field Operations: Mobile and Offline Work</w:t>
       </w:r>
     </w:p>
     <w:p>
@@ -1468,7 +1552,7 @@
           <w:color w:val="1B3A5C"/>
           <w:sz w:val="20"/>
         </w:rPr>
-        <w:t>8. Use Cases (UC-001 through UC-017)</w:t>
+        <w:t>8. Use Cases (UC-001 through UC-019)</w:t>
       </w:r>
     </w:p>
     <w:p>
@@ -1576,7 +1660,31 @@
           <w:rFonts w:ascii="Calibri" w:hAnsi="Calibri"/>
           <w:sz w:val="20"/>
         </w:rPr>
-        <w:t>Kuja's strategic differentiation rests on five commitments. First, the platform treats Global South NGOs as first-class participants rather than translated afterthoughts: every workflow is available in six languages (English, Arabic, French, Swahili, Somali, and Spanish) with role-appropriate tone, and the system gracefully handles scanned documents, low-bandwidth connections, and inconsistent data quality typical of grassroots organisations. Second, AI is embedded as a working co-pilot rather than a chatbot — the system drafts applications, predicts donor concerns, surfaces compliance issues before submission, evaluates evidence per criterion, and generates auditable rationales, all grounded in the NGO's own history and the donor's stated criteria. Third, capacity assessments are completed once and passported across applications, regardless of which framework the donor prefers. Fourth, compliance is built in rather than bolted on: live sanctions screening, government registry verification, and document-by-document evidence analysis run continuously. Fifth, every AI claim is traceable to its source, every decision leaves an audit trail, and the donor-NGO relationship is supported by structured collaboration tools rather than email threads.</w:t>
+        <w:t>Kuja's strategic differentiation rests on six commitments. First, the platform treats Global South NGOs as first-class participants rather than translated afterthoughts: every workflow is available in six languages (English, Arabic, French, Swahili, Somali, and Spanish) with role-appropriate tone, and the system gracefully handles scanned documents, low-bandwidth connections, and inconsistent data quality typical of grassroots organisations. Second, AI is embedded as a working co-pilot rather than a chatbot — the system drafts applications, predicts donor concerns, surfaces compliance issues before submission, evaluates evidence per criterion, and generates auditable rationales, all grounded in the NGO's own history and the donor's stated criteria.</w:t>
+      </w:r>
+    </w:p>
+    <w:p>
+      <w:pPr>
+        <w:spacing w:after="120"/>
+      </w:pPr>
+      <w:r>
+        <w:rPr>
+          <w:rFonts w:ascii="Calibri" w:hAnsi="Calibri"/>
+          <w:sz w:val="20"/>
+        </w:rPr>
+        <w:t>Third, every organisation on Kuja shall present a two-pillar Organisation Trust Profile that travels with them across applications: a Capacity Profile answering "can this organisation execute?" and a Due Diligence Profile answering "is this organisation safe to fund?". Capacity assessments are completed once and passported across donor frameworks. Due diligence — sanctions screening, registration verification, tax-exempt status, beneficial ownership, and adverse media — runs continuously on the same passporting principle so that NGOs do not repeat the work for every donor.</w:t>
+      </w:r>
+    </w:p>
+    <w:p>
+      <w:pPr>
+        <w:spacing w:after="120"/>
+      </w:pPr>
+      <w:r>
+        <w:rPr>
+          <w:rFonts w:ascii="Calibri" w:hAnsi="Calibri"/>
+          <w:sz w:val="20"/>
+        </w:rPr>
+        <w:t>Fourth, compliance is built in rather than bolted on: AI extracts donor reporting requirements, builds a compliance calendar, prompts for evidence at the right moment, drafts reports from prior data, and pre-assesses every submission from the donor's perspective before the donor sees it. Fifth, every AI claim is traceable to its source, every decision leaves an audit trail in a tamper-evident chain, and the donor–NGO relationship is supported by structured in-band collaboration rather than email threads. Sixth, the entire experience runs on mobile devices and operates offline-first, so field officers in low-connectivity areas can draft, capture evidence, and sync when network returns.</w:t>
       </w:r>
     </w:p>
     <w:p>
@@ -3047,6 +3155,140 @@
       </w:r>
     </w:p>
     <w:p>
+      <w:pPr>
+        <w:pStyle w:val="Heading2"/>
+      </w:pPr>
+      <w:r>
+        <w:rPr>
+          <w:rFonts w:ascii="Calibri" w:hAnsi="Calibri"/>
+          <w:color w:val="1B3A5C"/>
+          <w:sz w:val="26"/>
+        </w:rPr>
+        <w:t>5.3 The Organisation Trust Profile</w:t>
+      </w:r>
+    </w:p>
+    <w:p>
+      <w:pPr>
+        <w:spacing w:after="120"/>
+      </w:pPr>
+      <w:r>
+        <w:rPr>
+          <w:rFonts w:ascii="Calibri" w:hAnsi="Calibri"/>
+          <w:sz w:val="20"/>
+        </w:rPr>
+        <w:t>Every organisation on Kuja shall present an Organisation Trust Profile composed of two distinct but complementary pillars. The two pillars answer different questions for different audiences and run on different cadences — but they appear together on the organisation page so donors can see both before committing capital, and they passport together so NGOs do not re-do the work for each donor.</w:t>
+      </w:r>
+    </w:p>
+    <w:p>
+      <w:pPr>
+        <w:jc w:val="center"/>
+      </w:pPr>
+      <w:r>
+        <w:drawing>
+          <wp:inline xmlns:a="http://schemas.openxmlformats.org/drawingml/2006/main" xmlns:pic="http://schemas.openxmlformats.org/drawingml/2006/picture">
+            <wp:extent cx="5943600" cy="3215560"/>
+            <wp:docPr id="2" name="Picture 2"/>
+            <wp:cNvGraphicFramePr>
+              <a:graphicFrameLocks noChangeAspect="1"/>
+            </wp:cNvGraphicFramePr>
+            <a:graphic>
+              <a:graphicData uri="http://schemas.openxmlformats.org/drawingml/2006/picture">
+                <pic:pic>
+                  <pic:nvPicPr>
+                    <pic:cNvPr id="0" name="07_trust_profile.png"/>
+                    <pic:cNvPicPr/>
+                  </pic:nvPicPr>
+                  <pic:blipFill>
+                    <a:blip r:embed="rId10"/>
+                    <a:stretch>
+                      <a:fillRect/>
+                    </a:stretch>
+                  </pic:blipFill>
+                  <pic:spPr>
+                    <a:xfrm>
+                      <a:off x="0" y="0"/>
+                      <a:ext cx="5943600" cy="3215560"/>
+                    </a:xfrm>
+                    <a:prstGeom prst="rect"/>
+                  </pic:spPr>
+                </pic:pic>
+              </a:graphicData>
+            </a:graphic>
+          </wp:inline>
+        </w:drawing>
+      </w:r>
+    </w:p>
+    <w:p>
+      <w:pPr>
+        <w:jc w:val="center"/>
+      </w:pPr>
+      <w:r>
+        <w:rPr>
+          <w:rFonts w:ascii="Calibri" w:hAnsi="Calibri"/>
+          <w:i/>
+          <w:color w:val="64748B"/>
+          <w:sz w:val="17"/>
+        </w:rPr>
+        <w:t>Figure 7 — The Organisation Trust Profile. Two pillars, one source of truth, travels with the organisation across every application.</w:t>
+      </w:r>
+    </w:p>
+    <w:p>
+      <w:pPr>
+        <w:pStyle w:val="ListBullet"/>
+        <w:spacing w:after="40"/>
+        <w:ind w:left="720"/>
+      </w:pPr>
+      <w:r>
+        <w:rPr>
+          <w:rFonts w:ascii="Calibri" w:hAnsi="Calibri"/>
+          <w:b/>
+          <w:sz w:val="20"/>
+        </w:rPr>
+        <w:t xml:space="preserve">Capacity Profile — "can this organisation execute?". </w:t>
+      </w:r>
+      <w:r>
+        <w:rPr>
+          <w:rFonts w:ascii="Calibri" w:hAnsi="Calibri"/>
+          <w:sz w:val="20"/>
+        </w:rPr>
+        <w:t>Sourced from completed capacity assessments across embedded frameworks (Kuja, STEP, UN-HACT, CHS, NUPAS) or donor-defined custom frameworks. Measures capability across governance, finance, monitoring and evaluation, programme design, and sustainability. Maintained primarily by the NGO; updated on a donor- or organisation-defined refresh cadence. Detailed in section 6.4.</w:t>
+      </w:r>
+    </w:p>
+    <w:p>
+      <w:pPr>
+        <w:pStyle w:val="ListBullet"/>
+        <w:spacing w:after="40"/>
+        <w:ind w:left="720"/>
+      </w:pPr>
+      <w:r>
+        <w:rPr>
+          <w:rFonts w:ascii="Calibri" w:hAnsi="Calibri"/>
+          <w:b/>
+          <w:sz w:val="20"/>
+        </w:rPr>
+        <w:t xml:space="preserve">Due Diligence Profile — "is this organisation safe to fund?". </w:t>
+      </w:r>
+      <w:r>
+        <w:rPr>
+          <w:rFonts w:ascii="Calibri" w:hAnsi="Calibri"/>
+          <w:sz w:val="20"/>
+        </w:rPr>
+        <w:t>Sourced from continuous external verification against authoritative third-party sources. Combines sanctions screening, registration and standing verification, tax-exempt status, beneficial ownership transparency, and adverse media monitoring. Maintained by the platform; updated continuously or on scheduled cadences appropriate to each source. Detailed in section 6.7.</w:t>
+      </w:r>
+    </w:p>
+    <w:p>
+      <w:pPr>
+        <w:spacing w:after="120"/>
+      </w:pPr>
+      <w:r>
+        <w:rPr>
+          <w:rFonts w:ascii="Calibri" w:hAnsi="Calibri"/>
+          <w:sz w:val="20"/>
+        </w:rPr>
+        <w:t>Both pillars passport across applications: an NGO that has been screened, verified, and assessed for one donor does not repeat the work for the next. Donors see the Trust Profile alongside every application from that organisation and can drill into any specific check that matters to them.</w:t>
+      </w:r>
+    </w:p>
+    <w:p>
       <w:r>
         <w:br w:type="page"/>
       </w:r>
@@ -3426,7 +3668,7 @@
         <w:drawing>
           <wp:inline xmlns:a="http://schemas.openxmlformats.org/drawingml/2006/main" xmlns:pic="http://schemas.openxmlformats.org/drawingml/2006/picture">
             <wp:extent cx="5943600" cy="2564013"/>
-            <wp:docPr id="2" name="Picture 2"/>
+            <wp:docPr id="3" name="Picture 3"/>
             <wp:cNvGraphicFramePr>
               <a:graphicFrameLocks noChangeAspect="1"/>
             </wp:cNvGraphicFramePr>
@@ -3438,7 +3680,7 @@
                     <pic:cNvPicPr/>
                   </pic:nvPicPr>
                   <pic:blipFill>
-                    <a:blip r:embed="rId10"/>
+                    <a:blip r:embed="rId11"/>
                     <a:stretch>
                       <a:fillRect/>
                     </a:stretch>
@@ -3838,7 +4080,7 @@
         <w:drawing>
           <wp:inline xmlns:a="http://schemas.openxmlformats.org/drawingml/2006/main" xmlns:pic="http://schemas.openxmlformats.org/drawingml/2006/picture">
             <wp:extent cx="5943600" cy="2779499"/>
-            <wp:docPr id="3" name="Picture 3"/>
+            <wp:docPr id="4" name="Picture 4"/>
             <wp:cNvGraphicFramePr>
               <a:graphicFrameLocks noChangeAspect="1"/>
             </wp:cNvGraphicFramePr>
@@ -3850,7 +4092,7 @@
                     <pic:cNvPicPr/>
                   </pic:nvPicPr>
                   <pic:blipFill>
-                    <a:blip r:embed="rId11"/>
+                    <a:blip r:embed="rId12"/>
                     <a:stretch>
                       <a:fillRect/>
                     </a:stretch>
@@ -4698,7 +4940,7 @@
         <w:drawing>
           <wp:inline xmlns:a="http://schemas.openxmlformats.org/drawingml/2006/main" xmlns:pic="http://schemas.openxmlformats.org/drawingml/2006/picture">
             <wp:extent cx="5943600" cy="2810678"/>
-            <wp:docPr id="4" name="Picture 4"/>
+            <wp:docPr id="5" name="Picture 5"/>
             <wp:cNvGraphicFramePr>
               <a:graphicFrameLocks noChangeAspect="1"/>
             </wp:cNvGraphicFramePr>
@@ -4710,7 +4952,7 @@
                     <pic:cNvPicPr/>
                   </pic:nvPicPr>
                   <pic:blipFill>
-                    <a:blip r:embed="rId12"/>
+                    <a:blip r:embed="rId13"/>
                     <a:stretch>
                       <a:fillRect/>
                     </a:stretch>
@@ -6819,7 +7061,7 @@
         <w:drawing>
           <wp:inline xmlns:a="http://schemas.openxmlformats.org/drawingml/2006/main" xmlns:pic="http://schemas.openxmlformats.org/drawingml/2006/picture">
             <wp:extent cx="5943600" cy="3491422"/>
-            <wp:docPr id="5" name="Picture 5"/>
+            <wp:docPr id="6" name="Picture 6"/>
             <wp:cNvGraphicFramePr>
               <a:graphicFrameLocks noChangeAspect="1"/>
             </wp:cNvGraphicFramePr>
@@ -6831,7 +7073,7 @@
                     <pic:cNvPicPr/>
                   </pic:nvPicPr>
                   <pic:blipFill>
-                    <a:blip r:embed="rId13"/>
+                    <a:blip r:embed="rId14"/>
                     <a:stretch>
                       <a:fillRect/>
                     </a:stretch>
@@ -6874,7 +7116,44 @@
           <w:color w:val="1B3A5C"/>
           <w:sz w:val="26"/>
         </w:rPr>
-        <w:t>6.7 Compliance and Sanctions Screening</w:t>
+        <w:t>6.7 Due Diligence and Trust Verification</w:t>
+      </w:r>
+    </w:p>
+    <w:p>
+      <w:pPr>
+        <w:spacing w:after="120"/>
+      </w:pPr>
+      <w:r>
+        <w:rPr>
+          <w:rFonts w:ascii="Calibri" w:hAnsi="Calibri"/>
+          <w:sz w:val="20"/>
+        </w:rPr>
+        <w:t>Due diligence is the second pillar of the Organisation Trust Profile. Where capacity assessment answers "can this organisation execute?", due diligence answers "is this organisation safe to fund?". The system shall verify the legal, reputational, and ownership standing of every organisation through continuous external checks against authoritative third-party sources, translate the technical findings into plain language donors and compliance officers can act on, and passport the result so verified organisations do not repeat the work for each donor.</w:t>
+      </w:r>
+    </w:p>
+    <w:p>
+      <w:pPr>
+        <w:spacing w:after="120"/>
+      </w:pPr>
+      <w:r>
+        <w:rPr>
+          <w:rFonts w:ascii="Calibri" w:hAnsi="Calibri"/>
+          <w:sz w:val="20"/>
+        </w:rPr>
+        <w:t>Due diligence on Kuja comprises five sub-pillars: sanctions, AML, and counter-terrorism financing screening; registration and standing verification; tax-exempt status verification; beneficial ownership transparency; and adverse media monitoring. Each is described below; section 6.7.6 covers the mechanics shared across all five.</w:t>
+      </w:r>
+    </w:p>
+    <w:p>
+      <w:pPr>
+        <w:pStyle w:val="Heading3"/>
+      </w:pPr>
+      <w:r>
+        <w:rPr>
+          <w:rFonts w:ascii="Calibri" w:hAnsi="Calibri"/>
+          <w:color w:val="2C5F8A"/>
+          <w:sz w:val="22"/>
+        </w:rPr>
+        <w:t>6.7.1 Sanctions, AML and CTF Screening</w:t>
       </w:r>
     </w:p>
     <w:tbl>
@@ -6911,7 +7190,7 @@
                 <w:rFonts w:ascii="Calibri" w:hAnsi="Calibri"/>
                 <w:sz w:val="20"/>
               </w:rPr>
-              <w:t>When an NGO is added to the platform, the system screens the organisation and its named principals against UN, OFAC, and EU sanctions lists. The screening runs again automatically when the organisation applies for a grant, when a grant is awarded, and on a scheduled cadence for organisations with active grants. A donor reviewing an application sees a clear status: clear, flagged, or pending — and on flag, a plain-language explanation of what was matched and the suggested follow-up.</w:t>
+              <w:t>Maria, a compliance officer at a donor foundation, opens an application from an NGO new to her portfolio. The Due Diligence Profile shows sanctions status as clear (last verified four hours ago against UN, OFAC, and EU), with explicit checks for the organisation, its named directors, and its declared beneficial owners. A separate amber indicator shows one director flagged for AML review — the system has plain-language context: the director shares a name with a listed entity but the date of birth differs. Maria reviews the comparison and marks the match as a false positive with a note; the determination is recorded in the audit chain. The screening result passports to every application from this organisation.</w:t>
             </w:r>
           </w:p>
         </w:tc>
@@ -6942,7 +7221,7 @@
           <w:rFonts w:ascii="Calibri" w:hAnsi="Calibri"/>
           <w:sz w:val="20"/>
         </w:rPr>
-        <w:t>screen every organisation and its named principals against UN, OFAC, and EU sanctions lists at onboarding, at application submission, at award, and on a recurring schedule for organisations with active grants.</w:t>
+        <w:t>screen every organisation, its named principals, and its declared beneficial owners against UN, OFAC, and EU sanctions lists at onboarding, at application submission, at award, and on a continuous schedule for organisations with active grants.</w:t>
       </w:r>
     </w:p>
     <w:p>
@@ -6970,7 +7249,7 @@
           <w:rFonts w:ascii="Calibri" w:hAnsi="Calibri"/>
           <w:sz w:val="20"/>
         </w:rPr>
-        <w:t>use a live screening service as the primary feed and shall gracefully fall back to direct downloads of the underlying UN, OFAC, and EU lists when the primary service is unavailable, so that screening is never silently skipped.</w:t>
+        <w:t>extend screening to include anti-money-laundering watchlists and counter-terrorism financing designations beyond the headline sanctions lists, so that the platform's coverage matches what a donor compliance officer would expect of a procurement-grade due-diligence service.</w:t>
       </w:r>
     </w:p>
     <w:p>
@@ -6998,7 +7277,7 @@
           <w:rFonts w:ascii="Calibri" w:hAnsi="Calibri"/>
           <w:sz w:val="20"/>
         </w:rPr>
-        <w:t>compute a structured screening result per organisation including overall status (clear, flagged, error), check-type breakdown, and matched entity details where applicable.</w:t>
+        <w:t>use a live screening service as the primary feed and shall gracefully fall back to direct downloads of the underlying authority lists when the primary service is unavailable, so that screening is never silently skipped.</w:t>
       </w:r>
     </w:p>
     <w:p>
@@ -7026,7 +7305,7 @@
           <w:rFonts w:ascii="Calibri" w:hAnsi="Calibri"/>
           <w:sz w:val="20"/>
         </w:rPr>
-        <w:t>persist screening results with timestamps for audit, and shall raise a notification to administrators when a new flag is detected on an organisation with active grants.</w:t>
+        <w:t>compute a structured screening result per organisation including overall status (clear, flagged, error), per-check-type breakdown, matched entity details where applicable, and the timestamp of the last refresh.</w:t>
       </w:r>
     </w:p>
     <w:p>
@@ -7054,7 +7333,7 @@
           <w:rFonts w:ascii="Calibri" w:hAnsi="Calibri"/>
           <w:sz w:val="20"/>
         </w:rPr>
-        <w:t>translate technical screening findings into plain-language explanations with suggested follow-up actions.</w:t>
+        <w:t>deduplicate against persona matches using country, name variants, and date-of-birth when supplied, to reduce false positives on common names — and shall surface the dedup logic transparently so compliance officers see why a match was discarded.</w:t>
       </w:r>
     </w:p>
     <w:p>
@@ -7082,7 +7361,7 @@
           <w:rFonts w:ascii="Calibri" w:hAnsi="Calibri"/>
           <w:sz w:val="20"/>
         </w:rPr>
-        <w:t>allow administrators to trigger an immediate rescreening run across all organisations with active grants.</w:t>
+        <w:t>persist every screening result with timestamps for audit and shall raise a notification to administrators when a new flag is detected on an organisation with active grants.</w:t>
       </w:r>
     </w:p>
     <w:p>
@@ -7110,20 +7389,48 @@
           <w:rFonts w:ascii="Calibri" w:hAnsi="Calibri"/>
           <w:sz w:val="20"/>
         </w:rPr>
-        <w:t>deduplicate against persona matches using country, name variants, and date-of-birth when supplied, to reduce false positives on common names.</w:t>
-      </w:r>
-    </w:p>
-    <w:p>
-      <w:pPr>
-        <w:pStyle w:val="Heading2"/>
-      </w:pPr>
-      <w:r>
-        <w:rPr>
-          <w:rFonts w:ascii="Calibri" w:hAnsi="Calibri"/>
-          <w:color w:val="1B3A5C"/>
-          <w:sz w:val="26"/>
-        </w:rPr>
-        <w:t>6.8 Government Registry Verification</w:t>
+        <w:t>translate technical screening findings into plain-language explanations with suggested follow-up actions, in the language and tone appropriate to the reader's role.</w:t>
+      </w:r>
+    </w:p>
+    <w:p>
+      <w:pPr>
+        <w:spacing w:after="60"/>
+        <w:ind w:left="576" w:hanging="576"/>
+      </w:pPr>
+      <w:r>
+        <w:rPr>
+          <w:rFonts w:ascii="Calibri" w:hAnsi="Calibri"/>
+          <w:b/>
+          <w:sz w:val="20"/>
+        </w:rPr>
+        <w:t xml:space="preserve">8.  </w:t>
+      </w:r>
+      <w:r>
+        <w:rPr>
+          <w:rFonts w:ascii="Calibri" w:hAnsi="Calibri"/>
+          <w:sz w:val="20"/>
+        </w:rPr>
+        <w:t xml:space="preserve">The system shall </w:t>
+      </w:r>
+      <w:r>
+        <w:rPr>
+          <w:rFonts w:ascii="Calibri" w:hAnsi="Calibri"/>
+          <w:sz w:val="20"/>
+        </w:rPr>
+        <w:t>allow administrators to trigger an immediate rescreening run across all organisations with active grants.</w:t>
+      </w:r>
+    </w:p>
+    <w:p>
+      <w:pPr>
+        <w:pStyle w:val="Heading3"/>
+      </w:pPr>
+      <w:r>
+        <w:rPr>
+          <w:rFonts w:ascii="Calibri" w:hAnsi="Calibri"/>
+          <w:color w:val="2C5F8A"/>
+          <w:sz w:val="22"/>
+        </w:rPr>
+        <w:t>6.7.2 Registration and Standing Verification</w:t>
       </w:r>
     </w:p>
     <w:tbl>
@@ -7160,7 +7467,7 @@
                 <w:rFonts w:ascii="Calibri" w:hAnsi="Calibri"/>
                 <w:sz w:val="20"/>
               </w:rPr>
-              <w:t>An NGO claims to be registered in Kenya under registration number OP.218/051/2017/0/3001. The system queries Kenya's NGO Coordination Board registry, verifies the registration is current and the legal name matches, and stamps the organisation profile with a verified badge dated today. If the registry returns an inconsistency, the system raises a verification finding for administrative review rather than silently passing.</w:t>
+              <w:t>An NGO applies to a grant claiming registration in Kenya under OP.218/051/2017/0/3001. The system queries Kenya's NGO Coordination Board registry, verifies the registration is current and the legal name matches the claim, and stamps the organisation profile with a verified badge dated today, valid for twelve months. Twenty-three months later, the system's scheduled re-verification detects that the registration has lapsed (the NGO failed to file an annual return). The system flags the change on the next donor's review and prompts the NGO to update.</w:t>
             </w:r>
           </w:p>
         </w:tc>
@@ -7191,7 +7498,7 @@
           <w:rFonts w:ascii="Calibri" w:hAnsi="Calibri"/>
           <w:sz w:val="20"/>
         </w:rPr>
-        <w:t>support live registry verification for organisations claiming registration in Kenya, Nigeria, South Africa, Uganda, Tanzania, Somalia, and Ethiopia.</w:t>
+        <w:t>support live registration verification against government registries for organisations claiming registration in Kenya, Nigeria, South Africa, Uganda, Tanzania, Somalia, and Ethiopia at launch, with a documented roadmap for extending coverage to additional jurisdictions.</w:t>
       </w:r>
     </w:p>
     <w:p>
@@ -7219,7 +7526,7 @@
           <w:rFonts w:ascii="Calibri" w:hAnsi="Calibri"/>
           <w:sz w:val="20"/>
         </w:rPr>
-        <w:t>compare the registered legal name, status, and (where available) principal officer names against the values claimed by the organisation on the platform.</w:t>
+        <w:t>compare the registered legal name, status, registration number, and (where available) principal officer names against the values claimed by the organisation on the platform.</w:t>
       </w:r>
     </w:p>
     <w:p>
@@ -7247,7 +7554,7 @@
           <w:rFonts w:ascii="Calibri" w:hAnsi="Calibri"/>
           <w:sz w:val="20"/>
         </w:rPr>
-        <w:t>stamp organisation profiles with a verification status (verified, unverified, AI-reviewed, expired) and timestamp.</w:t>
+        <w:t>stamp organisation profiles with a verification status (verified, unverified, AI-reviewed, expired) and timestamp, plus the validity window through which the stamp may be relied upon without re-verification.</w:t>
       </w:r>
     </w:p>
     <w:p>
@@ -7303,7 +7610,7 @@
           <w:rFonts w:ascii="Calibri" w:hAnsi="Calibri"/>
           <w:sz w:val="20"/>
         </w:rPr>
-        <w:t>support periodic re-verification for organisations with active grants, with configurable expiry windows for previous verification stamps.</w:t>
+        <w:t>support periodic re-verification on a configurable cadence per registry, escalating to active alerts when a previously verified registration lapses, is suspended, or changes status.</w:t>
       </w:r>
     </w:p>
     <w:p>
@@ -7331,7 +7638,701 @@
           <w:rFonts w:ascii="Calibri" w:hAnsi="Calibri"/>
           <w:sz w:val="20"/>
         </w:rPr>
-        <w:t>expose a verification dashboard for administrators showing organisations grouped by verification status and expiry urgency.</w:t>
+        <w:t>verify tax-exempt or charitable-status certification per country where the platform has access to the authoritative registry, treating tax status as a distinct check from registration itself.</w:t>
+      </w:r>
+    </w:p>
+    <w:p>
+      <w:pPr>
+        <w:spacing w:after="60"/>
+        <w:ind w:left="576" w:hanging="576"/>
+      </w:pPr>
+      <w:r>
+        <w:rPr>
+          <w:rFonts w:ascii="Calibri" w:hAnsi="Calibri"/>
+          <w:b/>
+          <w:sz w:val="20"/>
+        </w:rPr>
+        <w:t xml:space="preserve">7.  </w:t>
+      </w:r>
+      <w:r>
+        <w:rPr>
+          <w:rFonts w:ascii="Calibri" w:hAnsi="Calibri"/>
+          <w:sz w:val="20"/>
+        </w:rPr>
+        <w:t xml:space="preserve">The system shall </w:t>
+      </w:r>
+      <w:r>
+        <w:rPr>
+          <w:rFonts w:ascii="Calibri" w:hAnsi="Calibri"/>
+          <w:sz w:val="20"/>
+        </w:rPr>
+        <w:t>expose a verification dashboard for administrators showing organisations grouped by verification status, expiry urgency, and pending administrative review.</w:t>
+      </w:r>
+    </w:p>
+    <w:p>
+      <w:pPr>
+        <w:pStyle w:val="Heading3"/>
+      </w:pPr>
+      <w:r>
+        <w:rPr>
+          <w:rFonts w:ascii="Calibri" w:hAnsi="Calibri"/>
+          <w:color w:val="2C5F8A"/>
+          <w:sz w:val="22"/>
+        </w:rPr>
+        <w:t>6.7.3 Beneficial Ownership Transparency</w:t>
+      </w:r>
+    </w:p>
+    <w:tbl>
+      <w:tblPr>
+        <w:tblW w:type="auto" w:w="0"/>
+        <w:jc w:val="center"/>
+        <w:tblLook w:firstColumn="1" w:firstRow="1" w:lastColumn="0" w:lastRow="0" w:noHBand="0" w:noVBand="1" w:val="04A0"/>
+      </w:tblPr>
+      <w:tblGrid>
+        <w:gridCol w:w="9518"/>
+      </w:tblGrid>
+      <w:tr>
+        <w:tc>
+          <w:tcPr>
+            <w:tcW w:type="dxa" w:w="9518"/>
+            <w:shd w:fill="EEF2F7"/>
+          </w:tcPr>
+          <w:p>
+            <w:pPr>
+              <w:spacing w:after="80"/>
+            </w:pPr>
+            <w:r/>
+            <w:r>
+              <w:rPr>
+                <w:rFonts w:ascii="Calibri" w:hAnsi="Calibri"/>
+                <w:b/>
+                <w:color w:val="1B3A5C"/>
+                <w:sz w:val="18"/>
+              </w:rPr>
+              <w:t xml:space="preserve">USE CASE  </w:t>
+            </w:r>
+            <w:r>
+              <w:rPr>
+                <w:rFonts w:ascii="Calibri" w:hAnsi="Calibri"/>
+                <w:sz w:val="20"/>
+              </w:rPr>
+              <w:t>A donor is finalising a $5M grant to a partner consortium with three NGOs. The system has captured each organisation's declared beneficial ownership and key officer disclosures, and has run an internal cross-check against the donor's own staff directory. The system surfaces one match: the legal director of one NGO is married to a programme manager on the donor's team. The conflict-of-interest finding is raised before award; the donor's compliance team is notified, the donor staff member is recused, and the determination is recorded in the audit chain — all before any funds move.</w:t>
+            </w:r>
+          </w:p>
+        </w:tc>
+      </w:tr>
+    </w:tbl>
+    <w:p>
+      <w:pPr>
+        <w:spacing w:after="60"/>
+        <w:ind w:left="576" w:hanging="576"/>
+      </w:pPr>
+      <w:r>
+        <w:rPr>
+          <w:rFonts w:ascii="Calibri" w:hAnsi="Calibri"/>
+          <w:b/>
+          <w:sz w:val="20"/>
+        </w:rPr>
+        <w:t xml:space="preserve">1.  </w:t>
+      </w:r>
+      <w:r>
+        <w:rPr>
+          <w:rFonts w:ascii="Calibri" w:hAnsi="Calibri"/>
+          <w:sz w:val="20"/>
+        </w:rPr>
+        <w:t xml:space="preserve">The system shall </w:t>
+      </w:r>
+      <w:r>
+        <w:rPr>
+          <w:rFonts w:ascii="Calibri" w:hAnsi="Calibri"/>
+          <w:sz w:val="20"/>
+        </w:rPr>
+        <w:t>capture and verify the declared beneficial owners, board officers, and key principals of every organisation on the platform, with each declaration timestamped and signed by an authorised representative.</w:t>
+      </w:r>
+    </w:p>
+    <w:p>
+      <w:pPr>
+        <w:spacing w:after="60"/>
+        <w:ind w:left="576" w:hanging="576"/>
+      </w:pPr>
+      <w:r>
+        <w:rPr>
+          <w:rFonts w:ascii="Calibri" w:hAnsi="Calibri"/>
+          <w:b/>
+          <w:sz w:val="20"/>
+        </w:rPr>
+        <w:t xml:space="preserve">2.  </w:t>
+      </w:r>
+      <w:r>
+        <w:rPr>
+          <w:rFonts w:ascii="Calibri" w:hAnsi="Calibri"/>
+          <w:sz w:val="20"/>
+        </w:rPr>
+        <w:t xml:space="preserve">The system shall </w:t>
+      </w:r>
+      <w:r>
+        <w:rPr>
+          <w:rFonts w:ascii="Calibri" w:hAnsi="Calibri"/>
+          <w:sz w:val="20"/>
+        </w:rPr>
+        <w:t>support periodic refresh of beneficial-ownership disclosures with prompts to organisations whose disclosures are approaching the donor-required refresh window.</w:t>
+      </w:r>
+    </w:p>
+    <w:p>
+      <w:pPr>
+        <w:spacing w:after="60"/>
+        <w:ind w:left="576" w:hanging="576"/>
+      </w:pPr>
+      <w:r>
+        <w:rPr>
+          <w:rFonts w:ascii="Calibri" w:hAnsi="Calibri"/>
+          <w:b/>
+          <w:sz w:val="20"/>
+        </w:rPr>
+        <w:t xml:space="preserve">3.  </w:t>
+      </w:r>
+      <w:r>
+        <w:rPr>
+          <w:rFonts w:ascii="Calibri" w:hAnsi="Calibri"/>
+          <w:sz w:val="20"/>
+        </w:rPr>
+        <w:t xml:space="preserve">The system shall </w:t>
+      </w:r>
+      <w:r>
+        <w:rPr>
+          <w:rFonts w:ascii="Calibri" w:hAnsi="Calibri"/>
+          <w:sz w:val="20"/>
+        </w:rPr>
+        <w:t>cross-check beneficial owners and officers against donor staff directories where the donor has provided one, surfacing potential conflicts of interest for compliance review before award.</w:t>
+      </w:r>
+    </w:p>
+    <w:p>
+      <w:pPr>
+        <w:spacing w:after="60"/>
+        <w:ind w:left="576" w:hanging="576"/>
+      </w:pPr>
+      <w:r>
+        <w:rPr>
+          <w:rFonts w:ascii="Calibri" w:hAnsi="Calibri"/>
+          <w:b/>
+          <w:sz w:val="20"/>
+        </w:rPr>
+        <w:t xml:space="preserve">4.  </w:t>
+      </w:r>
+      <w:r>
+        <w:rPr>
+          <w:rFonts w:ascii="Calibri" w:hAnsi="Calibri"/>
+          <w:sz w:val="20"/>
+        </w:rPr>
+        <w:t xml:space="preserve">The system shall </w:t>
+      </w:r>
+      <w:r>
+        <w:rPr>
+          <w:rFonts w:ascii="Calibri" w:hAnsi="Calibri"/>
+          <w:sz w:val="20"/>
+        </w:rPr>
+        <w:t>support beneficial-ownership chain disclosure for organisations with parent or affiliate entities, so that ownership transparency extends beyond the immediately filing entity.</w:t>
+      </w:r>
+    </w:p>
+    <w:p>
+      <w:pPr>
+        <w:spacing w:after="60"/>
+        <w:ind w:left="576" w:hanging="576"/>
+      </w:pPr>
+      <w:r>
+        <w:rPr>
+          <w:rFonts w:ascii="Calibri" w:hAnsi="Calibri"/>
+          <w:b/>
+          <w:sz w:val="20"/>
+        </w:rPr>
+        <w:t xml:space="preserve">5.  </w:t>
+      </w:r>
+      <w:r>
+        <w:rPr>
+          <w:rFonts w:ascii="Calibri" w:hAnsi="Calibri"/>
+          <w:sz w:val="20"/>
+        </w:rPr>
+        <w:t xml:space="preserve">The system shall </w:t>
+      </w:r>
+      <w:r>
+        <w:rPr>
+          <w:rFonts w:ascii="Calibri" w:hAnsi="Calibri"/>
+          <w:sz w:val="20"/>
+        </w:rPr>
+        <w:t>screen all named beneficial owners and officers against the same sanctions, AML, and CTF lists applied to the organisation itself.</w:t>
+      </w:r>
+    </w:p>
+    <w:p>
+      <w:pPr>
+        <w:spacing w:after="60"/>
+        <w:ind w:left="576" w:hanging="576"/>
+      </w:pPr>
+      <w:r>
+        <w:rPr>
+          <w:rFonts w:ascii="Calibri" w:hAnsi="Calibri"/>
+          <w:b/>
+          <w:sz w:val="20"/>
+        </w:rPr>
+        <w:t xml:space="preserve">6.  </w:t>
+      </w:r>
+      <w:r>
+        <w:rPr>
+          <w:rFonts w:ascii="Calibri" w:hAnsi="Calibri"/>
+          <w:sz w:val="20"/>
+        </w:rPr>
+        <w:t xml:space="preserve">The system shall </w:t>
+      </w:r>
+      <w:r>
+        <w:rPr>
+          <w:rFonts w:ascii="Calibri" w:hAnsi="Calibri"/>
+          <w:sz w:val="20"/>
+        </w:rPr>
+        <w:t>preserve the historical beneficial-ownership record so that retrospective audits can reconstruct who owned or controlled the organisation at the time of any grant.</w:t>
+      </w:r>
+    </w:p>
+    <w:p>
+      <w:pPr>
+        <w:pStyle w:val="Heading3"/>
+      </w:pPr>
+      <w:r>
+        <w:rPr>
+          <w:rFonts w:ascii="Calibri" w:hAnsi="Calibri"/>
+          <w:color w:val="2C5F8A"/>
+          <w:sz w:val="22"/>
+        </w:rPr>
+        <w:t>6.7.4 Adverse Media Monitoring</w:t>
+      </w:r>
+    </w:p>
+    <w:tbl>
+      <w:tblPr>
+        <w:tblW w:type="auto" w:w="0"/>
+        <w:jc w:val="center"/>
+        <w:tblLook w:firstColumn="1" w:firstRow="1" w:lastColumn="0" w:lastRow="0" w:noHBand="0" w:noVBand="1" w:val="04A0"/>
+      </w:tblPr>
+      <w:tblGrid>
+        <w:gridCol w:w="9518"/>
+      </w:tblGrid>
+      <w:tr>
+        <w:tc>
+          <w:tcPr>
+            <w:tcW w:type="dxa" w:w="9518"/>
+            <w:shd w:fill="EEF2F7"/>
+          </w:tcPr>
+          <w:p>
+            <w:pPr>
+              <w:spacing w:after="80"/>
+            </w:pPr>
+            <w:r/>
+            <w:r>
+              <w:rPr>
+                <w:rFonts w:ascii="Calibri" w:hAnsi="Calibri"/>
+                <w:b/>
+                <w:color w:val="1B3A5C"/>
+                <w:sz w:val="18"/>
+              </w:rPr>
+              <w:t xml:space="preserve">USE CASE  </w:t>
+            </w:r>
+            <w:r>
+              <w:rPr>
+                <w:rFonts w:ascii="Calibri" w:hAnsi="Calibri"/>
+                <w:sz w:val="20"/>
+              </w:rPr>
+              <w:t>A regional news outlet publishes an investigative piece alleging financial mismanagement at a previously-funded NGO. Within 24 hours, Kuja's adverse media scan picks up the article, classifies the signal severity, and raises a risk register entry on the organisation with a context summary in plain language. The donor receives a notification with the article reference, an AI-generated summary of what is alleged, and a suggested next-step (request clarification, pause disbursement, refer for external investigation). The donor is informed before the issue escalates publicly.</w:t>
+            </w:r>
+          </w:p>
+        </w:tc>
+      </w:tr>
+    </w:tbl>
+    <w:p>
+      <w:pPr>
+        <w:spacing w:after="60"/>
+        <w:ind w:left="576" w:hanging="576"/>
+      </w:pPr>
+      <w:r>
+        <w:rPr>
+          <w:rFonts w:ascii="Calibri" w:hAnsi="Calibri"/>
+          <w:b/>
+          <w:sz w:val="20"/>
+        </w:rPr>
+        <w:t xml:space="preserve">1.  </w:t>
+      </w:r>
+      <w:r>
+        <w:rPr>
+          <w:rFonts w:ascii="Calibri" w:hAnsi="Calibri"/>
+          <w:sz w:val="20"/>
+        </w:rPr>
+        <w:t xml:space="preserve">The system shall </w:t>
+      </w:r>
+      <w:r>
+        <w:rPr>
+          <w:rFonts w:ascii="Calibri" w:hAnsi="Calibri"/>
+          <w:sz w:val="20"/>
+        </w:rPr>
+        <w:t>scan a curated set of news sources (regional and international) for adverse media mentions referencing organisations on the platform on at least a daily cadence.</w:t>
+      </w:r>
+    </w:p>
+    <w:p>
+      <w:pPr>
+        <w:spacing w:after="60"/>
+        <w:ind w:left="576" w:hanging="576"/>
+      </w:pPr>
+      <w:r>
+        <w:rPr>
+          <w:rFonts w:ascii="Calibri" w:hAnsi="Calibri"/>
+          <w:b/>
+          <w:sz w:val="20"/>
+        </w:rPr>
+        <w:t xml:space="preserve">2.  </w:t>
+      </w:r>
+      <w:r>
+        <w:rPr>
+          <w:rFonts w:ascii="Calibri" w:hAnsi="Calibri"/>
+          <w:sz w:val="20"/>
+        </w:rPr>
+        <w:t xml:space="preserve">The system shall </w:t>
+      </w:r>
+      <w:r>
+        <w:rPr>
+          <w:rFonts w:ascii="Calibri" w:hAnsi="Calibri"/>
+          <w:sz w:val="20"/>
+        </w:rPr>
+        <w:t>classify each potential match by relevance (does this article actually reference the organisation in question?) and severity (allegation kind, source credibility, recency).</w:t>
+      </w:r>
+    </w:p>
+    <w:p>
+      <w:pPr>
+        <w:spacing w:after="60"/>
+        <w:ind w:left="576" w:hanging="576"/>
+      </w:pPr>
+      <w:r>
+        <w:rPr>
+          <w:rFonts w:ascii="Calibri" w:hAnsi="Calibri"/>
+          <w:b/>
+          <w:sz w:val="20"/>
+        </w:rPr>
+        <w:t xml:space="preserve">3.  </w:t>
+      </w:r>
+      <w:r>
+        <w:rPr>
+          <w:rFonts w:ascii="Calibri" w:hAnsi="Calibri"/>
+          <w:sz w:val="20"/>
+        </w:rPr>
+        <w:t xml:space="preserve">The system shall </w:t>
+      </w:r>
+      <w:r>
+        <w:rPr>
+          <w:rFonts w:ascii="Calibri" w:hAnsi="Calibri"/>
+          <w:sz w:val="20"/>
+        </w:rPr>
+        <w:t>raise a risk register entry automatically when an adverse-media match crosses configured severity and relevance thresholds, with a context summary, source link, and suggested follow-up.</w:t>
+      </w:r>
+    </w:p>
+    <w:p>
+      <w:pPr>
+        <w:spacing w:after="60"/>
+        <w:ind w:left="576" w:hanging="576"/>
+      </w:pPr>
+      <w:r>
+        <w:rPr>
+          <w:rFonts w:ascii="Calibri" w:hAnsi="Calibri"/>
+          <w:b/>
+          <w:sz w:val="20"/>
+        </w:rPr>
+        <w:t xml:space="preserve">4.  </w:t>
+      </w:r>
+      <w:r>
+        <w:rPr>
+          <w:rFonts w:ascii="Calibri" w:hAnsi="Calibri"/>
+          <w:sz w:val="20"/>
+        </w:rPr>
+        <w:t xml:space="preserve">The system shall </w:t>
+      </w:r>
+      <w:r>
+        <w:rPr>
+          <w:rFonts w:ascii="Calibri" w:hAnsi="Calibri"/>
+          <w:sz w:val="20"/>
+        </w:rPr>
+        <w:t>suppress adverse-media noise for organisations that share names with unrelated entities, using country, sector, and prior context to disambiguate.</w:t>
+      </w:r>
+    </w:p>
+    <w:p>
+      <w:pPr>
+        <w:spacing w:after="60"/>
+        <w:ind w:left="576" w:hanging="576"/>
+      </w:pPr>
+      <w:r>
+        <w:rPr>
+          <w:rFonts w:ascii="Calibri" w:hAnsi="Calibri"/>
+          <w:b/>
+          <w:sz w:val="20"/>
+        </w:rPr>
+        <w:t xml:space="preserve">5.  </w:t>
+      </w:r>
+      <w:r>
+        <w:rPr>
+          <w:rFonts w:ascii="Calibri" w:hAnsi="Calibri"/>
+          <w:sz w:val="20"/>
+        </w:rPr>
+        <w:t xml:space="preserve">The system shall </w:t>
+      </w:r>
+      <w:r>
+        <w:rPr>
+          <w:rFonts w:ascii="Calibri" w:hAnsi="Calibri"/>
+          <w:sz w:val="20"/>
+        </w:rPr>
+        <w:t>preserve the historical adverse-media trail so that donors evaluating a future application from the organisation can see what has surfaced over time and how each finding was resolved.</w:t>
+      </w:r>
+    </w:p>
+    <w:p>
+      <w:pPr>
+        <w:spacing w:after="60"/>
+        <w:ind w:left="576" w:hanging="576"/>
+      </w:pPr>
+      <w:r>
+        <w:rPr>
+          <w:rFonts w:ascii="Calibri" w:hAnsi="Calibri"/>
+          <w:b/>
+          <w:sz w:val="20"/>
+        </w:rPr>
+        <w:t xml:space="preserve">6.  </w:t>
+      </w:r>
+      <w:r>
+        <w:rPr>
+          <w:rFonts w:ascii="Calibri" w:hAnsi="Calibri"/>
+          <w:sz w:val="20"/>
+        </w:rPr>
+        <w:t xml:space="preserve">The system shall </w:t>
+      </w:r>
+      <w:r>
+        <w:rPr>
+          <w:rFonts w:ascii="Calibri" w:hAnsi="Calibri"/>
+          <w:sz w:val="20"/>
+        </w:rPr>
+        <w:t>respect press-freedom and defamation considerations: adverse-media findings shall be presented as signals for review, not as judgments, and shall be removable on confirmed false-match grounds.</w:t>
+      </w:r>
+    </w:p>
+    <w:p>
+      <w:pPr>
+        <w:pStyle w:val="Heading3"/>
+      </w:pPr>
+      <w:r>
+        <w:rPr>
+          <w:rFonts w:ascii="Calibri" w:hAnsi="Calibri"/>
+          <w:color w:val="2C5F8A"/>
+          <w:sz w:val="22"/>
+        </w:rPr>
+        <w:t>6.7.5 AI integration across due diligence</w:t>
+      </w:r>
+    </w:p>
+    <w:p>
+      <w:pPr>
+        <w:pStyle w:val="ListBullet"/>
+        <w:spacing w:after="40"/>
+        <w:ind w:left="720"/>
+      </w:pPr>
+      <w:r>
+        <w:rPr>
+          <w:rFonts w:ascii="Calibri" w:hAnsi="Calibri"/>
+          <w:b/>
+          <w:sz w:val="20"/>
+        </w:rPr>
+        <w:t xml:space="preserve">Plain-language explanation of every finding. </w:t>
+      </w:r>
+      <w:r>
+        <w:rPr>
+          <w:rFonts w:ascii="Calibri" w:hAnsi="Calibri"/>
+          <w:sz w:val="20"/>
+        </w:rPr>
+        <w:t>The system shall translate every sanctions match, registry discrepancy, beneficial-ownership conflict, and adverse-media signal into plain language with the context a non-specialist reader needs to act on it. The donor compliance officer should not need a glossary to triage the daily queue.</w:t>
+      </w:r>
+    </w:p>
+    <w:p>
+      <w:pPr>
+        <w:pStyle w:val="ListBullet"/>
+        <w:spacing w:after="40"/>
+        <w:ind w:left="720"/>
+      </w:pPr>
+      <w:r>
+        <w:rPr>
+          <w:rFonts w:ascii="Calibri" w:hAnsi="Calibri"/>
+          <w:b/>
+          <w:sz w:val="20"/>
+        </w:rPr>
+        <w:t xml:space="preserve">False-positive triage. </w:t>
+      </w:r>
+      <w:r>
+        <w:rPr>
+          <w:rFonts w:ascii="Calibri" w:hAnsi="Calibri"/>
+          <w:sz w:val="20"/>
+        </w:rPr>
+        <w:t>The system shall use AI to assess the likelihood of false-match on near-name sanctions hits, weighing the available disambiguators (country, sector, date of birth, address) and recommending the determination — which a compliance officer then confirms.</w:t>
+      </w:r>
+    </w:p>
+    <w:p>
+      <w:pPr>
+        <w:pStyle w:val="ListBullet"/>
+        <w:spacing w:after="40"/>
+        <w:ind w:left="720"/>
+      </w:pPr>
+      <w:r>
+        <w:rPr>
+          <w:rFonts w:ascii="Calibri" w:hAnsi="Calibri"/>
+          <w:b/>
+          <w:sz w:val="20"/>
+        </w:rPr>
+        <w:t xml:space="preserve">Adverse media disambiguation and summarisation. </w:t>
+      </w:r>
+      <w:r>
+        <w:rPr>
+          <w:rFonts w:ascii="Calibri" w:hAnsi="Calibri"/>
+          <w:sz w:val="20"/>
+        </w:rPr>
+        <w:t>When a news article surfaces, the system shall determine whether it actually references the organisation in question (versus a namesake) and shall generate a 1–2 sentence summary of the allegation, the source, and its credibility.</w:t>
+      </w:r>
+    </w:p>
+    <w:p>
+      <w:pPr>
+        <w:pStyle w:val="ListBullet"/>
+        <w:spacing w:after="40"/>
+        <w:ind w:left="720"/>
+      </w:pPr>
+      <w:r>
+        <w:rPr>
+          <w:rFonts w:ascii="Calibri" w:hAnsi="Calibri"/>
+          <w:b/>
+          <w:sz w:val="20"/>
+        </w:rPr>
+        <w:t xml:space="preserve">Re-verification scheduling. </w:t>
+      </w:r>
+      <w:r>
+        <w:rPr>
+          <w:rFonts w:ascii="Calibri" w:hAnsi="Calibri"/>
+          <w:sz w:val="20"/>
+        </w:rPr>
+        <w:t>The system shall use AI to propose appropriate re-verification cadences per organisation based on risk profile, jurisdiction, and prior findings, rather than applying a flat schedule that either over-checks low-risk organisations or under-checks high-risk ones.</w:t>
+      </w:r>
+    </w:p>
+    <w:p>
+      <w:pPr>
+        <w:pStyle w:val="ListBullet"/>
+        <w:spacing w:after="40"/>
+        <w:ind w:left="720"/>
+      </w:pPr>
+      <w:r>
+        <w:rPr>
+          <w:rFonts w:ascii="Calibri" w:hAnsi="Calibri"/>
+          <w:b/>
+          <w:sz w:val="20"/>
+        </w:rPr>
+        <w:t xml:space="preserve">Beneficial-ownership disclosure drafting. </w:t>
+      </w:r>
+      <w:r>
+        <w:rPr>
+          <w:rFonts w:ascii="Calibri" w:hAnsi="Calibri"/>
+          <w:sz w:val="20"/>
+        </w:rPr>
+        <w:t>Where an organisation owes a beneficial-ownership refresh, the system shall prefill the disclosure form from prior submissions, registry data, and grant agreements, with the organisation confirming or correcting the prefill.</w:t>
+      </w:r>
+    </w:p>
+    <w:p>
+      <w:pPr>
+        <w:pStyle w:val="Heading3"/>
+      </w:pPr>
+      <w:r>
+        <w:rPr>
+          <w:rFonts w:ascii="Calibri" w:hAnsi="Calibri"/>
+          <w:color w:val="2C5F8A"/>
+          <w:sz w:val="22"/>
+        </w:rPr>
+        <w:t>6.7.6 Shared mechanics</w:t>
+      </w:r>
+    </w:p>
+    <w:p>
+      <w:pPr>
+        <w:pStyle w:val="ListBullet"/>
+        <w:spacing w:after="40"/>
+        <w:ind w:left="720"/>
+      </w:pPr>
+      <w:r>
+        <w:rPr>
+          <w:rFonts w:ascii="Calibri" w:hAnsi="Calibri"/>
+          <w:b/>
+          <w:sz w:val="20"/>
+        </w:rPr>
+        <w:t xml:space="preserve">Trust Profile passporting. </w:t>
+      </w:r>
+      <w:r>
+        <w:rPr>
+          <w:rFonts w:ascii="Calibri" w:hAnsi="Calibri"/>
+          <w:sz w:val="20"/>
+        </w:rPr>
+        <w:t>Every due-diligence verification shall be reusable across applications without repeating the underlying check. The donor sees the verification stamp with its validity window; the system re-verifies on schedule or on change without burdening the NGO with re-submission.</w:t>
+      </w:r>
+    </w:p>
+    <w:p>
+      <w:pPr>
+        <w:pStyle w:val="ListBullet"/>
+        <w:spacing w:after="40"/>
+        <w:ind w:left="720"/>
+      </w:pPr>
+      <w:r>
+        <w:rPr>
+          <w:rFonts w:ascii="Calibri" w:hAnsi="Calibri"/>
+          <w:b/>
+          <w:sz w:val="20"/>
+        </w:rPr>
+        <w:t xml:space="preserve">Audit chain. </w:t>
+      </w:r>
+      <w:r>
+        <w:rPr>
+          <w:rFonts w:ascii="Calibri" w:hAnsi="Calibri"/>
+          <w:sz w:val="20"/>
+        </w:rPr>
+        <w:t>Every screening result, verification stamp, beneficial-ownership disclosure, adverse-media finding, and compliance-officer determination shall be recorded in the tamper-evident audit chain so that the sequence of events is independently verifiable for downstream audit, regulatory, or contractual review.</w:t>
+      </w:r>
+    </w:p>
+    <w:p>
+      <w:pPr>
+        <w:pStyle w:val="ListBullet"/>
+        <w:spacing w:after="40"/>
+        <w:ind w:left="720"/>
+      </w:pPr>
+      <w:r>
+        <w:rPr>
+          <w:rFonts w:ascii="Calibri" w:hAnsi="Calibri"/>
+          <w:b/>
+          <w:sz w:val="20"/>
+        </w:rPr>
+        <w:t xml:space="preserve">Donor-side override transparency. </w:t>
+      </w:r>
+      <w:r>
+        <w:rPr>
+          <w:rFonts w:ascii="Calibri" w:hAnsi="Calibri"/>
+          <w:sz w:val="20"/>
+        </w:rPr>
+        <w:t>A donor compliance officer may classify a flag as a false positive or as risk-accepted; the determination, its rationale, and the officer's identity shall be recorded so the override itself is auditable.</w:t>
+      </w:r>
+    </w:p>
+    <w:p>
+      <w:pPr>
+        <w:pStyle w:val="ListBullet"/>
+        <w:spacing w:after="40"/>
+        <w:ind w:left="720"/>
+      </w:pPr>
+      <w:r>
+        <w:rPr>
+          <w:rFonts w:ascii="Calibri" w:hAnsi="Calibri"/>
+          <w:b/>
+          <w:sz w:val="20"/>
+        </w:rPr>
+        <w:t xml:space="preserve">Cross-organisation propagation. </w:t>
+      </w:r>
+      <w:r>
+        <w:rPr>
+          <w:rFonts w:ascii="Calibri" w:hAnsi="Calibri"/>
+          <w:sz w:val="20"/>
+        </w:rPr>
+        <w:t>When a sanctions list update, a registry change, or an adverse media item affects a director or beneficial owner who appears on multiple organisations, the system shall propagate the finding to every affected organisation.</w:t>
       </w:r>
     </w:p>
     <w:p>
@@ -7344,7 +8345,7 @@
           <w:color w:val="1B3A5C"/>
           <w:sz w:val="26"/>
         </w:rPr>
-        <w:t>6.9 Reporting and Outcome Tracking</w:t>
+        <w:t>6.8 Reporting and Outcome Tracking</w:t>
       </w:r>
     </w:p>
     <w:tbl>
@@ -7650,7 +8651,7 @@
           <w:color w:val="1B3A5C"/>
           <w:sz w:val="26"/>
         </w:rPr>
-        <w:t>6.10 Compliance and Risk — Simplified for Both Sides</w:t>
+        <w:t>6.9 Compliance and Risk — Simplified for Both Sides</w:t>
       </w:r>
     </w:p>
     <w:p>
@@ -7685,7 +8686,7 @@
         <w:drawing>
           <wp:inline xmlns:a="http://schemas.openxmlformats.org/drawingml/2006/main" xmlns:pic="http://schemas.openxmlformats.org/drawingml/2006/picture">
             <wp:extent cx="5943600" cy="3491422"/>
-            <wp:docPr id="6" name="Picture 6"/>
+            <wp:docPr id="7" name="Picture 7"/>
             <wp:cNvGraphicFramePr>
               <a:graphicFrameLocks noChangeAspect="1"/>
             </wp:cNvGraphicFramePr>
@@ -7697,7 +8698,7 @@
                     <pic:cNvPicPr/>
                   </pic:nvPicPr>
                   <pic:blipFill>
-                    <a:blip r:embed="rId14"/>
+                    <a:blip r:embed="rId15"/>
                     <a:stretch>
                       <a:fillRect/>
                     </a:stretch>
@@ -7740,7 +8741,7 @@
           <w:color w:val="2C5F8A"/>
           <w:sz w:val="22"/>
         </w:rPr>
-        <w:t>6.10.1 For NGOs — AI as a compliance co-pilot</w:t>
+        <w:t>6.9.1 For NGOs — AI as a compliance co-pilot</w:t>
       </w:r>
     </w:p>
     <w:tbl>
@@ -8085,7 +9086,7 @@
           <w:color w:val="2C5F8A"/>
           <w:sz w:val="22"/>
         </w:rPr>
-        <w:t>6.10.2 For donors — pre-assessed, scored, monitored</w:t>
+        <w:t>6.9.2 For donors — pre-assessed, scored, monitored</w:t>
       </w:r>
     </w:p>
     <w:tbl>
@@ -8430,7 +9431,7 @@
           <w:color w:val="2C5F8A"/>
           <w:sz w:val="22"/>
         </w:rPr>
-        <w:t>6.10.3 Shared mechanics</w:t>
+        <w:t>6.9.3 Shared mechanics</w:t>
       </w:r>
     </w:p>
     <w:p>
@@ -8553,7 +9554,7 @@
           <w:color w:val="1B3A5C"/>
           <w:sz w:val="26"/>
         </w:rPr>
-        <w:t>6.11 Collaboration and Notifications</w:t>
+        <w:t>6.10 Collaboration and Notifications</w:t>
       </w:r>
     </w:p>
     <w:tbl>
@@ -8802,7 +9803,7 @@
           <w:color w:val="1B3A5C"/>
           <w:sz w:val="26"/>
         </w:rPr>
-        <w:t>6.12 Organisational Memory and Provenance</w:t>
+        <w:t>6.11 Organisational Memory and Provenance</w:t>
       </w:r>
     </w:p>
     <w:tbl>
@@ -9023,7 +10024,7 @@
           <w:color w:val="1B3A5C"/>
           <w:sz w:val="26"/>
         </w:rPr>
-        <w:t>6.13 Saved Searches and Personalisation</w:t>
+        <w:t>6.12 Saved Searches and Personalisation</w:t>
       </w:r>
     </w:p>
     <w:tbl>
@@ -9188,7 +10189,7 @@
           <w:color w:val="1B3A5C"/>
           <w:sz w:val="26"/>
         </w:rPr>
-        <w:t>6.14 Administration and System Health</w:t>
+        <w:t>6.13 Administration and System Health</w:t>
       </w:r>
     </w:p>
     <w:tbl>
@@ -9465,7 +10466,7 @@
           <w:color w:val="1B3A5C"/>
           <w:sz w:val="26"/>
         </w:rPr>
-        <w:t>6.15 Internationalisation and Localisation</w:t>
+        <w:t>6.14 Internationalisation and Localisation</w:t>
       </w:r>
     </w:p>
     <w:tbl>
@@ -9714,7 +10715,7 @@
           <w:color w:val="1B3A5C"/>
           <w:sz w:val="26"/>
         </w:rPr>
-        <w:t>6.16 Field Operations: Mobile and Offline Work</w:t>
+        <w:t>6.15 Field Operations: Mobile and Offline Work</w:t>
       </w:r>
     </w:p>
     <w:tbl>
@@ -15705,6 +16706,564 @@
           <w:sz w:val="20"/>
         </w:rPr>
         <w:t>That evening the officer opens her laptop; the draft and the analysed evidence are already waiting in the report editor.</w:t>
+      </w:r>
+    </w:p>
+    <w:p/>
+    <w:p>
+      <w:pPr>
+        <w:pStyle w:val="Heading2"/>
+      </w:pPr>
+      <w:r>
+        <w:rPr>
+          <w:rFonts w:ascii="Calibri" w:hAnsi="Calibri"/>
+          <w:color w:val="1B3A5C"/>
+          <w:sz w:val="26"/>
+        </w:rPr>
+        <w:t>UC-018: Donor reviews an NGO's Organisation Trust Profile</w:t>
+      </w:r>
+    </w:p>
+    <w:tbl>
+      <w:tblPr>
+        <w:tblStyle w:val="TableGrid"/>
+        <w:tblW w:type="auto" w:w="0"/>
+        <w:jc w:val="center"/>
+        <w:tblLook w:firstColumn="1" w:firstRow="1" w:lastColumn="0" w:lastRow="0" w:noHBand="0" w:noVBand="1" w:val="04A0"/>
+      </w:tblPr>
+      <w:tblGrid>
+        <w:gridCol w:w="3173"/>
+        <w:gridCol w:w="3173"/>
+        <w:gridCol w:w="3173"/>
+      </w:tblGrid>
+      <w:tr>
+        <w:tc>
+          <w:tcPr>
+            <w:tcW w:type="dxa" w:w="1440"/>
+            <w:shd w:fill="1B3A5C"/>
+          </w:tcPr>
+          <w:p>
+            <w:pPr>
+              <w:jc w:val="left"/>
+            </w:pPr>
+            <w:r/>
+            <w:r>
+              <w:rPr>
+                <w:rFonts w:ascii="Calibri" w:hAnsi="Calibri"/>
+                <w:b/>
+                <w:color w:val="FFFFFF"/>
+                <w:sz w:val="18"/>
+              </w:rPr>
+              <w:t>Actor</w:t>
+            </w:r>
+          </w:p>
+        </w:tc>
+        <w:tc>
+          <w:tcPr>
+            <w:tcW w:type="dxa" w:w="3888"/>
+            <w:shd w:fill="1B3A5C"/>
+          </w:tcPr>
+          <w:p>
+            <w:pPr>
+              <w:jc w:val="left"/>
+            </w:pPr>
+            <w:r/>
+            <w:r>
+              <w:rPr>
+                <w:rFonts w:ascii="Calibri" w:hAnsi="Calibri"/>
+                <w:b/>
+                <w:color w:val="FFFFFF"/>
+                <w:sz w:val="18"/>
+              </w:rPr>
+              <w:t>Pre-conditions</w:t>
+            </w:r>
+          </w:p>
+        </w:tc>
+        <w:tc>
+          <w:tcPr>
+            <w:tcW w:type="dxa" w:w="3888"/>
+            <w:shd w:fill="1B3A5C"/>
+          </w:tcPr>
+          <w:p>
+            <w:pPr>
+              <w:jc w:val="left"/>
+            </w:pPr>
+            <w:r/>
+            <w:r>
+              <w:rPr>
+                <w:rFonts w:ascii="Calibri" w:hAnsi="Calibri"/>
+                <w:b/>
+                <w:color w:val="FFFFFF"/>
+                <w:sz w:val="18"/>
+              </w:rPr>
+              <w:t>Post-conditions</w:t>
+            </w:r>
+          </w:p>
+        </w:tc>
+      </w:tr>
+      <w:tr>
+        <w:tc>
+          <w:tcPr>
+            <w:tcW w:type="dxa" w:w="1440"/>
+            <w:shd w:fill="F2F6FA"/>
+          </w:tcPr>
+          <w:p>
+            <w:r/>
+            <w:r>
+              <w:rPr>
+                <w:rFonts w:ascii="Calibri" w:hAnsi="Calibri"/>
+                <w:sz w:val="18"/>
+              </w:rPr>
+              <w:t>Donor compliance officer</w:t>
+            </w:r>
+          </w:p>
+        </w:tc>
+        <w:tc>
+          <w:tcPr>
+            <w:tcW w:type="dxa" w:w="3888"/>
+            <w:shd w:fill="F2F6FA"/>
+          </w:tcPr>
+          <w:p>
+            <w:r/>
+            <w:r>
+              <w:rPr>
+                <w:rFonts w:ascii="Calibri" w:hAnsi="Calibri"/>
+                <w:sz w:val="18"/>
+              </w:rPr>
+              <w:t>An application has been submitted by an NGO new to the donor's portfolio. Compliance officer needs to clear the organisation before reviewing the proposal.</w:t>
+            </w:r>
+          </w:p>
+        </w:tc>
+        <w:tc>
+          <w:tcPr>
+            <w:tcW w:type="dxa" w:w="3888"/>
+            <w:shd w:fill="F2F6FA"/>
+          </w:tcPr>
+          <w:p>
+            <w:r/>
+            <w:r>
+              <w:rPr>
+                <w:rFonts w:ascii="Calibri" w:hAnsi="Calibri"/>
+                <w:sz w:val="18"/>
+              </w:rPr>
+              <w:t>Compliance review takes minutes instead of days; the donor's decision is defensible because every check is sourced, dated, and auditable.</w:t>
+            </w:r>
+          </w:p>
+        </w:tc>
+      </w:tr>
+    </w:tbl>
+    <w:p/>
+    <w:p>
+      <w:r>
+        <w:rPr>
+          <w:rFonts w:ascii="Calibri" w:hAnsi="Calibri"/>
+          <w:b/>
+          <w:sz w:val="20"/>
+        </w:rPr>
+        <w:t>Main flow</w:t>
+      </w:r>
+    </w:p>
+    <w:p>
+      <w:pPr>
+        <w:spacing w:after="40"/>
+        <w:ind w:left="432"/>
+      </w:pPr>
+      <w:r>
+        <w:rPr>
+          <w:rFonts w:ascii="Calibri" w:hAnsi="Calibri"/>
+          <w:b/>
+          <w:sz w:val="20"/>
+        </w:rPr>
+        <w:t xml:space="preserve">1.  </w:t>
+      </w:r>
+      <w:r>
+        <w:rPr>
+          <w:rFonts w:ascii="Calibri" w:hAnsi="Calibri"/>
+          <w:sz w:val="20"/>
+        </w:rPr>
+        <w:t>Compliance officer opens the application; the Trust Profile is shown beside the proposal.</w:t>
+      </w:r>
+    </w:p>
+    <w:p>
+      <w:pPr>
+        <w:spacing w:after="40"/>
+        <w:ind w:left="432"/>
+      </w:pPr>
+      <w:r>
+        <w:rPr>
+          <w:rFonts w:ascii="Calibri" w:hAnsi="Calibri"/>
+          <w:b/>
+          <w:sz w:val="20"/>
+        </w:rPr>
+        <w:t xml:space="preserve">2.  </w:t>
+      </w:r>
+      <w:r>
+        <w:rPr>
+          <w:rFonts w:ascii="Calibri" w:hAnsi="Calibri"/>
+          <w:sz w:val="20"/>
+        </w:rPr>
+        <w:t>Left pillar (Capacity Profile): three frameworks completed, pillar scores visible, supporting evidence on file, passport refreshed seven months ago — within the donor's twelve-month window.</w:t>
+      </w:r>
+    </w:p>
+    <w:p>
+      <w:pPr>
+        <w:spacing w:after="40"/>
+        <w:ind w:left="432"/>
+      </w:pPr>
+      <w:r>
+        <w:rPr>
+          <w:rFonts w:ascii="Calibri" w:hAnsi="Calibri"/>
+          <w:b/>
+          <w:sz w:val="20"/>
+        </w:rPr>
+        <w:t xml:space="preserve">3.  </w:t>
+      </w:r>
+      <w:r>
+        <w:rPr>
+          <w:rFonts w:ascii="Calibri" w:hAnsi="Calibri"/>
+          <w:sz w:val="20"/>
+        </w:rPr>
+        <w:t>Right pillar (Due Diligence Profile): sanctions clear (UN/OFAC/EU re-checked four hours ago); registration verified against the country registry with name match and active status; tax-exempt status confirmed and valid through next year; beneficial ownership declared, with two named directors and no flagged conflicts against the donor's staff directory; one adverse media item from eighteen months ago, marked resolved with context.</w:t>
+      </w:r>
+    </w:p>
+    <w:p>
+      <w:pPr>
+        <w:spacing w:after="40"/>
+        <w:ind w:left="432"/>
+      </w:pPr>
+      <w:r>
+        <w:rPr>
+          <w:rFonts w:ascii="Calibri" w:hAnsi="Calibri"/>
+          <w:b/>
+          <w:sz w:val="20"/>
+        </w:rPr>
+        <w:t xml:space="preserve">4.  </w:t>
+      </w:r>
+      <w:r>
+        <w:rPr>
+          <w:rFonts w:ascii="Calibri" w:hAnsi="Calibri"/>
+          <w:sz w:val="20"/>
+        </w:rPr>
+        <w:t>Officer clicks the adverse-media item; the system shows the original article, the AI-generated summary, and the prior resolution note from a different donor.</w:t>
+      </w:r>
+    </w:p>
+    <w:p>
+      <w:pPr>
+        <w:spacing w:after="40"/>
+        <w:ind w:left="432"/>
+      </w:pPr>
+      <w:r>
+        <w:rPr>
+          <w:rFonts w:ascii="Calibri" w:hAnsi="Calibri"/>
+          <w:b/>
+          <w:sz w:val="20"/>
+        </w:rPr>
+        <w:t xml:space="preserve">5.  </w:t>
+      </w:r>
+      <w:r>
+        <w:rPr>
+          <w:rFonts w:ascii="Calibri" w:hAnsi="Calibri"/>
+          <w:sz w:val="20"/>
+        </w:rPr>
+        <w:t>Officer accepts the Trust Profile as sufficient for award; the determination is recorded in the audit chain and the application proceeds to programme review.</w:t>
+      </w:r>
+    </w:p>
+    <w:p/>
+    <w:p>
+      <w:pPr>
+        <w:pStyle w:val="Heading2"/>
+      </w:pPr>
+      <w:r>
+        <w:rPr>
+          <w:rFonts w:ascii="Calibri" w:hAnsi="Calibri"/>
+          <w:color w:val="1B3A5C"/>
+          <w:sz w:val="26"/>
+        </w:rPr>
+        <w:t>UC-019: AI flags adverse media on a previously-funded organisation</w:t>
+      </w:r>
+    </w:p>
+    <w:tbl>
+      <w:tblPr>
+        <w:tblStyle w:val="TableGrid"/>
+        <w:tblW w:type="auto" w:w="0"/>
+        <w:jc w:val="center"/>
+        <w:tblLook w:firstColumn="1" w:firstRow="1" w:lastColumn="0" w:lastRow="0" w:noHBand="0" w:noVBand="1" w:val="04A0"/>
+      </w:tblPr>
+      <w:tblGrid>
+        <w:gridCol w:w="3173"/>
+        <w:gridCol w:w="3173"/>
+        <w:gridCol w:w="3173"/>
+      </w:tblGrid>
+      <w:tr>
+        <w:tc>
+          <w:tcPr>
+            <w:tcW w:type="dxa" w:w="1440"/>
+            <w:shd w:fill="1B3A5C"/>
+          </w:tcPr>
+          <w:p>
+            <w:pPr>
+              <w:jc w:val="left"/>
+            </w:pPr>
+            <w:r/>
+            <w:r>
+              <w:rPr>
+                <w:rFonts w:ascii="Calibri" w:hAnsi="Calibri"/>
+                <w:b/>
+                <w:color w:val="FFFFFF"/>
+                <w:sz w:val="18"/>
+              </w:rPr>
+              <w:t>Actor</w:t>
+            </w:r>
+          </w:p>
+        </w:tc>
+        <w:tc>
+          <w:tcPr>
+            <w:tcW w:type="dxa" w:w="3888"/>
+            <w:shd w:fill="1B3A5C"/>
+          </w:tcPr>
+          <w:p>
+            <w:pPr>
+              <w:jc w:val="left"/>
+            </w:pPr>
+            <w:r/>
+            <w:r>
+              <w:rPr>
+                <w:rFonts w:ascii="Calibri" w:hAnsi="Calibri"/>
+                <w:b/>
+                <w:color w:val="FFFFFF"/>
+                <w:sz w:val="18"/>
+              </w:rPr>
+              <w:t>Pre-conditions</w:t>
+            </w:r>
+          </w:p>
+        </w:tc>
+        <w:tc>
+          <w:tcPr>
+            <w:tcW w:type="dxa" w:w="3888"/>
+            <w:shd w:fill="1B3A5C"/>
+          </w:tcPr>
+          <w:p>
+            <w:pPr>
+              <w:jc w:val="left"/>
+            </w:pPr>
+            <w:r/>
+            <w:r>
+              <w:rPr>
+                <w:rFonts w:ascii="Calibri" w:hAnsi="Calibri"/>
+                <w:b/>
+                <w:color w:val="FFFFFF"/>
+                <w:sz w:val="18"/>
+              </w:rPr>
+              <w:t>Post-conditions</w:t>
+            </w:r>
+          </w:p>
+        </w:tc>
+      </w:tr>
+      <w:tr>
+        <w:tc>
+          <w:tcPr>
+            <w:tcW w:type="dxa" w:w="1440"/>
+            <w:shd w:fill="F2F6FA"/>
+          </w:tcPr>
+          <w:p>
+            <w:r/>
+            <w:r>
+              <w:rPr>
+                <w:rFonts w:ascii="Calibri" w:hAnsi="Calibri"/>
+                <w:sz w:val="18"/>
+              </w:rPr>
+              <w:t>Donor and Administrator</w:t>
+            </w:r>
+          </w:p>
+        </w:tc>
+        <w:tc>
+          <w:tcPr>
+            <w:tcW w:type="dxa" w:w="3888"/>
+            <w:shd w:fill="F2F6FA"/>
+          </w:tcPr>
+          <w:p>
+            <w:r/>
+            <w:r>
+              <w:rPr>
+                <w:rFonts w:ascii="Calibri" w:hAnsi="Calibri"/>
+                <w:sz w:val="18"/>
+              </w:rPr>
+              <w:t>Continuous adverse-media scan has run overnight. A regional outlet has published an allegation against a currently-funded NGO.</w:t>
+            </w:r>
+          </w:p>
+        </w:tc>
+        <w:tc>
+          <w:tcPr>
+            <w:tcW w:type="dxa" w:w="3888"/>
+            <w:shd w:fill="F2F6FA"/>
+          </w:tcPr>
+          <w:p>
+            <w:r/>
+            <w:r>
+              <w:rPr>
+                <w:rFonts w:ascii="Calibri" w:hAnsi="Calibri"/>
+                <w:sz w:val="18"/>
+              </w:rPr>
+              <w:t>Reputational risk is surfaced before it escalates; the donor's response is structured, in-band, and auditable.</w:t>
+            </w:r>
+          </w:p>
+        </w:tc>
+      </w:tr>
+    </w:tbl>
+    <w:p/>
+    <w:p>
+      <w:r>
+        <w:rPr>
+          <w:rFonts w:ascii="Calibri" w:hAnsi="Calibri"/>
+          <w:b/>
+          <w:sz w:val="20"/>
+        </w:rPr>
+        <w:t>Main flow</w:t>
+      </w:r>
+    </w:p>
+    <w:p>
+      <w:pPr>
+        <w:spacing w:after="40"/>
+        <w:ind w:left="432"/>
+      </w:pPr>
+      <w:r>
+        <w:rPr>
+          <w:rFonts w:ascii="Calibri" w:hAnsi="Calibri"/>
+          <w:b/>
+          <w:sz w:val="20"/>
+        </w:rPr>
+        <w:t xml:space="preserve">1.  </w:t>
+      </w:r>
+      <w:r>
+        <w:rPr>
+          <w:rFonts w:ascii="Calibri" w:hAnsi="Calibri"/>
+          <w:sz w:val="20"/>
+        </w:rPr>
+        <w:t>Scan picks up the article and classifies it: high relevance (correct NGO, correct country), moderate severity (financial-mismanagement allegation, regional source, recent).</w:t>
+      </w:r>
+    </w:p>
+    <w:p>
+      <w:pPr>
+        <w:spacing w:after="40"/>
+        <w:ind w:left="432"/>
+      </w:pPr>
+      <w:r>
+        <w:rPr>
+          <w:rFonts w:ascii="Calibri" w:hAnsi="Calibri"/>
+          <w:b/>
+          <w:sz w:val="20"/>
+        </w:rPr>
+        <w:t xml:space="preserve">2.  </w:t>
+      </w:r>
+      <w:r>
+        <w:rPr>
+          <w:rFonts w:ascii="Calibri" w:hAnsi="Calibri"/>
+          <w:sz w:val="20"/>
+        </w:rPr>
+        <w:t>System raises a risk register entry on the organisation with severity 'high', proposed owner the donor's programme manager, and an AI-generated context summary.</w:t>
+      </w:r>
+    </w:p>
+    <w:p>
+      <w:pPr>
+        <w:spacing w:after="40"/>
+        <w:ind w:left="432"/>
+      </w:pPr>
+      <w:r>
+        <w:rPr>
+          <w:rFonts w:ascii="Calibri" w:hAnsi="Calibri"/>
+          <w:b/>
+          <w:sz w:val="20"/>
+        </w:rPr>
+        <w:t xml:space="preserve">3.  </w:t>
+      </w:r>
+      <w:r>
+        <w:rPr>
+          <w:rFonts w:ascii="Calibri" w:hAnsi="Calibri"/>
+          <w:sz w:val="20"/>
+        </w:rPr>
+        <w:t>Donor receives a notification (in-app and web push); administrator sees the finding in the operations command centre.</w:t>
+      </w:r>
+    </w:p>
+    <w:p>
+      <w:pPr>
+        <w:spacing w:after="40"/>
+        <w:ind w:left="432"/>
+      </w:pPr>
+      <w:r>
+        <w:rPr>
+          <w:rFonts w:ascii="Calibri" w:hAnsi="Calibri"/>
+          <w:b/>
+          <w:sz w:val="20"/>
+        </w:rPr>
+        <w:t xml:space="preserve">4.  </w:t>
+      </w:r>
+      <w:r>
+        <w:rPr>
+          <w:rFonts w:ascii="Calibri" w:hAnsi="Calibri"/>
+          <w:sz w:val="20"/>
+        </w:rPr>
+        <w:t>Donor opens the finding, reads the AI summary, and clicks through to the article.</w:t>
+      </w:r>
+    </w:p>
+    <w:p>
+      <w:pPr>
+        <w:spacing w:after="40"/>
+        <w:ind w:left="432"/>
+      </w:pPr>
+      <w:r>
+        <w:rPr>
+          <w:rFonts w:ascii="Calibri" w:hAnsi="Calibri"/>
+          <w:b/>
+          <w:sz w:val="20"/>
+        </w:rPr>
+        <w:t xml:space="preserve">5.  </w:t>
+      </w:r>
+      <w:r>
+        <w:rPr>
+          <w:rFonts w:ascii="Calibri" w:hAnsi="Calibri"/>
+          <w:sz w:val="20"/>
+        </w:rPr>
+        <w:t>Donor opens a structured comment thread with the NGO requesting clarification, with the article reference attached.</w:t>
+      </w:r>
+    </w:p>
+    <w:p>
+      <w:pPr>
+        <w:spacing w:after="40"/>
+        <w:ind w:left="432"/>
+      </w:pPr>
+      <w:r>
+        <w:rPr>
+          <w:rFonts w:ascii="Calibri" w:hAnsi="Calibri"/>
+          <w:b/>
+          <w:sz w:val="20"/>
+        </w:rPr>
+        <w:t xml:space="preserve">6.  </w:t>
+      </w:r>
+      <w:r>
+        <w:rPr>
+          <w:rFonts w:ascii="Calibri" w:hAnsi="Calibri"/>
+          <w:sz w:val="20"/>
+        </w:rPr>
+        <w:t>NGO responds in-band with their account of the events and uploads supporting documents; the system runs vision-based extraction on the uploads.</w:t>
+      </w:r>
+    </w:p>
+    <w:p>
+      <w:pPr>
+        <w:spacing w:after="40"/>
+        <w:ind w:left="432"/>
+      </w:pPr>
+      <w:r>
+        <w:rPr>
+          <w:rFonts w:ascii="Calibri" w:hAnsi="Calibri"/>
+          <w:b/>
+          <w:sz w:val="20"/>
+        </w:rPr>
+        <w:t xml:space="preserve">7.  </w:t>
+      </w:r>
+      <w:r>
+        <w:rPr>
+          <w:rFonts w:ascii="Calibri" w:hAnsi="Calibri"/>
+          <w:sz w:val="20"/>
+        </w:rPr>
+        <w:t>Donor reviews the response, accepts the explanation, and marks the risk as mitigated with rationale. All steps are recorded in the audit chain.</w:t>
       </w:r>
     </w:p>
     <w:p/>

--- a/docs/Kuja_Grant_v5.0_Business_Requirements.docx
+++ b/docs/Kuja_Grant_v5.0_Business_Requirements.docx
@@ -4,7 +4,7 @@
   <w:body>
     <w:p>
       <w:pPr>
-        <w:spacing w:before="2400"/>
+        <w:spacing w:before="2200"/>
         <w:jc w:val="center"/>
       </w:pPr>
       <w:r>
@@ -12,7 +12,7 @@
           <w:rFonts w:ascii="Calibri" w:hAnsi="Calibri"/>
           <w:b/>
           <w:color w:val="1B3A5C"/>
-          <w:sz w:val="112"/>
+          <w:sz w:val="120"/>
         </w:rPr>
         <w:t>Kuja</w:t>
       </w:r>
@@ -25,9 +25,23 @@
         <w:rPr>
           <w:rFonts w:ascii="Calibri" w:hAnsi="Calibri"/>
           <w:color w:val="2C5F8A"/>
-          <w:sz w:val="44"/>
-        </w:rPr>
-        <w:t>Grant Management System</w:t>
+          <w:sz w:val="40"/>
+        </w:rPr>
+        <w:t>An AI-Powered Grant Management System</w:t>
+      </w:r>
+    </w:p>
+    <w:p>
+      <w:pPr>
+        <w:jc w:val="center"/>
+      </w:pPr>
+      <w:r>
+        <w:rPr>
+          <w:rFonts w:ascii="Calibri" w:hAnsi="Calibri"/>
+          <w:i/>
+          <w:color w:val="64748B"/>
+          <w:sz w:val="28"/>
+        </w:rPr>
+        <w:t>Built for the Global South</w:t>
       </w:r>
     </w:p>
     <w:p>
@@ -60,7 +74,7 @@
     </w:p>
     <w:p>
       <w:pPr>
-        <w:spacing w:before="4800"/>
+        <w:spacing w:before="4400"/>
         <w:jc w:val="center"/>
       </w:pPr>
       <w:r>
@@ -526,7 +540,7 @@
                 <w:rFonts w:ascii="Calibri" w:hAnsi="Calibri"/>
                 <w:sz w:val="18"/>
               </w:rPr>
-              <w:t>Capacity assessment passporting, deep AI co-pilot integration, compliance health &amp; trajectory, risk register, organisational memory &amp; provenance, web push, async AI dispatcher, admin self-service &amp; system health</w:t>
+              <w:t>Capacity assessment passporting, deeply embedded AI integration as a working partner, compliance health &amp; trajectory, risk register, organisational memory &amp; provenance, web push, async AI dispatcher, admin self-service &amp; system health</w:t>
             </w:r>
           </w:p>
         </w:tc>
@@ -1353,7 +1367,7 @@
           <w:color w:val="64748B"/>
           <w:sz w:val="18"/>
         </w:rPr>
-        <w:t xml:space="preserve">        6.9.1 For NGOs — AI as compliance co-pilot</w:t>
+        <w:t xml:space="preserve">        6.9.1 For NGOs — embedded AI as compliance working partner</w:t>
       </w:r>
     </w:p>
     <w:p>
@@ -1660,7 +1674,7 @@
           <w:rFonts w:ascii="Calibri" w:hAnsi="Calibri"/>
           <w:sz w:val="20"/>
         </w:rPr>
-        <w:t>Kuja's strategic differentiation rests on six commitments. First, the platform treats Global South NGOs as first-class participants rather than translated afterthoughts: every workflow is available in six languages (English, Arabic, French, Swahili, Somali, and Spanish) with role-appropriate tone, and the system gracefully handles scanned documents, low-bandwidth connections, and inconsistent data quality typical of grassroots organisations. Second, AI is embedded as a working co-pilot rather than a chatbot — the system drafts applications, predicts donor concerns, surfaces compliance issues before submission, evaluates evidence per criterion, and generates auditable rationales, all grounded in the NGO's own history and the donor's stated criteria.</w:t>
+        <w:t>Kuja's strategic differentiation rests on six commitments. First, the platform treats Global South NGOs as first-class participants rather than translated afterthoughts: every workflow is available in six languages (English, Arabic, French, Swahili, Somali, and Spanish) with role-appropriate tone, and the system gracefully handles scanned documents, low-bandwidth connections, and inconsistent data quality typical of grassroots organisations. Second, AI is embedded as a working partner rather than a chatbot — the system drafts applications, predicts donor concerns, surfaces compliance issues before submission, evaluates evidence per criterion, and generates auditable rationales, all grounded in the NGO's own history and the donor's stated criteria.</w:t>
       </w:r>
     </w:p>
     <w:p>
@@ -2707,7 +2721,7 @@
       <w:r>
         <w:drawing>
           <wp:inline xmlns:a="http://schemas.openxmlformats.org/drawingml/2006/main" xmlns:pic="http://schemas.openxmlformats.org/drawingml/2006/picture">
-            <wp:extent cx="5943600" cy="3491422"/>
+            <wp:extent cx="5943600" cy="3410829"/>
             <wp:docPr id="1" name="Picture 1"/>
             <wp:cNvGraphicFramePr>
               <a:graphicFrameLocks noChangeAspect="1"/>
@@ -2728,7 +2742,7 @@
                   <pic:spPr>
                     <a:xfrm>
                       <a:off x="0" y="0"/>
-                      <a:ext cx="5943600" cy="3491422"/>
+                      <a:ext cx="5943600" cy="3410829"/>
                     </a:xfrm>
                     <a:prstGeom prst="rect"/>
                   </pic:spPr>
@@ -2843,7 +2857,7 @@
           <w:b/>
           <w:sz w:val="20"/>
         </w:rPr>
-        <w:t xml:space="preserve">AI co-pilot. </w:t>
+        <w:t xml:space="preserve">Embedded AI. </w:t>
       </w:r>
       <w:r>
         <w:rPr>
@@ -5876,7 +5890,7 @@
                 <w:rFonts w:ascii="Calibri" w:hAnsi="Calibri"/>
                 <w:sz w:val="20"/>
               </w:rPr>
-              <w:t>Across every workspace, the system surfaces an action-oriented AI co-pilot. For an NGO programme officer it drafts narrative responses grounded in their evidence. For a donor it predicts how the median applicant will respond and warns where criteria are vague. For a reviewer it produces a one-screen summary with evidence cited per criterion and a draft rationale. For an administrator it explains compliance findings in plain language. In every case the assistance is grounded in the actual data the user is looking at, every claim is sourced, and every output is an editable starting point rather than a fait accompli.</w:t>
+              <w:t>Across every workspace, the system embeds an action-oriented AI working partner. For an NGO programme officer it drafts narrative responses grounded in their evidence. For a donor it predicts how the median applicant will respond and warns where criteria are vague. For a reviewer it produces a one-screen summary with evidence cited per criterion and a draft rationale. For an administrator it explains compliance findings in plain language. In every case the assistance is grounded in the actual data the user is looking at, every claim is sourced, and every output is an editable starting point rather than a fait accompli.</w:t>
             </w:r>
           </w:p>
         </w:tc>
@@ -5904,7 +5918,7 @@
           <w:rFonts w:ascii="Calibri" w:hAnsi="Calibri"/>
           <w:sz w:val="20"/>
         </w:rPr>
-        <w:t>The system applies AI assistance under a small number of explicit design principles, which together distinguish a working co-pilot from a surface-level chatbot. The system shall enforce these principles for every AI feature it ships.</w:t>
+        <w:t>The system applies AI assistance under a small number of explicit design principles, which together distinguish a working AI partner from a surface-level chatbot. The system shall enforce these principles for every AI feature it ships.</w:t>
       </w:r>
     </w:p>
     <w:p>
@@ -7060,7 +7074,7 @@
       <w:r>
         <w:drawing>
           <wp:inline xmlns:a="http://schemas.openxmlformats.org/drawingml/2006/main" xmlns:pic="http://schemas.openxmlformats.org/drawingml/2006/picture">
-            <wp:extent cx="5943600" cy="3491422"/>
+            <wp:extent cx="5943600" cy="3590970"/>
             <wp:docPr id="6" name="Picture 6"/>
             <wp:cNvGraphicFramePr>
               <a:graphicFrameLocks noChangeAspect="1"/>
@@ -7081,7 +7095,7 @@
                   <pic:spPr>
                     <a:xfrm>
                       <a:off x="0" y="0"/>
-                      <a:ext cx="5943600" cy="3491422"/>
+                      <a:ext cx="5943600" cy="3590970"/>
                     </a:xfrm>
                     <a:prstGeom prst="rect"/>
                   </pic:spPr>
@@ -8685,7 +8699,7 @@
       <w:r>
         <w:drawing>
           <wp:inline xmlns:a="http://schemas.openxmlformats.org/drawingml/2006/main" xmlns:pic="http://schemas.openxmlformats.org/drawingml/2006/picture">
-            <wp:extent cx="5943600" cy="3491422"/>
+            <wp:extent cx="5943600" cy="3410829"/>
             <wp:docPr id="7" name="Picture 7"/>
             <wp:cNvGraphicFramePr>
               <a:graphicFrameLocks noChangeAspect="1"/>
@@ -8706,7 +8720,7 @@
                   <pic:spPr>
                     <a:xfrm>
                       <a:off x="0" y="0"/>
-                      <a:ext cx="5943600" cy="3491422"/>
+                      <a:ext cx="5943600" cy="3410829"/>
                     </a:xfrm>
                     <a:prstGeom prst="rect"/>
                   </pic:spPr>
@@ -8741,7 +8755,7 @@
           <w:color w:val="2C5F8A"/>
           <w:sz w:val="22"/>
         </w:rPr>
-        <w:t>6.9.1 For NGOs — AI as a compliance co-pilot</w:t>
+        <w:t>6.9.1 For NGOs — embedded AI as compliance working partner</w:t>
       </w:r>
     </w:p>
     <w:tbl>
@@ -8793,7 +8807,7 @@
           <w:rFonts w:ascii="Calibri" w:hAnsi="Calibri"/>
           <w:sz w:val="20"/>
         </w:rPr>
-        <w:t>The system shall act as the NGO's compliance co-pilot across the entire grant — from the moment the requirements are agreed to the moment the final report is accepted. The system shall:</w:t>
+        <w:t>The system shall act as the NGO's embedded AI compliance working partner across the entire grant — from the moment the requirements are agreed to the moment the final report is accepted. The system shall:</w:t>
       </w:r>
     </w:p>
     <w:p>
@@ -19273,7 +19287,7 @@
                 <w:rFonts w:ascii="Calibri" w:hAnsi="Calibri"/>
                 <w:sz w:val="18"/>
               </w:rPr>
-              <w:t>Co-pilot rail</w:t>
+              <w:t>AI assistance rail</w:t>
             </w:r>
           </w:p>
         </w:tc>

--- a/docs/Kuja_Grant_v5.0_Business_Requirements.docx
+++ b/docs/Kuja_Grant_v5.0_Business_Requirements.docx
@@ -1230,7 +1230,7 @@
           <w:color w:val="333333"/>
           <w:sz w:val="20"/>
         </w:rPr>
-        <w:t xml:space="preserve">    6.6 AI-Powered Assistance Across the Workflow</w:t>
+        <w:t xml:space="preserve">    6.6 Embedded AI Intelligence Across the Workflow</w:t>
       </w:r>
     </w:p>
     <w:p>
@@ -2721,7 +2721,7 @@
       <w:r>
         <w:drawing>
           <wp:inline xmlns:a="http://schemas.openxmlformats.org/drawingml/2006/main" xmlns:pic="http://schemas.openxmlformats.org/drawingml/2006/picture">
-            <wp:extent cx="5943600" cy="3410829"/>
+            <wp:extent cx="5943600" cy="3549401"/>
             <wp:docPr id="1" name="Picture 1"/>
             <wp:cNvGraphicFramePr>
               <a:graphicFrameLocks noChangeAspect="1"/>
@@ -2742,7 +2742,7 @@
                   <pic:spPr>
                     <a:xfrm>
                       <a:off x="0" y="0"/>
-                      <a:ext cx="5943600" cy="3410829"/>
+                      <a:ext cx="5943600" cy="3549401"/>
                     </a:xfrm>
                     <a:prstGeom prst="rect"/>
                   </pic:spPr>
@@ -2857,14 +2857,14 @@
           <w:b/>
           <w:sz w:val="20"/>
         </w:rPr>
-        <w:t xml:space="preserve">Embedded AI. </w:t>
-      </w:r>
-      <w:r>
-        <w:rPr>
-          <w:rFonts w:ascii="Calibri" w:hAnsi="Calibri"/>
-          <w:sz w:val="20"/>
-        </w:rPr>
-        <w:t>AI assistance is woven into every workflow as a working partner — drafting, evaluating, surfacing gaps, generating rationales, translating findings — never as a generic chatbot.</w:t>
+        <w:t xml:space="preserve">Embedded AI Intelligence. </w:t>
+      </w:r>
+      <w:r>
+        <w:rPr>
+          <w:rFonts w:ascii="Calibri" w:hAnsi="Calibri"/>
+          <w:sz w:val="20"/>
+        </w:rPr>
+        <w:t>Intelligence is woven into every workflow as a working partner — drafting, evaluating, surfacing gaps, generating rationales, translating findings — never as a generic chatbot.</w:t>
       </w:r>
     </w:p>
     <w:p>
@@ -4136,7 +4136,7 @@
           <w:color w:val="64748B"/>
           <w:sz w:val="17"/>
         </w:rPr>
-        <w:t>Figure 3 — The complete grant lifecycle from publication through compliance monitoring, with AI assistance (clay) and compliance checkpoints (sky) at every stage.</w:t>
+        <w:t>Figure 3 — The complete grant lifecycle from publication through compliance monitoring, with Embedded AI Intelligence (clay) and compliance checkpoints (sky) at every stage.</w:t>
       </w:r>
     </w:p>
     <w:p>
@@ -4301,7 +4301,7 @@
           <w:rFonts w:ascii="Calibri" w:hAnsi="Calibri"/>
           <w:sz w:val="20"/>
         </w:rPr>
-        <w:t>allow NGOs to save draft applications and return to them later, preserving partial work and the AI assistance state.</w:t>
+        <w:t>allow NGOs to save draft applications and return to them later, preserving partial work and the AI-drafted state.</w:t>
       </w:r>
     </w:p>
     <w:p>
@@ -5853,7 +5853,7 @@
           <w:color w:val="1B3A5C"/>
           <w:sz w:val="26"/>
         </w:rPr>
-        <w:t>6.6 AI-Powered Assistance Across the Workflow</w:t>
+        <w:t>6.6 Embedded AI Intelligence Across the Workflow</w:t>
       </w:r>
     </w:p>
     <w:tbl>
@@ -5918,7 +5918,7 @@
           <w:rFonts w:ascii="Calibri" w:hAnsi="Calibri"/>
           <w:sz w:val="20"/>
         </w:rPr>
-        <w:t>The system applies AI assistance under a small number of explicit design principles, which together distinguish a working AI partner from a surface-level chatbot. The system shall enforce these principles for every AI feature it ships.</w:t>
+        <w:t>The system applies embedded AI intelligence under a small number of explicit design principles, which together distinguish a working AI partner from a surface-level chatbot. The system shall enforce these principles for every AI feature it ships.</w:t>
       </w:r>
     </w:p>
     <w:p>
@@ -8699,7 +8699,7 @@
       <w:r>
         <w:drawing>
           <wp:inline xmlns:a="http://schemas.openxmlformats.org/drawingml/2006/main" xmlns:pic="http://schemas.openxmlformats.org/drawingml/2006/picture">
-            <wp:extent cx="5943600" cy="3410829"/>
+            <wp:extent cx="5943600" cy="3537004"/>
             <wp:docPr id="7" name="Picture 7"/>
             <wp:cNvGraphicFramePr>
               <a:graphicFrameLocks noChangeAspect="1"/>
@@ -8720,7 +8720,7 @@
                   <pic:spPr>
                     <a:xfrm>
                       <a:off x="0" y="0"/>
-                      <a:ext cx="5943600" cy="3410829"/>
+                      <a:ext cx="5943600" cy="3537004"/>
                     </a:xfrm>
                     <a:prstGeom prst="rect"/>
                   </pic:spPr>
@@ -16154,7 +16154,7 @@
           <w:color w:val="1B3A5C"/>
           <w:sz w:val="26"/>
         </w:rPr>
-        <w:t>UC-016: NGO responds to a donor revision request with AI assistance</w:t>
+        <w:t>UC-016: NGO responds to a donor revision request with AI-drafted updates</w:t>
       </w:r>
     </w:p>
     <w:tbl>
@@ -19287,7 +19287,7 @@
                 <w:rFonts w:ascii="Calibri" w:hAnsi="Calibri"/>
                 <w:sz w:val="18"/>
               </w:rPr>
-              <w:t>AI assistance rail</w:t>
+              <w:t>Embedded AI intelligence rail</w:t>
             </w:r>
           </w:p>
         </w:tc>
@@ -19303,7 +19303,7 @@
                 <w:rFonts w:ascii="Calibri" w:hAnsi="Calibri"/>
                 <w:sz w:val="18"/>
               </w:rPr>
-              <w:t>The persistent assistive surface in the user interface offering context-appropriate AI actions and answers without leaving the current workspace.</w:t>
+              <w:t>The persistent assistive surface in the user interface offering context-appropriate AI-driven actions, drafts, and answers without leaving the current workspace.</w:t>
             </w:r>
           </w:p>
         </w:tc>

--- a/docs/Kuja_Grant_v5.0_Business_Requirements.docx
+++ b/docs/Kuja_Grant_v5.0_Business_Requirements.docx
@@ -11034,6 +11034,1476 @@
           <w:sz w:val="20"/>
         </w:rPr>
         <w:t>preserve the user's session across device restarts and prolonged disconnection, so a field officer returning to network after a day in a remote area can resume exactly where she left off.</w:t>
+      </w:r>
+    </w:p>
+    <w:p>
+      <w:r>
+        <w:br w:type="page"/>
+      </w:r>
+    </w:p>
+    <w:p>
+      <w:pPr>
+        <w:pStyle w:val="Heading2"/>
+      </w:pPr>
+      <w:r>
+        <w:rPr>
+          <w:rFonts w:ascii="Calibri" w:hAnsi="Calibri"/>
+          <w:color w:val="1B3A5C"/>
+          <w:sz w:val="26"/>
+        </w:rPr>
+        <w:t>6.16 Sustained AI Conversation (Kuja Chat)</w:t>
+      </w:r>
+    </w:p>
+    <w:tbl>
+      <w:tblPr>
+        <w:tblW w:type="auto" w:w="0"/>
+        <w:jc w:val="center"/>
+        <w:tblLook w:firstColumn="1" w:firstRow="1" w:lastColumn="0" w:lastRow="0" w:noHBand="0" w:noVBand="1" w:val="04A0"/>
+      </w:tblPr>
+      <w:tblGrid>
+        <w:gridCol w:w="9518"/>
+      </w:tblGrid>
+      <w:tr>
+        <w:tc>
+          <w:tcPr>
+            <w:tcW w:type="dxa" w:w="9518"/>
+            <w:shd w:fill="EEF2F7"/>
+          </w:tcPr>
+          <w:p>
+            <w:pPr>
+              <w:spacing w:after="80"/>
+            </w:pPr>
+            <w:r/>
+            <w:r>
+              <w:rPr>
+                <w:rFonts w:ascii="Calibri" w:hAnsi="Calibri"/>
+                <w:b/>
+                <w:color w:val="1B3A5C"/>
+                <w:sz w:val="18"/>
+              </w:rPr>
+              <w:t xml:space="preserve">USE CASE  </w:t>
+            </w:r>
+            <w:r>
+              <w:rPr>
+                <w:rFonts w:ascii="Calibri" w:hAnsi="Calibri"/>
+                <w:sz w:val="20"/>
+              </w:rPr>
+              <w:t>An NGO programme officer in Kampala is preparing a grant application. She opens the chat panel embedded at the bottom of the grant detail page and asks 'what are the top three risks reviewers will flag?'. Kuja responds, referencing the grant's actual criteria. She follows up with 'now rewrite that less formally' and the assistant remembers the previous answer and adjusts in place. Twelve minutes later she returns from a meeting; the chat is exactly where she left it.</w:t>
+            </w:r>
+          </w:p>
+        </w:tc>
+      </w:tr>
+    </w:tbl>
+    <w:p>
+      <w:pPr>
+        <w:spacing w:after="120"/>
+      </w:pPr>
+      <w:r>
+        <w:rPr>
+          <w:rFonts w:ascii="Calibri" w:hAnsi="Calibri"/>
+          <w:sz w:val="20"/>
+        </w:rPr>
+        <w:t>Until Phase 24, every AI surface was one-shot: ask, answer, forget. The platform shall now expose a sustained AI conversation that remembers prior turns within a thread, allowing users to ask follow-ups, refine in place, and compare across answers. Threads are scoped: a global chat at /chat, plus per-entity chats embedded in grant, application, and report detail pages so that scope context is automatic.</w:t>
+      </w:r>
+    </w:p>
+    <w:p>
+      <w:pPr>
+        <w:spacing w:after="60"/>
+        <w:ind w:left="576" w:hanging="576"/>
+      </w:pPr>
+      <w:r>
+        <w:rPr>
+          <w:rFonts w:ascii="Calibri" w:hAnsi="Calibri"/>
+          <w:b/>
+          <w:sz w:val="20"/>
+        </w:rPr>
+        <w:t xml:space="preserve">1.  </w:t>
+      </w:r>
+      <w:r>
+        <w:rPr>
+          <w:rFonts w:ascii="Calibri" w:hAnsi="Calibri"/>
+          <w:sz w:val="20"/>
+        </w:rPr>
+        <w:t xml:space="preserve">The system shall </w:t>
+      </w:r>
+      <w:r>
+        <w:rPr>
+          <w:rFonts w:ascii="Calibri" w:hAnsi="Calibri"/>
+          <w:sz w:val="20"/>
+        </w:rPr>
+        <w:t>expose a dedicated chat page accessible from a top-level 'Chat with Kuja' navigation item for both NGO and donor roles.</w:t>
+      </w:r>
+    </w:p>
+    <w:p>
+      <w:pPr>
+        <w:spacing w:after="60"/>
+        <w:ind w:left="576" w:hanging="576"/>
+      </w:pPr>
+      <w:r>
+        <w:rPr>
+          <w:rFonts w:ascii="Calibri" w:hAnsi="Calibri"/>
+          <w:b/>
+          <w:sz w:val="20"/>
+        </w:rPr>
+        <w:t xml:space="preserve">2.  </w:t>
+      </w:r>
+      <w:r>
+        <w:rPr>
+          <w:rFonts w:ascii="Calibri" w:hAnsi="Calibri"/>
+          <w:sz w:val="20"/>
+        </w:rPr>
+        <w:t xml:space="preserve">The system shall </w:t>
+      </w:r>
+      <w:r>
+        <w:rPr>
+          <w:rFonts w:ascii="Calibri" w:hAnsi="Calibri"/>
+          <w:sz w:val="20"/>
+        </w:rPr>
+        <w:t>embed a per-entity chat panel at the bottom of grant, application, and report detail pages, scoped to the entity being viewed so the assistant has its title, criteria, status, and other relevant context automatically available.</w:t>
+      </w:r>
+    </w:p>
+    <w:p>
+      <w:pPr>
+        <w:spacing w:after="60"/>
+        <w:ind w:left="576" w:hanging="576"/>
+      </w:pPr>
+      <w:r>
+        <w:rPr>
+          <w:rFonts w:ascii="Calibri" w:hAnsi="Calibri"/>
+          <w:b/>
+          <w:sz w:val="20"/>
+        </w:rPr>
+        <w:t xml:space="preserve">3.  </w:t>
+      </w:r>
+      <w:r>
+        <w:rPr>
+          <w:rFonts w:ascii="Calibri" w:hAnsi="Calibri"/>
+          <w:sz w:val="20"/>
+        </w:rPr>
+        <w:t xml:space="preserve">The system shall </w:t>
+      </w:r>
+      <w:r>
+        <w:rPr>
+          <w:rFonts w:ascii="Calibri" w:hAnsi="Calibri"/>
+          <w:sz w:val="20"/>
+        </w:rPr>
+        <w:t>persist chat threads per user and per scope so that returning to the same entity or to /chat resumes the same conversation history rather than starting over.</w:t>
+      </w:r>
+    </w:p>
+    <w:p>
+      <w:pPr>
+        <w:spacing w:after="60"/>
+        <w:ind w:left="576" w:hanging="576"/>
+      </w:pPr>
+      <w:r>
+        <w:rPr>
+          <w:rFonts w:ascii="Calibri" w:hAnsi="Calibri"/>
+          <w:b/>
+          <w:sz w:val="20"/>
+        </w:rPr>
+        <w:t xml:space="preserve">4.  </w:t>
+      </w:r>
+      <w:r>
+        <w:rPr>
+          <w:rFonts w:ascii="Calibri" w:hAnsi="Calibri"/>
+          <w:sz w:val="20"/>
+        </w:rPr>
+        <w:t xml:space="preserve">The system shall </w:t>
+      </w:r>
+      <w:r>
+        <w:rPr>
+          <w:rFonts w:ascii="Calibri" w:hAnsi="Calibri"/>
+          <w:sz w:val="20"/>
+        </w:rPr>
+        <w:t>send the last twelve messages of history to the language model on each turn so the assistant can follow up coherently while keeping cost bounded per interaction.</w:t>
+      </w:r>
+    </w:p>
+    <w:p>
+      <w:pPr>
+        <w:spacing w:after="60"/>
+        <w:ind w:left="576" w:hanging="576"/>
+      </w:pPr>
+      <w:r>
+        <w:rPr>
+          <w:rFonts w:ascii="Calibri" w:hAnsi="Calibri"/>
+          <w:b/>
+          <w:sz w:val="20"/>
+        </w:rPr>
+        <w:t xml:space="preserve">5.  </w:t>
+      </w:r>
+      <w:r>
+        <w:rPr>
+          <w:rFonts w:ascii="Calibri" w:hAnsi="Calibri"/>
+          <w:sz w:val="20"/>
+        </w:rPr>
+        <w:t xml:space="preserve">The system shall </w:t>
+      </w:r>
+      <w:r>
+        <w:rPr>
+          <w:rFonts w:ascii="Calibri" w:hAnsi="Calibri"/>
+          <w:sz w:val="20"/>
+        </w:rPr>
+        <w:t>enforce per-user thread isolation: no user shall be able to read another user's chat history under any circumstance.</w:t>
+      </w:r>
+    </w:p>
+    <w:p>
+      <w:pPr>
+        <w:spacing w:after="60"/>
+        <w:ind w:left="576" w:hanging="576"/>
+      </w:pPr>
+      <w:r>
+        <w:rPr>
+          <w:rFonts w:ascii="Calibri" w:hAnsi="Calibri"/>
+          <w:b/>
+          <w:sz w:val="20"/>
+        </w:rPr>
+        <w:t xml:space="preserve">6.  </w:t>
+      </w:r>
+      <w:r>
+        <w:rPr>
+          <w:rFonts w:ascii="Calibri" w:hAnsi="Calibri"/>
+          <w:sz w:val="20"/>
+        </w:rPr>
+        <w:t xml:space="preserve">The system shall </w:t>
+      </w:r>
+      <w:r>
+        <w:rPr>
+          <w:rFonts w:ascii="Calibri" w:hAnsi="Calibri"/>
+          <w:sz w:val="20"/>
+        </w:rPr>
+        <w:t>provide a reset action that wipes all messages in a thread (keeping the thread row so any UI references survive) and surfaces a confirmation prompt before destruction.</w:t>
+      </w:r>
+    </w:p>
+    <w:p>
+      <w:pPr>
+        <w:spacing w:after="60"/>
+        <w:ind w:left="576" w:hanging="576"/>
+      </w:pPr>
+      <w:r>
+        <w:rPr>
+          <w:rFonts w:ascii="Calibri" w:hAnsi="Calibri"/>
+          <w:b/>
+          <w:sz w:val="20"/>
+        </w:rPr>
+        <w:t xml:space="preserve">7.  </w:t>
+      </w:r>
+      <w:r>
+        <w:rPr>
+          <w:rFonts w:ascii="Calibri" w:hAnsi="Calibri"/>
+          <w:sz w:val="20"/>
+        </w:rPr>
+        <w:t xml:space="preserve">The system shall </w:t>
+      </w:r>
+      <w:r>
+        <w:rPr>
+          <w:rFonts w:ascii="Calibri" w:hAnsi="Calibri"/>
+          <w:sz w:val="20"/>
+        </w:rPr>
+        <w:t>include a discipline footer in every system prompt instructing the assistant never to invent grant amounts, status values, or scores it cannot see in the scope context, and to say 'I don't have that loaded in this thread — try the corresponding page' when asked about data outside scope.</w:t>
+      </w:r>
+    </w:p>
+    <w:p>
+      <w:pPr>
+        <w:spacing w:after="60"/>
+        <w:ind w:left="576" w:hanging="576"/>
+      </w:pPr>
+      <w:r>
+        <w:rPr>
+          <w:rFonts w:ascii="Calibri" w:hAnsi="Calibri"/>
+          <w:b/>
+          <w:sz w:val="20"/>
+        </w:rPr>
+        <w:t xml:space="preserve">8.  </w:t>
+      </w:r>
+      <w:r>
+        <w:rPr>
+          <w:rFonts w:ascii="Calibri" w:hAnsi="Calibri"/>
+          <w:sz w:val="20"/>
+        </w:rPr>
+        <w:t xml:space="preserve">The system shall </w:t>
+      </w:r>
+      <w:r>
+        <w:rPr>
+          <w:rFonts w:ascii="Calibri" w:hAnsi="Calibri"/>
+          <w:sz w:val="20"/>
+        </w:rPr>
+        <w:t>rate-limit chat message sends per user so a single user cannot saturate the AI worker pool, returning a 429 with a friendly retry-after when the limit is hit.</w:t>
+      </w:r>
+    </w:p>
+    <w:p>
+      <w:pPr>
+        <w:spacing w:after="60"/>
+        <w:ind w:left="576" w:hanging="576"/>
+      </w:pPr>
+      <w:r>
+        <w:rPr>
+          <w:rFonts w:ascii="Calibri" w:hAnsi="Calibri"/>
+          <w:b/>
+          <w:sz w:val="20"/>
+        </w:rPr>
+        <w:t xml:space="preserve">9.  </w:t>
+      </w:r>
+      <w:r>
+        <w:rPr>
+          <w:rFonts w:ascii="Calibri" w:hAnsi="Calibri"/>
+          <w:sz w:val="20"/>
+        </w:rPr>
+        <w:t xml:space="preserve">The system shall </w:t>
+      </w:r>
+      <w:r>
+        <w:rPr>
+          <w:rFonts w:ascii="Calibri" w:hAnsi="Calibri"/>
+          <w:sz w:val="20"/>
+        </w:rPr>
+        <w:t>remain a strictly opt-in interaction: no chat thread shall ever auto-fire AI calls without an explicit user message.</w:t>
+      </w:r>
+    </w:p>
+    <w:p>
+      <w:r>
+        <w:br w:type="page"/>
+      </w:r>
+    </w:p>
+    <w:p>
+      <w:pPr>
+        <w:pStyle w:val="Heading2"/>
+      </w:pPr>
+      <w:r>
+        <w:rPr>
+          <w:rFonts w:ascii="Calibri" w:hAnsi="Calibri"/>
+          <w:color w:val="1B3A5C"/>
+          <w:sz w:val="26"/>
+        </w:rPr>
+        <w:t>6.17 Reviewer Auto-Assignment</w:t>
+      </w:r>
+    </w:p>
+    <w:tbl>
+      <w:tblPr>
+        <w:tblW w:type="auto" w:w="0"/>
+        <w:jc w:val="center"/>
+        <w:tblLook w:firstColumn="1" w:firstRow="1" w:lastColumn="0" w:lastRow="0" w:noHBand="0" w:noVBand="1" w:val="04A0"/>
+      </w:tblPr>
+      <w:tblGrid>
+        <w:gridCol w:w="9518"/>
+      </w:tblGrid>
+      <w:tr>
+        <w:tc>
+          <w:tcPr>
+            <w:tcW w:type="dxa" w:w="9518"/>
+            <w:shd w:fill="EEF2F7"/>
+          </w:tcPr>
+          <w:p>
+            <w:pPr>
+              <w:spacing w:after="80"/>
+            </w:pPr>
+            <w:r/>
+            <w:r>
+              <w:rPr>
+                <w:rFonts w:ascii="Calibri" w:hAnsi="Calibri"/>
+                <w:b/>
+                <w:color w:val="1B3A5C"/>
+                <w:sz w:val="18"/>
+              </w:rPr>
+              <w:t xml:space="preserve">USE CASE  </w:t>
+            </w:r>
+            <w:r>
+              <w:rPr>
+                <w:rFonts w:ascii="Calibri" w:hAnsi="Calibri"/>
+                <w:sz w:val="20"/>
+              </w:rPr>
+              <w:t>An NGO submits an application late on a Friday. By Monday morning, the donor opens the application and sees three reviewers already assigned with match scores and reasoning ('sector fit', 'country fit', 'capacity available'). No manual donor action was needed; the reviewers were notified Friday night and one has already started work.</w:t>
+            </w:r>
+          </w:p>
+        </w:tc>
+      </w:tr>
+    </w:tbl>
+    <w:p>
+      <w:pPr>
+        <w:spacing w:after="120"/>
+      </w:pPr>
+      <w:r>
+        <w:rPr>
+          <w:rFonts w:ascii="Calibri" w:hAnsi="Calibri"/>
+          <w:sz w:val="20"/>
+        </w:rPr>
+        <w:t>Manual reviewer assignment was the single most common cause of applications sitting in queue for days. The platform shall pre-populate review panels automatically on submission using the same ranking service that powers the manual 'Suggest reviewers' UI, with a nightly safety net to catch any application that slipped through.</w:t>
+      </w:r>
+    </w:p>
+    <w:p>
+      <w:pPr>
+        <w:spacing w:after="60"/>
+        <w:ind w:left="576" w:hanging="576"/>
+      </w:pPr>
+      <w:r>
+        <w:rPr>
+          <w:rFonts w:ascii="Calibri" w:hAnsi="Calibri"/>
+          <w:b/>
+          <w:sz w:val="20"/>
+        </w:rPr>
+        <w:t xml:space="preserve">1.  </w:t>
+      </w:r>
+      <w:r>
+        <w:rPr>
+          <w:rFonts w:ascii="Calibri" w:hAnsi="Calibri"/>
+          <w:sz w:val="20"/>
+        </w:rPr>
+        <w:t xml:space="preserve">The system shall </w:t>
+      </w:r>
+      <w:r>
+        <w:rPr>
+          <w:rFonts w:ascii="Calibri" w:hAnsi="Calibri"/>
+          <w:sz w:val="20"/>
+        </w:rPr>
+        <w:t>rank candidate reviewers per application using sector fit, country fit, throughput health, and current workload, exposing the ranking through a service that is shared between the manual UI and the automatic assignment paths.</w:t>
+      </w:r>
+    </w:p>
+    <w:p>
+      <w:pPr>
+        <w:spacing w:after="60"/>
+        <w:ind w:left="576" w:hanging="576"/>
+      </w:pPr>
+      <w:r>
+        <w:rPr>
+          <w:rFonts w:ascii="Calibri" w:hAnsi="Calibri"/>
+          <w:b/>
+          <w:sz w:val="20"/>
+        </w:rPr>
+        <w:t xml:space="preserve">2.  </w:t>
+      </w:r>
+      <w:r>
+        <w:rPr>
+          <w:rFonts w:ascii="Calibri" w:hAnsi="Calibri"/>
+          <w:sz w:val="20"/>
+        </w:rPr>
+        <w:t xml:space="preserve">The system shall </w:t>
+      </w:r>
+      <w:r>
+        <w:rPr>
+          <w:rFonts w:ascii="Calibri" w:hAnsi="Calibri"/>
+          <w:sz w:val="20"/>
+        </w:rPr>
+        <w:t>fire reviewer auto-assignment automatically when an application transitions to the 'submitted' status, picking the top three reviewers from the ranking and creating Review rows in the 'assigned' state.</w:t>
+      </w:r>
+    </w:p>
+    <w:p>
+      <w:pPr>
+        <w:spacing w:after="60"/>
+        <w:ind w:left="576" w:hanging="576"/>
+      </w:pPr>
+      <w:r>
+        <w:rPr>
+          <w:rFonts w:ascii="Calibri" w:hAnsi="Calibri"/>
+          <w:b/>
+          <w:sz w:val="20"/>
+        </w:rPr>
+        <w:t xml:space="preserve">3.  </w:t>
+      </w:r>
+      <w:r>
+        <w:rPr>
+          <w:rFonts w:ascii="Calibri" w:hAnsi="Calibri"/>
+          <w:sz w:val="20"/>
+        </w:rPr>
+        <w:t xml:space="preserve">The system shall </w:t>
+      </w:r>
+      <w:r>
+        <w:rPr>
+          <w:rFonts w:ascii="Calibri" w:hAnsi="Calibri"/>
+          <w:sz w:val="20"/>
+        </w:rPr>
+        <w:t>treat the auto-assignment as idempotent: running it again on an application that already has reviewers shall NOT create duplicates; it shall only top up the panel if a reviewer was removed.</w:t>
+      </w:r>
+    </w:p>
+    <w:p>
+      <w:pPr>
+        <w:spacing w:after="60"/>
+        <w:ind w:left="576" w:hanging="576"/>
+      </w:pPr>
+      <w:r>
+        <w:rPr>
+          <w:rFonts w:ascii="Calibri" w:hAnsi="Calibri"/>
+          <w:b/>
+          <w:sz w:val="20"/>
+        </w:rPr>
+        <w:t xml:space="preserve">4.  </w:t>
+      </w:r>
+      <w:r>
+        <w:rPr>
+          <w:rFonts w:ascii="Calibri" w:hAnsi="Calibri"/>
+          <w:sz w:val="20"/>
+        </w:rPr>
+        <w:t xml:space="preserve">The system shall </w:t>
+      </w:r>
+      <w:r>
+        <w:rPr>
+          <w:rFonts w:ascii="Calibri" w:hAnsi="Calibri"/>
+          <w:sz w:val="20"/>
+        </w:rPr>
+        <w:t>prefer reviewers flagged as 'healthy throughput' over those flagged as 'busy queue'; when the healthy pool cannot satisfy the panel size, fall back to busy reviewers rather than leaving the panel empty.</w:t>
+      </w:r>
+    </w:p>
+    <w:p>
+      <w:pPr>
+        <w:spacing w:after="60"/>
+        <w:ind w:left="576" w:hanging="576"/>
+      </w:pPr>
+      <w:r>
+        <w:rPr>
+          <w:rFonts w:ascii="Calibri" w:hAnsi="Calibri"/>
+          <w:b/>
+          <w:sz w:val="20"/>
+        </w:rPr>
+        <w:t xml:space="preserve">5.  </w:t>
+      </w:r>
+      <w:r>
+        <w:rPr>
+          <w:rFonts w:ascii="Calibri" w:hAnsi="Calibri"/>
+          <w:sz w:val="20"/>
+        </w:rPr>
+        <w:t xml:space="preserve">The system shall </w:t>
+      </w:r>
+      <w:r>
+        <w:rPr>
+          <w:rFonts w:ascii="Calibri" w:hAnsi="Calibri"/>
+          <w:sz w:val="20"/>
+        </w:rPr>
+        <w:t>run a nightly cron at 02:45 UTC that sweeps every application in {submitted, under_review} status with zero reviewers and triggers the same auto-assignment service, capped at 50 applications per run.</w:t>
+      </w:r>
+    </w:p>
+    <w:p>
+      <w:pPr>
+        <w:spacing w:after="60"/>
+        <w:ind w:left="576" w:hanging="576"/>
+      </w:pPr>
+      <w:r>
+        <w:rPr>
+          <w:rFonts w:ascii="Calibri" w:hAnsi="Calibri"/>
+          <w:b/>
+          <w:sz w:val="20"/>
+        </w:rPr>
+        <w:t xml:space="preserve">6.  </w:t>
+      </w:r>
+      <w:r>
+        <w:rPr>
+          <w:rFonts w:ascii="Calibri" w:hAnsi="Calibri"/>
+          <w:sz w:val="20"/>
+        </w:rPr>
+        <w:t xml:space="preserve">The system shall </w:t>
+      </w:r>
+      <w:r>
+        <w:rPr>
+          <w:rFonts w:ascii="Calibri" w:hAnsi="Calibri"/>
+          <w:sz w:val="20"/>
+        </w:rPr>
+        <w:t>audit-chain each auto-assignment event with action='reviewer.auto_assigned', subject_kind='application', and a details object capturing the requested panel size, reviewers actually assigned, and any that were skipped as already-assigned.</w:t>
+      </w:r>
+    </w:p>
+    <w:p>
+      <w:pPr>
+        <w:spacing w:after="60"/>
+        <w:ind w:left="576" w:hanging="576"/>
+      </w:pPr>
+      <w:r>
+        <w:rPr>
+          <w:rFonts w:ascii="Calibri" w:hAnsi="Calibri"/>
+          <w:b/>
+          <w:sz w:val="20"/>
+        </w:rPr>
+        <w:t xml:space="preserve">7.  </w:t>
+      </w:r>
+      <w:r>
+        <w:rPr>
+          <w:rFonts w:ascii="Calibri" w:hAnsi="Calibri"/>
+          <w:sz w:val="20"/>
+        </w:rPr>
+        <w:t xml:space="preserve">The system shall </w:t>
+      </w:r>
+      <w:r>
+        <w:rPr>
+          <w:rFonts w:ascii="Calibri" w:hAnsi="Calibri"/>
+          <w:sz w:val="20"/>
+        </w:rPr>
+        <w:t>never override a manual donor reviewer pick: if the donor manually assigned a reviewer the auto-assignment shall recognise the existing Review row and skip it.</w:t>
+      </w:r>
+    </w:p>
+    <w:p>
+      <w:r>
+        <w:br w:type="page"/>
+      </w:r>
+    </w:p>
+    <w:p>
+      <w:pPr>
+        <w:pStyle w:val="Heading2"/>
+      </w:pPr>
+      <w:r>
+        <w:rPr>
+          <w:rFonts w:ascii="Calibri" w:hAnsi="Calibri"/>
+          <w:color w:val="1B3A5C"/>
+          <w:sz w:val="26"/>
+        </w:rPr>
+        <w:t>6.18 Donor Portfolio Intelligence</w:t>
+      </w:r>
+    </w:p>
+    <w:tbl>
+      <w:tblPr>
+        <w:tblW w:type="auto" w:w="0"/>
+        <w:jc w:val="center"/>
+        <w:tblLook w:firstColumn="1" w:firstRow="1" w:lastColumn="0" w:lastRow="0" w:noHBand="0" w:noVBand="1" w:val="04A0"/>
+      </w:tblPr>
+      <w:tblGrid>
+        <w:gridCol w:w="9518"/>
+      </w:tblGrid>
+      <w:tr>
+        <w:tc>
+          <w:tcPr>
+            <w:tcW w:type="dxa" w:w="9518"/>
+            <w:shd w:fill="EEF2F7"/>
+          </w:tcPr>
+          <w:p>
+            <w:pPr>
+              <w:spacing w:after="80"/>
+            </w:pPr>
+            <w:r/>
+            <w:r>
+              <w:rPr>
+                <w:rFonts w:ascii="Calibri" w:hAnsi="Calibri"/>
+                <w:b/>
+                <w:color w:val="1B3A5C"/>
+                <w:sz w:val="18"/>
+              </w:rPr>
+              <w:t xml:space="preserve">USE CASE  </w:t>
+            </w:r>
+            <w:r>
+              <w:rPr>
+                <w:rFonts w:ascii="Calibri" w:hAnsi="Calibri"/>
+                <w:sz w:val="20"/>
+              </w:rPr>
+              <w:t>A donor opens her dashboard on Monday morning. The hero card shows the AI's synthesis of today's portfolio decisions. The risk heatmap shows one sector × country cell flashing red because three grantees have overdue reports. The cohort card shows her portfolio funds 27% small/emerging orgs — well above the cohort median of 14%. She knows in 60 seconds what to act on.</w:t>
+            </w:r>
+          </w:p>
+        </w:tc>
+      </w:tr>
+    </w:tbl>
+    <w:p>
+      <w:pPr>
+        <w:spacing w:after="120"/>
+      </w:pPr>
+      <w:r>
+        <w:rPr>
+          <w:rFonts w:ascii="Calibri" w:hAnsi="Calibri"/>
+          <w:sz w:val="20"/>
+        </w:rPr>
+        <w:t>Donors making portfolio-level decisions need a single surface that synthesises everything happening across their grants without requiring them to click through every grant in turn. The platform shall provide a donor command centre that fuses AI synthesis, anomaly detection, risk concentration, peer benchmarks, and cohort-based portfolio quality signals into one dashboard.</w:t>
+      </w:r>
+    </w:p>
+    <w:p>
+      <w:pPr>
+        <w:spacing w:after="60"/>
+        <w:ind w:left="576" w:hanging="576"/>
+      </w:pPr>
+      <w:r>
+        <w:rPr>
+          <w:rFonts w:ascii="Calibri" w:hAnsi="Calibri"/>
+          <w:b/>
+          <w:sz w:val="20"/>
+        </w:rPr>
+        <w:t xml:space="preserve">1.  </w:t>
+      </w:r>
+      <w:r>
+        <w:rPr>
+          <w:rFonts w:ascii="Calibri" w:hAnsi="Calibri"/>
+          <w:sz w:val="20"/>
+        </w:rPr>
+        <w:t xml:space="preserve">The system shall </w:t>
+      </w:r>
+      <w:r>
+        <w:rPr>
+          <w:rFonts w:ascii="Calibri" w:hAnsi="Calibri"/>
+          <w:sz w:val="20"/>
+        </w:rPr>
+        <w:t>render a hero 'Today's portfolio decisions' card on the donor dashboard with an AI synthesis paragraph and up to three clickable action buttons that route to the page where the action can be completed.</w:t>
+      </w:r>
+    </w:p>
+    <w:p>
+      <w:pPr>
+        <w:spacing w:after="60"/>
+        <w:ind w:left="576" w:hanging="576"/>
+      </w:pPr>
+      <w:r>
+        <w:rPr>
+          <w:rFonts w:ascii="Calibri" w:hAnsi="Calibri"/>
+          <w:b/>
+          <w:sz w:val="20"/>
+        </w:rPr>
+        <w:t xml:space="preserve">2.  </w:t>
+      </w:r>
+      <w:r>
+        <w:rPr>
+          <w:rFonts w:ascii="Calibri" w:hAnsi="Calibri"/>
+          <w:sz w:val="20"/>
+        </w:rPr>
+        <w:t xml:space="preserve">The system shall </w:t>
+      </w:r>
+      <w:r>
+        <w:rPr>
+          <w:rFonts w:ascii="Calibri" w:hAnsi="Calibri"/>
+          <w:sz w:val="20"/>
+        </w:rPr>
+        <w:t>render a portfolio diagnostics card surfacing cross-grant anomalies (grants where review velocity, scoring distribution, or report timeliness drift from the donor's portfolio norms).</w:t>
+      </w:r>
+    </w:p>
+    <w:p>
+      <w:pPr>
+        <w:spacing w:after="60"/>
+        <w:ind w:left="576" w:hanging="576"/>
+      </w:pPr>
+      <w:r>
+        <w:rPr>
+          <w:rFonts w:ascii="Calibri" w:hAnsi="Calibri"/>
+          <w:b/>
+          <w:sz w:val="20"/>
+        </w:rPr>
+        <w:t xml:space="preserve">3.  </w:t>
+      </w:r>
+      <w:r>
+        <w:rPr>
+          <w:rFonts w:ascii="Calibri" w:hAnsi="Calibri"/>
+          <w:sz w:val="20"/>
+        </w:rPr>
+        <w:t xml:space="preserve">The system shall </w:t>
+      </w:r>
+      <w:r>
+        <w:rPr>
+          <w:rFonts w:ascii="Calibri" w:hAnsi="Calibri"/>
+          <w:sz w:val="20"/>
+        </w:rPr>
+        <w:t>render a portfolio risk heatmap as a sector × country grid with up to 10×10 cells, each cell colour-coded by aggregate risk score and exposing counts of grants, open risks, overdue reports, and flagged applications.</w:t>
+      </w:r>
+    </w:p>
+    <w:p>
+      <w:pPr>
+        <w:spacing w:after="60"/>
+        <w:ind w:left="576" w:hanging="576"/>
+      </w:pPr>
+      <w:r>
+        <w:rPr>
+          <w:rFonts w:ascii="Calibri" w:hAnsi="Calibri"/>
+          <w:b/>
+          <w:sz w:val="20"/>
+        </w:rPr>
+        <w:t xml:space="preserve">4.  </w:t>
+      </w:r>
+      <w:r>
+        <w:rPr>
+          <w:rFonts w:ascii="Calibri" w:hAnsi="Calibri"/>
+          <w:sz w:val="20"/>
+        </w:rPr>
+        <w:t xml:space="preserve">The system shall </w:t>
+      </w:r>
+      <w:r>
+        <w:rPr>
+          <w:rFonts w:ascii="Calibri" w:hAnsi="Calibri"/>
+          <w:sz w:val="20"/>
+        </w:rPr>
+        <w:t>render an anonymous peer benchmarks card comparing the donor's operational metrics (decision speed, decline rate, portfolio size) against medians across other donors on the platform.</w:t>
+      </w:r>
+    </w:p>
+    <w:p>
+      <w:pPr>
+        <w:spacing w:after="60"/>
+        <w:ind w:left="576" w:hanging="576"/>
+      </w:pPr>
+      <w:r>
+        <w:rPr>
+          <w:rFonts w:ascii="Calibri" w:hAnsi="Calibri"/>
+          <w:b/>
+          <w:sz w:val="20"/>
+        </w:rPr>
+        <w:t xml:space="preserve">5.  </w:t>
+      </w:r>
+      <w:r>
+        <w:rPr>
+          <w:rFonts w:ascii="Calibri" w:hAnsi="Calibri"/>
+          <w:sz w:val="20"/>
+        </w:rPr>
+        <w:t xml:space="preserve">The system shall </w:t>
+      </w:r>
+      <w:r>
+        <w:rPr>
+          <w:rFonts w:ascii="Calibri" w:hAnsi="Calibri"/>
+          <w:sz w:val="20"/>
+        </w:rPr>
+        <w:t>render a donor cohort analytics card comparing the donor's *portfolio quality* (grantee capacity score, AI score at award, country and sector diversity, share of funding to small/emerging organisations, grantee report on-time rate) against medians across other donors.</w:t>
+      </w:r>
+    </w:p>
+    <w:p>
+      <w:pPr>
+        <w:spacing w:after="60"/>
+        <w:ind w:left="576" w:hanging="576"/>
+      </w:pPr>
+      <w:r>
+        <w:rPr>
+          <w:rFonts w:ascii="Calibri" w:hAnsi="Calibri"/>
+          <w:b/>
+          <w:sz w:val="20"/>
+        </w:rPr>
+        <w:t xml:space="preserve">6.  </w:t>
+      </w:r>
+      <w:r>
+        <w:rPr>
+          <w:rFonts w:ascii="Calibri" w:hAnsi="Calibri"/>
+          <w:sz w:val="20"/>
+        </w:rPr>
+        <w:t xml:space="preserve">The system shall </w:t>
+      </w:r>
+      <w:r>
+        <w:rPr>
+          <w:rFonts w:ascii="Calibri" w:hAnsi="Calibri"/>
+          <w:sz w:val="20"/>
+        </w:rPr>
+        <w:t>treat sample-size sparseness honestly across every card: when fewer than three other donors exist (or below per-metric minimums), the card shall render a 'not enough peers to fairly compare' message rather than fake confident numbers.</w:t>
+      </w:r>
+    </w:p>
+    <w:p>
+      <w:pPr>
+        <w:spacing w:after="60"/>
+        <w:ind w:left="576" w:hanging="576"/>
+      </w:pPr>
+      <w:r>
+        <w:rPr>
+          <w:rFonts w:ascii="Calibri" w:hAnsi="Calibri"/>
+          <w:b/>
+          <w:sz w:val="20"/>
+        </w:rPr>
+        <w:t xml:space="preserve">7.  </w:t>
+      </w:r>
+      <w:r>
+        <w:rPr>
+          <w:rFonts w:ascii="Calibri" w:hAnsi="Calibri"/>
+          <w:sz w:val="20"/>
+        </w:rPr>
+        <w:t xml:space="preserve">The system shall </w:t>
+      </w:r>
+      <w:r>
+        <w:rPr>
+          <w:rFonts w:ascii="Calibri" w:hAnsi="Calibri"/>
+          <w:sz w:val="20"/>
+        </w:rPr>
+        <w:t>never expose another donor's name, another grantee's name, or any specific dollar amount in cohort or benchmark surfaces; counts, medians, and verdict pills only.</w:t>
+      </w:r>
+    </w:p>
+    <w:p>
+      <w:pPr>
+        <w:spacing w:after="60"/>
+        <w:ind w:left="576" w:hanging="576"/>
+      </w:pPr>
+      <w:r>
+        <w:rPr>
+          <w:rFonts w:ascii="Calibri" w:hAnsi="Calibri"/>
+          <w:b/>
+          <w:sz w:val="20"/>
+        </w:rPr>
+        <w:t xml:space="preserve">8.  </w:t>
+      </w:r>
+      <w:r>
+        <w:rPr>
+          <w:rFonts w:ascii="Calibri" w:hAnsi="Calibri"/>
+          <w:sz w:val="20"/>
+        </w:rPr>
+        <w:t xml:space="preserve">The system shall </w:t>
+      </w:r>
+      <w:r>
+        <w:rPr>
+          <w:rFonts w:ascii="Calibri" w:hAnsi="Calibri"/>
+          <w:sz w:val="20"/>
+        </w:rPr>
+        <w:t>expose an admin-only path that lets administrators inspect any donor's cohort analytics from /donors/[id], so platform operations can investigate without impersonating the donor.</w:t>
+      </w:r>
+    </w:p>
+    <w:p>
+      <w:r>
+        <w:br w:type="page"/>
+      </w:r>
+    </w:p>
+    <w:p>
+      <w:pPr>
+        <w:pStyle w:val="Heading2"/>
+      </w:pPr>
+      <w:r>
+        <w:rPr>
+          <w:rFonts w:ascii="Calibri" w:hAnsi="Calibri"/>
+          <w:color w:val="1B3A5C"/>
+          <w:sz w:val="26"/>
+        </w:rPr>
+        <w:t>6.19 Biometric and Hardware-Key Re-Authentication</w:t>
+      </w:r>
+    </w:p>
+    <w:tbl>
+      <w:tblPr>
+        <w:tblW w:type="auto" w:w="0"/>
+        <w:jc w:val="center"/>
+        <w:tblLook w:firstColumn="1" w:firstRow="1" w:lastColumn="0" w:lastRow="0" w:noHBand="0" w:noVBand="1" w:val="04A0"/>
+      </w:tblPr>
+      <w:tblGrid>
+        <w:gridCol w:w="9518"/>
+      </w:tblGrid>
+      <w:tr>
+        <w:tc>
+          <w:tcPr>
+            <w:tcW w:type="dxa" w:w="9518"/>
+            <w:shd w:fill="EEF2F7"/>
+          </w:tcPr>
+          <w:p>
+            <w:pPr>
+              <w:spacing w:after="80"/>
+            </w:pPr>
+            <w:r/>
+            <w:r>
+              <w:rPr>
+                <w:rFonts w:ascii="Calibri" w:hAnsi="Calibri"/>
+                <w:b/>
+                <w:color w:val="1B3A5C"/>
+                <w:sz w:val="18"/>
+              </w:rPr>
+              <w:t xml:space="preserve">USE CASE  </w:t>
+            </w:r>
+            <w:r>
+              <w:rPr>
+                <w:rFonts w:ascii="Calibri" w:hAnsi="Calibri"/>
+                <w:sz w:val="20"/>
+              </w:rPr>
+              <w:t>A donor finance lead has the platform installed on her phone as a PWA. She returns to it on Monday morning, browses portfolio data, then taps 'Record decision' to mark an application as awarded. The platform asks for Face ID before recording the decision; her phone scans her face and the decision lands with biometric provenance.</w:t>
+            </w:r>
+          </w:p>
+        </w:tc>
+      </w:tr>
+    </w:tbl>
+    <w:p>
+      <w:pPr>
+        <w:spacing w:after="120"/>
+      </w:pPr>
+      <w:r>
+        <w:rPr>
+          <w:rFonts w:ascii="Calibri" w:hAnsi="Calibri"/>
+          <w:sz w:val="20"/>
+        </w:rPr>
+        <w:t>The platform's password login is sufficient for most flows, but high-stakes actions (recording award decisions, changing notification preferences, downloading sensitive documents) benefit from a second factor that doesn't add friction. The platform shall expose a WebAuthn-based biometric and hardware-key enrolment flow, with a gate helper that any sensitive route can opt into.</w:t>
+      </w:r>
+    </w:p>
+    <w:p>
+      <w:pPr>
+        <w:spacing w:after="60"/>
+        <w:ind w:left="576" w:hanging="576"/>
+      </w:pPr>
+      <w:r>
+        <w:rPr>
+          <w:rFonts w:ascii="Calibri" w:hAnsi="Calibri"/>
+          <w:b/>
+          <w:sz w:val="20"/>
+        </w:rPr>
+        <w:t xml:space="preserve">1.  </w:t>
+      </w:r>
+      <w:r>
+        <w:rPr>
+          <w:rFonts w:ascii="Calibri" w:hAnsi="Calibri"/>
+          <w:sz w:val="20"/>
+        </w:rPr>
+        <w:t xml:space="preserve">The system shall </w:t>
+      </w:r>
+      <w:r>
+        <w:rPr>
+          <w:rFonts w:ascii="Calibri" w:hAnsi="Calibri"/>
+          <w:sz w:val="20"/>
+        </w:rPr>
+        <w:t>expose a Security settings page where the user can enrol and manage trusted devices (platform authenticators like Touch ID / Face ID / Windows Hello, and cross-platform authenticators like security keys).</w:t>
+      </w:r>
+    </w:p>
+    <w:p>
+      <w:pPr>
+        <w:spacing w:after="60"/>
+        <w:ind w:left="576" w:hanging="576"/>
+      </w:pPr>
+      <w:r>
+        <w:rPr>
+          <w:rFonts w:ascii="Calibri" w:hAnsi="Calibri"/>
+          <w:b/>
+          <w:sz w:val="20"/>
+        </w:rPr>
+        <w:t xml:space="preserve">2.  </w:t>
+      </w:r>
+      <w:r>
+        <w:rPr>
+          <w:rFonts w:ascii="Calibri" w:hAnsi="Calibri"/>
+          <w:sz w:val="20"/>
+        </w:rPr>
+        <w:t xml:space="preserve">The system shall </w:t>
+      </w:r>
+      <w:r>
+        <w:rPr>
+          <w:rFonts w:ascii="Calibri" w:hAnsi="Calibri"/>
+          <w:sz w:val="20"/>
+        </w:rPr>
+        <w:t>support enrolment of multiple devices per user so that a user with a phone, a laptop, and a hardware key can maintain all three as valid second factors.</w:t>
+      </w:r>
+    </w:p>
+    <w:p>
+      <w:pPr>
+        <w:spacing w:after="60"/>
+        <w:ind w:left="576" w:hanging="576"/>
+      </w:pPr>
+      <w:r>
+        <w:rPr>
+          <w:rFonts w:ascii="Calibri" w:hAnsi="Calibri"/>
+          <w:b/>
+          <w:sz w:val="20"/>
+        </w:rPr>
+        <w:t xml:space="preserve">3.  </w:t>
+      </w:r>
+      <w:r>
+        <w:rPr>
+          <w:rFonts w:ascii="Calibri" w:hAnsi="Calibri"/>
+          <w:sz w:val="20"/>
+        </w:rPr>
+        <w:t xml:space="preserve">The system shall </w:t>
+      </w:r>
+      <w:r>
+        <w:rPr>
+          <w:rFonts w:ascii="Calibri" w:hAnsi="Calibri"/>
+          <w:sz w:val="20"/>
+        </w:rPr>
+        <w:t>store the WebAuthn public-key credential plus a strictly-monotonic sign count for each device; sign-count regression on any subsequent authentication shall be treated as a hard authentication failure (clone detection).</w:t>
+      </w:r>
+    </w:p>
+    <w:p>
+      <w:pPr>
+        <w:spacing w:after="60"/>
+        <w:ind w:left="576" w:hanging="576"/>
+      </w:pPr>
+      <w:r>
+        <w:rPr>
+          <w:rFonts w:ascii="Calibri" w:hAnsi="Calibri"/>
+          <w:b/>
+          <w:sz w:val="20"/>
+        </w:rPr>
+        <w:t xml:space="preserve">4.  </w:t>
+      </w:r>
+      <w:r>
+        <w:rPr>
+          <w:rFonts w:ascii="Calibri" w:hAnsi="Calibri"/>
+          <w:sz w:val="20"/>
+        </w:rPr>
+        <w:t xml:space="preserve">The system shall </w:t>
+      </w:r>
+      <w:r>
+        <w:rPr>
+          <w:rFonts w:ascii="Calibri" w:hAnsi="Calibri"/>
+          <w:sz w:val="20"/>
+        </w:rPr>
+        <w:t>expose a require_reauth() helper that any sensitive route can call to gate the request behind a recent biometric assertion; users without any enrolled credentials shall be treated as bypass (opt-in by design).</w:t>
+      </w:r>
+    </w:p>
+    <w:p>
+      <w:pPr>
+        <w:spacing w:after="60"/>
+        <w:ind w:left="576" w:hanging="576"/>
+      </w:pPr>
+      <w:r>
+        <w:rPr>
+          <w:rFonts w:ascii="Calibri" w:hAnsi="Calibri"/>
+          <w:b/>
+          <w:sz w:val="20"/>
+        </w:rPr>
+        <w:t xml:space="preserve">5.  </w:t>
+      </w:r>
+      <w:r>
+        <w:rPr>
+          <w:rFonts w:ascii="Calibri" w:hAnsi="Calibri"/>
+          <w:sz w:val="20"/>
+        </w:rPr>
+        <w:t xml:space="preserve">The system shall </w:t>
+      </w:r>
+      <w:r>
+        <w:rPr>
+          <w:rFonts w:ascii="Calibri" w:hAnsi="Calibri"/>
+          <w:sz w:val="20"/>
+        </w:rPr>
+        <w:t>issue short-lived (5 minute) single-use re-auth tokens on successful biometric assertion, validated via an X-Reauth-Token header on the subsequent sensitive request.</w:t>
+      </w:r>
+    </w:p>
+    <w:p>
+      <w:pPr>
+        <w:spacing w:after="60"/>
+        <w:ind w:left="576" w:hanging="576"/>
+      </w:pPr>
+      <w:r>
+        <w:rPr>
+          <w:rFonts w:ascii="Calibri" w:hAnsi="Calibri"/>
+          <w:b/>
+          <w:sz w:val="20"/>
+        </w:rPr>
+        <w:t xml:space="preserve">6.  </w:t>
+      </w:r>
+      <w:r>
+        <w:rPr>
+          <w:rFonts w:ascii="Calibri" w:hAnsi="Calibri"/>
+          <w:sz w:val="20"/>
+        </w:rPr>
+        <w:t xml:space="preserve">The system shall </w:t>
+      </w:r>
+      <w:r>
+        <w:rPr>
+          <w:rFonts w:ascii="Calibri" w:hAnsi="Calibri"/>
+          <w:sz w:val="20"/>
+        </w:rPr>
+        <w:t>render a clean fallback message in browsers that do not support WebAuthn (older Chrome / Firefox builds) rather than a broken-looking enrol button.</w:t>
+      </w:r>
+    </w:p>
+    <w:p>
+      <w:pPr>
+        <w:spacing w:after="60"/>
+        <w:ind w:left="576" w:hanging="576"/>
+      </w:pPr>
+      <w:r>
+        <w:rPr>
+          <w:rFonts w:ascii="Calibri" w:hAnsi="Calibri"/>
+          <w:b/>
+          <w:sz w:val="20"/>
+        </w:rPr>
+        <w:t xml:space="preserve">7.  </w:t>
+      </w:r>
+      <w:r>
+        <w:rPr>
+          <w:rFonts w:ascii="Calibri" w:hAnsi="Calibri"/>
+          <w:sz w:val="20"/>
+        </w:rPr>
+        <w:t xml:space="preserve">The system shall </w:t>
+      </w:r>
+      <w:r>
+        <w:rPr>
+          <w:rFonts w:ascii="Calibri" w:hAnsi="Calibri"/>
+          <w:sz w:val="20"/>
+        </w:rPr>
+        <w:t>never store private key material; the private key remains on the authenticator at all times.</w:t>
+      </w:r>
+    </w:p>
+    <w:p>
+      <w:r>
+        <w:br w:type="page"/>
+      </w:r>
+    </w:p>
+    <w:p>
+      <w:pPr>
+        <w:pStyle w:val="Heading2"/>
+      </w:pPr>
+      <w:r>
+        <w:rPr>
+          <w:rFonts w:ascii="Calibri" w:hAnsi="Calibri"/>
+          <w:color w:val="1B3A5C"/>
+          <w:sz w:val="26"/>
+        </w:rPr>
+        <w:t>6.20 Real-User Metrics and In-Product Feedback</w:t>
+      </w:r>
+    </w:p>
+    <w:tbl>
+      <w:tblPr>
+        <w:tblW w:type="auto" w:w="0"/>
+        <w:jc w:val="center"/>
+        <w:tblLook w:firstColumn="1" w:firstRow="1" w:lastColumn="0" w:lastRow="0" w:noHBand="0" w:noVBand="1" w:val="04A0"/>
+      </w:tblPr>
+      <w:tblGrid>
+        <w:gridCol w:w="9518"/>
+      </w:tblGrid>
+      <w:tr>
+        <w:tc>
+          <w:tcPr>
+            <w:tcW w:type="dxa" w:w="9518"/>
+            <w:shd w:fill="EEF2F7"/>
+          </w:tcPr>
+          <w:p>
+            <w:pPr>
+              <w:spacing w:after="80"/>
+            </w:pPr>
+            <w:r/>
+            <w:r>
+              <w:rPr>
+                <w:rFonts w:ascii="Calibri" w:hAnsi="Calibri"/>
+                <w:b/>
+                <w:color w:val="1B3A5C"/>
+                <w:sz w:val="18"/>
+              </w:rPr>
+              <w:t xml:space="preserve">USE CASE  </w:t>
+            </w:r>
+            <w:r>
+              <w:rPr>
+                <w:rFonts w:ascii="Calibri" w:hAnsi="Calibri"/>
+                <w:sz w:val="20"/>
+              </w:rPr>
+              <w:t>A product lead opens /admin/metrics. The dashboard shows 23 weekly active users, 14 of whom worked in English and 6 in Arabic, 2 in Swahili, 1 in Somali. The chat funnel shows 38% of users who open a thread send a message. The readiness check → submit funnel shows the AI-assisted arm submits 22% more than the control. NPS for report submits is +47 across 19 responses. She knows where the product is actually winning and where the next investment should go.</w:t>
+            </w:r>
+          </w:p>
+        </w:tc>
+      </w:tr>
+    </w:tbl>
+    <w:p>
+      <w:pPr>
+        <w:spacing w:after="120"/>
+      </w:pPr>
+      <w:r>
+        <w:rPr>
+          <w:rFonts w:ascii="Calibri" w:hAnsi="Calibri"/>
+          <w:sz w:val="20"/>
+        </w:rPr>
+        <w:t>The platform shall instrument real-user behavioural events and explicit perceived-value feedback so that product decisions can be data-driven rather than guessed. The infrastructure shall be lightweight, non-blocking, and analyst-friendly.</w:t>
+      </w:r>
+    </w:p>
+    <w:p>
+      <w:pPr>
+        <w:spacing w:after="60"/>
+        <w:ind w:left="576" w:hanging="576"/>
+      </w:pPr>
+      <w:r>
+        <w:rPr>
+          <w:rFonts w:ascii="Calibri" w:hAnsi="Calibri"/>
+          <w:b/>
+          <w:sz w:val="20"/>
+        </w:rPr>
+        <w:t xml:space="preserve">1.  </w:t>
+      </w:r>
+      <w:r>
+        <w:rPr>
+          <w:rFonts w:ascii="Calibri" w:hAnsi="Calibri"/>
+          <w:sz w:val="20"/>
+        </w:rPr>
+        <w:t xml:space="preserve">The system shall </w:t>
+      </w:r>
+      <w:r>
+        <w:rPr>
+          <w:rFonts w:ascii="Calibri" w:hAnsi="Calibri"/>
+          <w:sz w:val="20"/>
+        </w:rPr>
+        <w:t>record a UserEvent row for each user action of interest with stable event_name vocabulary, user_id, org_id (denormalised for fast filters), role, language at event time, an optional A/B arm tag, optional JSON props, and an indexed timestamp.</w:t>
+      </w:r>
+    </w:p>
+    <w:p>
+      <w:pPr>
+        <w:spacing w:after="60"/>
+        <w:ind w:left="576" w:hanging="576"/>
+      </w:pPr>
+      <w:r>
+        <w:rPr>
+          <w:rFonts w:ascii="Calibri" w:hAnsi="Calibri"/>
+          <w:b/>
+          <w:sz w:val="20"/>
+        </w:rPr>
+        <w:t xml:space="preserve">2.  </w:t>
+      </w:r>
+      <w:r>
+        <w:rPr>
+          <w:rFonts w:ascii="Calibri" w:hAnsi="Calibri"/>
+          <w:sz w:val="20"/>
+        </w:rPr>
+        <w:t xml:space="preserve">The system shall </w:t>
+      </w:r>
+      <w:r>
+        <w:rPr>
+          <w:rFonts w:ascii="Calibri" w:hAnsi="Calibri"/>
+          <w:sz w:val="20"/>
+        </w:rPr>
+        <w:t>instrument at minimum the following events: session.start, application.start_draft, application.submit, report.start_draft, report.submit, report.preflight_used, readiness_check.used, chat.thread_open, chat.message_sent, search.query, donor.decision_recorded, donor.broadcast_sent, reviewer.assignment_opened, reviewer.review_submitted, trust_profile.viewed.</w:t>
+      </w:r>
+    </w:p>
+    <w:p>
+      <w:pPr>
+        <w:spacing w:after="60"/>
+        <w:ind w:left="576" w:hanging="576"/>
+      </w:pPr>
+      <w:r>
+        <w:rPr>
+          <w:rFonts w:ascii="Calibri" w:hAnsi="Calibri"/>
+          <w:b/>
+          <w:sz w:val="20"/>
+        </w:rPr>
+        <w:t xml:space="preserve">3.  </w:t>
+      </w:r>
+      <w:r>
+        <w:rPr>
+          <w:rFonts w:ascii="Calibri" w:hAnsi="Calibri"/>
+          <w:sz w:val="20"/>
+        </w:rPr>
+        <w:t xml:space="preserve">The system shall </w:t>
+      </w:r>
+      <w:r>
+        <w:rPr>
+          <w:rFonts w:ascii="Calibri" w:hAnsi="Calibri"/>
+          <w:sz w:val="20"/>
+        </w:rPr>
+        <w:t>treat event recording as best-effort: a failure to persist an event shall NEVER raise an exception that affects the user-visible request.</w:t>
+      </w:r>
+    </w:p>
+    <w:p>
+      <w:pPr>
+        <w:spacing w:after="60"/>
+        <w:ind w:left="576" w:hanging="576"/>
+      </w:pPr>
+      <w:r>
+        <w:rPr>
+          <w:rFonts w:ascii="Calibri" w:hAnsi="Calibri"/>
+          <w:b/>
+          <w:sz w:val="20"/>
+        </w:rPr>
+        <w:t xml:space="preserve">4.  </w:t>
+      </w:r>
+      <w:r>
+        <w:rPr>
+          <w:rFonts w:ascii="Calibri" w:hAnsi="Calibri"/>
+          <w:sz w:val="20"/>
+        </w:rPr>
+        <w:t xml:space="preserve">The system shall </w:t>
+      </w:r>
+      <w:r>
+        <w:rPr>
+          <w:rFonts w:ascii="Calibri" w:hAnsi="Calibri"/>
+          <w:sz w:val="20"/>
+        </w:rPr>
+        <w:t>expose a deterministic A/B bucketing helper that hashes (experiment_name, org_id) to a stable arm so the same organisation always lands in the same arm for a given experiment.</w:t>
+      </w:r>
+    </w:p>
+    <w:p>
+      <w:pPr>
+        <w:spacing w:after="60"/>
+        <w:ind w:left="576" w:hanging="576"/>
+      </w:pPr>
+      <w:r>
+        <w:rPr>
+          <w:rFonts w:ascii="Calibri" w:hAnsi="Calibri"/>
+          <w:b/>
+          <w:sz w:val="20"/>
+        </w:rPr>
+        <w:t xml:space="preserve">5.  </w:t>
+      </w:r>
+      <w:r>
+        <w:rPr>
+          <w:rFonts w:ascii="Calibri" w:hAnsi="Calibri"/>
+          <w:sz w:val="20"/>
+        </w:rPr>
+        <w:t xml:space="preserve">The system shall </w:t>
+      </w:r>
+      <w:r>
+        <w:rPr>
+          <w:rFonts w:ascii="Calibri" w:hAnsi="Calibri"/>
+          <w:sz w:val="20"/>
+        </w:rPr>
+        <w:t>expose an admin metrics dashboard at /admin/metrics rendering: DAU, WAU, and MAU with role and language breakdowns; the top thirty-day event counts; at least six funnel views (chat, application, report, review, readiness → submit, pre-flight → submit); per-language adoption of chat and search and AI assistance features; and the A/B outcome split for application submits.</w:t>
+      </w:r>
+    </w:p>
+    <w:p>
+      <w:pPr>
+        <w:spacing w:after="60"/>
+        <w:ind w:left="576" w:hanging="576"/>
+      </w:pPr>
+      <w:r>
+        <w:rPr>
+          <w:rFonts w:ascii="Calibri" w:hAnsi="Calibri"/>
+          <w:b/>
+          <w:sz w:val="20"/>
+        </w:rPr>
+        <w:t xml:space="preserve">6.  </w:t>
+      </w:r>
+      <w:r>
+        <w:rPr>
+          <w:rFonts w:ascii="Calibri" w:hAnsi="Calibri"/>
+          <w:sz w:val="20"/>
+        </w:rPr>
+        <w:t xml:space="preserve">The system shall </w:t>
+      </w:r>
+      <w:r>
+        <w:rPr>
+          <w:rFonts w:ascii="Calibri" w:hAnsi="Calibri"/>
+          <w:sz w:val="20"/>
+        </w:rPr>
+        <w:t>fire a one-question NPS-style micro-survey at moments-of-completion (application submit, report submit) on the entity's detail page for the user who completed the action; surveys shall be dismissible with one tap and shall remember dismissal in localStorage so the same surface is never re-prompted on the same device.</w:t>
+      </w:r>
+    </w:p>
+    <w:p>
+      <w:pPr>
+        <w:spacing w:after="60"/>
+        <w:ind w:left="576" w:hanging="576"/>
+      </w:pPr>
+      <w:r>
+        <w:rPr>
+          <w:rFonts w:ascii="Calibri" w:hAnsi="Calibri"/>
+          <w:b/>
+          <w:sz w:val="20"/>
+        </w:rPr>
+        <w:t xml:space="preserve">7.  </w:t>
+      </w:r>
+      <w:r>
+        <w:rPr>
+          <w:rFonts w:ascii="Calibri" w:hAnsi="Calibri"/>
+          <w:sz w:val="20"/>
+        </w:rPr>
+        <w:t xml:space="preserve">The system shall </w:t>
+      </w:r>
+      <w:r>
+        <w:rPr>
+          <w:rFonts w:ascii="Calibri" w:hAnsi="Calibri"/>
+          <w:sz w:val="20"/>
+        </w:rPr>
+        <w:t>persist micro-survey responses with the surface name, related entity, 0-10 score, optional comment up to 500 characters, and the user's language at response time, enforcing a uniqueness constraint of one response per (user, surface, related_kind, related_id).</w:t>
+      </w:r>
+    </w:p>
+    <w:p>
+      <w:pPr>
+        <w:spacing w:after="60"/>
+        <w:ind w:left="576" w:hanging="576"/>
+      </w:pPr>
+      <w:r>
+        <w:rPr>
+          <w:rFonts w:ascii="Calibri" w:hAnsi="Calibri"/>
+          <w:b/>
+          <w:sz w:val="20"/>
+        </w:rPr>
+        <w:t xml:space="preserve">8.  </w:t>
+      </w:r>
+      <w:r>
+        <w:rPr>
+          <w:rFonts w:ascii="Calibri" w:hAnsi="Calibri"/>
+          <w:sz w:val="20"/>
+        </w:rPr>
+        <w:t xml:space="preserve">The system shall </w:t>
+      </w:r>
+      <w:r>
+        <w:rPr>
+          <w:rFonts w:ascii="Calibri" w:hAnsi="Calibri"/>
+          <w:sz w:val="20"/>
+        </w:rPr>
+        <w:t>surface an NPS rollup in the admin metrics dashboard with overall score, promoters/passives/detractors counts, per-surface breakdown, per-language breakdown, and a recent-comments stream.</w:t>
+      </w:r>
+    </w:p>
+    <w:p>
+      <w:pPr>
+        <w:spacing w:after="60"/>
+        <w:ind w:left="576" w:hanging="576"/>
+      </w:pPr>
+      <w:r>
+        <w:rPr>
+          <w:rFonts w:ascii="Calibri" w:hAnsi="Calibri"/>
+          <w:b/>
+          <w:sz w:val="20"/>
+        </w:rPr>
+        <w:t xml:space="preserve">9.  </w:t>
+      </w:r>
+      <w:r>
+        <w:rPr>
+          <w:rFonts w:ascii="Calibri" w:hAnsi="Calibri"/>
+          <w:sz w:val="20"/>
+        </w:rPr>
+        <w:t xml:space="preserve">The system shall </w:t>
+      </w:r>
+      <w:r>
+        <w:rPr>
+          <w:rFonts w:ascii="Calibri" w:hAnsi="Calibri"/>
+          <w:sz w:val="20"/>
+        </w:rPr>
+        <w:t>gate all metrics surfaces to admin role only; non-admin requests shall return 403.</w:t>
       </w:r>
     </w:p>
     <w:p>
